--- a/public/resume.docx
+++ b/public/resume.docx
@@ -151,29 +151,20 @@
         <w:rPr>
           <w:rFonts w:ascii="Times New Roman" w:hAnsi="Times New Roman" w:cs="Times New Roman"/>
         </w:rPr>
-        <w:t xml:space="preserve">A Software-developer with a background from finance and insurance. Self-driven, highly motivated and </w:t>
-      </w:r>
-      <w:proofErr w:type="gramStart"/>
-      <w:r>
-        <w:rPr>
-          <w:rFonts w:ascii="Times New Roman" w:hAnsi="Times New Roman" w:cs="Times New Roman"/>
-        </w:rPr>
-        <w:t>a self</w:t>
-      </w:r>
-      <w:proofErr w:type="gramEnd"/>
-      <w:r>
-        <w:rPr>
-          <w:rFonts w:ascii="Times New Roman" w:hAnsi="Times New Roman" w:cs="Times New Roman"/>
-        </w:rPr>
-        <w:t>-directed learner. Specializing in full-stack development and proficient in development operations.</w:t>
-      </w:r>
-    </w:p>
-    <w:p>
-      <w:pPr>
-        <w:rPr>
-          <w:rFonts w:ascii="Times New Roman" w:hAnsi="Times New Roman" w:cs="Times New Roman"/>
-        </w:rPr>
-      </w:pPr>
+        <w:t xml:space="preserve">A Software-developer with a background in finance and insurance. Self-driven, highly motivated and a proactive learner. </w:t>
+      </w:r>
+      <w:r>
+        <w:rPr>
+          <w:rFonts w:ascii="Times New Roman" w:hAnsi="Times New Roman" w:cs="Times New Roman"/>
+        </w:rPr>
+        <w:t>Specialize</w:t>
+      </w:r>
+      <w:r>
+        <w:rPr>
+          <w:rFonts w:ascii="Times New Roman" w:hAnsi="Times New Roman" w:cs="Times New Roman"/>
+        </w:rPr>
+        <w:t xml:space="preserve"> in Full-Stack Engineering with Enterprise-Grade Integrations, DevOps &amp; Cloud Infrastructure Execution.</w:t>
+      </w:r>
     </w:p>
     <w:p>
       <w:pPr>
@@ -184,12 +175,585 @@
           <w:u w:val="single"/>
         </w:rPr>
       </w:pPr>
-      <w:r>
+    </w:p>
+    <w:p>
+      <w:pPr>
         <w:rPr>
           <w:rFonts w:ascii="Times New Roman" w:hAnsi="Times New Roman" w:cs="Times New Roman"/>
           <w:b/>
           <w:bCs/>
           <w:u w:val="single"/>
+          <w:bdr w:val="single" w:sz="6" w:space="1" w:color="000000"/>
+        </w:rPr>
+      </w:pPr>
+      <w:r>
+        <w:rPr>
+          <w:rFonts w:ascii="Times New Roman" w:hAnsi="Times New Roman" w:cs="Times New Roman"/>
+          <w:b/>
+          <w:bCs/>
+          <w:u w:val="single"/>
+        </w:rPr>
+        <w:t>Work Experience</w:t>
+      </w:r>
+    </w:p>
+    <w:p>
+      <w:pPr>
+        <w:rPr>
+          <w:rFonts w:ascii="Times New Roman" w:hAnsi="Times New Roman" w:cs="Times New Roman"/>
+          <w:b/>
+          <w:bCs/>
+          <w:bdr w:val="single" w:sz="6" w:space="1" w:color="000000"/>
+        </w:rPr>
+      </w:pPr>
+    </w:p>
+    <w:p>
+      <w:pPr>
+        <w:rPr>
+          <w:rFonts w:ascii="Times New Roman" w:hAnsi="Times New Roman" w:cs="Times New Roman"/>
+          <w:b/>
+          <w:bCs/>
+        </w:rPr>
+      </w:pPr>
+      <w:r>
+        <w:rPr>
+          <w:rFonts w:ascii="Times New Roman" w:hAnsi="Times New Roman" w:cs="Times New Roman"/>
+          <w:b/>
+          <w:bCs/>
+        </w:rPr>
+        <w:t xml:space="preserve">Amber Creative Pte Ltd                                                                                                            </w:t>
+      </w:r>
+    </w:p>
+    <w:p>
+      <w:pPr>
+        <w:rPr>
+          <w:rFonts w:ascii="Times New Roman" w:hAnsi="Times New Roman" w:cs="Times New Roman"/>
+        </w:rPr>
+      </w:pPr>
+      <w:r>
+        <w:rPr>
+          <w:rFonts w:ascii="Times New Roman" w:hAnsi="Times New Roman" w:cs="Times New Roman"/>
+        </w:rPr>
+        <w:t xml:space="preserve">Full-Stack </w:t>
+      </w:r>
+      <w:r>
+        <w:rPr>
+          <w:rFonts w:ascii="Times New Roman" w:hAnsi="Times New Roman" w:cs="Times New Roman"/>
+        </w:rPr>
+        <w:t xml:space="preserve">Developer                                                                                                             </w:t>
+      </w:r>
+      <w:r>
+        <w:rPr>
+          <w:rFonts w:ascii="Times New Roman" w:hAnsi="Times New Roman" w:cs="Times New Roman"/>
+        </w:rPr>
+        <w:t xml:space="preserve"> </w:t>
+      </w:r>
+      <w:r>
+        <w:rPr>
+          <w:rFonts w:ascii="Times New Roman" w:hAnsi="Times New Roman" w:cs="Times New Roman"/>
+        </w:rPr>
+        <w:t xml:space="preserve">              Apr 2025 – Present</w:t>
+      </w:r>
+    </w:p>
+    <w:p>
+      <w:pPr>
+        <w:numPr>
+          <w:ilvl w:val="0"/>
+          <w:numId w:val="3"/>
+        </w:numPr>
+        <w:rPr>
+          <w:rFonts w:ascii="Times New Roman" w:hAnsi="Times New Roman" w:cs="Times New Roman"/>
+        </w:rPr>
+      </w:pPr>
+      <w:r>
+        <w:rPr>
+          <w:rFonts w:ascii="Times New Roman" w:hAnsi="Times New Roman" w:cs="Times New Roman"/>
+        </w:rPr>
+        <w:t xml:space="preserve">Engineer, </w:t>
+      </w:r>
+      <w:r>
+        <w:rPr>
+          <w:rFonts w:ascii="Times New Roman" w:hAnsi="Times New Roman" w:cs="Times New Roman"/>
+        </w:rPr>
+        <w:t>m</w:t>
+      </w:r>
+      <w:r>
+        <w:rPr>
+          <w:rFonts w:ascii="Times New Roman" w:hAnsi="Times New Roman" w:cs="Times New Roman"/>
+        </w:rPr>
+        <w:t>aintain, and scale end-to-end systems across backend and frontend in an agile environment, supporting product releases from dev to prod environments</w:t>
+      </w:r>
+      <w:r>
+        <w:rPr>
+          <w:rFonts w:ascii="Times New Roman" w:hAnsi="Times New Roman" w:cs="Times New Roman"/>
+        </w:rPr>
+        <w:t>.</w:t>
+      </w:r>
+    </w:p>
+    <w:p>
+      <w:pPr>
+        <w:numPr>
+          <w:ilvl w:val="0"/>
+          <w:numId w:val="3"/>
+        </w:numPr>
+        <w:rPr>
+          <w:rFonts w:ascii="Times New Roman" w:hAnsi="Times New Roman" w:cs="Times New Roman"/>
+        </w:rPr>
+      </w:pPr>
+      <w:r>
+        <w:rPr>
+          <w:rFonts w:ascii="Times New Roman" w:hAnsi="Times New Roman" w:cs="Times New Roman"/>
+        </w:rPr>
+        <w:t>Integrated 3rd-party systems</w:t>
+      </w:r>
+      <w:r>
+        <w:rPr>
+          <w:rFonts w:ascii="Times New Roman" w:hAnsi="Times New Roman" w:cs="Times New Roman"/>
+        </w:rPr>
+        <w:t xml:space="preserve"> using secure workflows with x509 certs</w:t>
+      </w:r>
+      <w:r>
+        <w:rPr>
+          <w:rFonts w:ascii="Times New Roman" w:hAnsi="Times New Roman" w:cs="Times New Roman"/>
+        </w:rPr>
+        <w:t xml:space="preserve"> such as </w:t>
+      </w:r>
+      <w:r>
+        <w:rPr>
+          <w:rFonts w:ascii="Times New Roman" w:hAnsi="Times New Roman" w:cs="Times New Roman"/>
+          <w:b/>
+          <w:bCs/>
+        </w:rPr>
+        <w:t>Workday (SOAP)</w:t>
+      </w:r>
+      <w:r>
+        <w:rPr>
+          <w:rFonts w:ascii="Times New Roman" w:hAnsi="Times New Roman" w:cs="Times New Roman"/>
+        </w:rPr>
+        <w:t xml:space="preserve"> via Accenture</w:t>
+      </w:r>
+      <w:r>
+        <w:rPr>
+          <w:rFonts w:ascii="Times New Roman" w:hAnsi="Times New Roman" w:cs="Times New Roman"/>
+        </w:rPr>
+        <w:t xml:space="preserve">. </w:t>
+      </w:r>
+      <w:r>
+        <w:rPr>
+          <w:rFonts w:ascii="Times New Roman" w:hAnsi="Times New Roman" w:cs="Times New Roman"/>
+          <w:b/>
+          <w:bCs/>
+        </w:rPr>
+        <w:t>Sign with Singpass</w:t>
+      </w:r>
+      <w:r>
+        <w:rPr>
+          <w:rFonts w:ascii="Times New Roman" w:hAnsi="Times New Roman" w:cs="Times New Roman"/>
+        </w:rPr>
+        <w:t xml:space="preserve"> </w:t>
+      </w:r>
+      <w:r>
+        <w:rPr>
+          <w:rFonts w:ascii="Times New Roman" w:hAnsi="Times New Roman" w:cs="Times New Roman"/>
+        </w:rPr>
+        <w:t>with JWK authentication</w:t>
+      </w:r>
+    </w:p>
+    <w:p>
+      <w:pPr>
+        <w:numPr>
+          <w:ilvl w:val="0"/>
+          <w:numId w:val="3"/>
+        </w:numPr>
+        <w:rPr>
+          <w:rFonts w:ascii="Times New Roman" w:hAnsi="Times New Roman" w:cs="Times New Roman"/>
+        </w:rPr>
+      </w:pPr>
+      <w:r>
+        <w:rPr>
+          <w:rFonts w:ascii="Times New Roman" w:hAnsi="Times New Roman" w:cs="Times New Roman"/>
+        </w:rPr>
+        <w:t xml:space="preserve">Performed </w:t>
+      </w:r>
+      <w:r>
+        <w:rPr>
+          <w:rFonts w:ascii="Times New Roman" w:hAnsi="Times New Roman" w:cs="Times New Roman"/>
+        </w:rPr>
+        <w:t xml:space="preserve">load and soak tests using </w:t>
+      </w:r>
+      <w:r>
+        <w:rPr>
+          <w:rFonts w:ascii="Times New Roman" w:hAnsi="Times New Roman" w:cs="Times New Roman"/>
+          <w:b/>
+          <w:bCs/>
+        </w:rPr>
+        <w:t>k6</w:t>
+      </w:r>
+      <w:r>
+        <w:rPr>
+          <w:rFonts w:ascii="Times New Roman" w:hAnsi="Times New Roman" w:cs="Times New Roman"/>
+        </w:rPr>
+        <w:t xml:space="preserve">, </w:t>
+      </w:r>
+      <w:r>
+        <w:rPr>
+          <w:rFonts w:ascii="Times New Roman" w:hAnsi="Times New Roman" w:cs="Times New Roman"/>
+        </w:rPr>
+        <w:t>monitored Azure metrics</w:t>
+      </w:r>
+      <w:r>
+        <w:rPr>
+          <w:rFonts w:ascii="Times New Roman" w:hAnsi="Times New Roman" w:cs="Times New Roman"/>
+        </w:rPr>
+        <w:t xml:space="preserve"> </w:t>
+      </w:r>
+      <w:r>
+        <w:rPr>
+          <w:rFonts w:ascii="Times New Roman" w:hAnsi="Times New Roman" w:cs="Times New Roman"/>
+        </w:rPr>
+        <w:t>and delivered a performance test report aligned to tender requirements</w:t>
+      </w:r>
+    </w:p>
+    <w:p>
+      <w:pPr>
+        <w:numPr>
+          <w:ilvl w:val="0"/>
+          <w:numId w:val="3"/>
+        </w:numPr>
+        <w:rPr>
+          <w:rFonts w:ascii="Times New Roman" w:hAnsi="Times New Roman" w:cs="Times New Roman"/>
+        </w:rPr>
+      </w:pPr>
+      <w:r>
+        <w:rPr>
+          <w:rFonts w:ascii="Times New Roman" w:hAnsi="Times New Roman" w:cs="Times New Roman"/>
+        </w:rPr>
+        <w:t>Collaborated across infra and DevOps tasks</w:t>
+      </w:r>
+      <w:r>
+        <w:rPr>
+          <w:rFonts w:ascii="Times New Roman" w:hAnsi="Times New Roman" w:cs="Times New Roman"/>
+        </w:rPr>
+        <w:t>.</w:t>
+      </w:r>
+      <w:r>
+        <w:rPr>
+          <w:rFonts w:ascii="Times New Roman" w:hAnsi="Times New Roman" w:cs="Times New Roman"/>
+        </w:rPr>
+        <w:t xml:space="preserve"> </w:t>
+      </w:r>
+      <w:r>
+        <w:rPr>
+          <w:rFonts w:ascii="Times New Roman" w:hAnsi="Times New Roman" w:cs="Times New Roman"/>
+        </w:rPr>
+        <w:t>M</w:t>
+      </w:r>
+      <w:r>
+        <w:rPr>
+          <w:rFonts w:ascii="Times New Roman" w:hAnsi="Times New Roman" w:cs="Times New Roman"/>
+        </w:rPr>
+        <w:t xml:space="preserve">anaged </w:t>
+      </w:r>
+      <w:r>
+        <w:rPr>
+          <w:rFonts w:ascii="Times New Roman" w:hAnsi="Times New Roman" w:cs="Times New Roman"/>
+          <w:b/>
+          <w:bCs/>
+        </w:rPr>
+        <w:t>PM2</w:t>
+      </w:r>
+      <w:r>
+        <w:rPr>
+          <w:rFonts w:ascii="Times New Roman" w:hAnsi="Times New Roman" w:cs="Times New Roman"/>
+        </w:rPr>
+        <w:t xml:space="preserve"> processes, SSH access, VM maintenance, environment configs, and </w:t>
+      </w:r>
+      <w:r>
+        <w:rPr>
+          <w:rFonts w:ascii="Times New Roman" w:hAnsi="Times New Roman" w:cs="Times New Roman"/>
+          <w:b/>
+          <w:bCs/>
+        </w:rPr>
+        <w:t>CI/CD pipelines</w:t>
+      </w:r>
+      <w:r>
+        <w:rPr>
+          <w:rFonts w:ascii="Times New Roman" w:hAnsi="Times New Roman" w:cs="Times New Roman"/>
+        </w:rPr>
+        <w:t xml:space="preserve"> for backend, frontend, and internal documentation sites</w:t>
+      </w:r>
+      <w:r>
+        <w:rPr>
+          <w:rFonts w:ascii="Times New Roman" w:hAnsi="Times New Roman" w:cs="Times New Roman"/>
+        </w:rPr>
+        <w:t>.</w:t>
+      </w:r>
+    </w:p>
+    <w:p>
+      <w:pPr>
+        <w:numPr>
+          <w:ilvl w:val="0"/>
+          <w:numId w:val="3"/>
+        </w:numPr>
+        <w:rPr>
+          <w:rFonts w:ascii="Times New Roman" w:hAnsi="Times New Roman" w:cs="Times New Roman"/>
+        </w:rPr>
+      </w:pPr>
+      <w:r>
+        <w:rPr>
+          <w:rFonts w:ascii="Times New Roman" w:hAnsi="Times New Roman" w:cs="Times New Roman"/>
+        </w:rPr>
+        <w:t>Main technologies used</w:t>
+      </w:r>
+    </w:p>
+    <w:p>
+      <w:pPr>
+        <w:numPr>
+          <w:ilvl w:val="1"/>
+          <w:numId w:val="3"/>
+        </w:numPr>
+        <w:rPr>
+          <w:rFonts w:ascii="Times New Roman" w:hAnsi="Times New Roman" w:cs="Times New Roman"/>
+        </w:rPr>
+      </w:pPr>
+      <w:r>
+        <w:rPr>
+          <w:rFonts w:ascii="Times New Roman" w:hAnsi="Times New Roman" w:cs="Times New Roman"/>
+        </w:rPr>
+        <w:t>Typescript | NodeJS</w:t>
+      </w:r>
+      <w:r>
+        <w:rPr>
+          <w:rFonts w:ascii="Times New Roman" w:hAnsi="Times New Roman" w:cs="Times New Roman"/>
+        </w:rPr>
+        <w:t xml:space="preserve"> |</w:t>
+      </w:r>
+      <w:r>
+        <w:rPr>
+          <w:rFonts w:ascii="Times New Roman" w:hAnsi="Times New Roman" w:cs="Times New Roman"/>
+        </w:rPr>
+        <w:t xml:space="preserve"> Docker |</w:t>
+      </w:r>
+      <w:r>
+        <w:rPr>
+          <w:rFonts w:ascii="Times New Roman" w:hAnsi="Times New Roman" w:cs="Times New Roman"/>
+        </w:rPr>
+        <w:t xml:space="preserve"> </w:t>
+      </w:r>
+      <w:proofErr w:type="spellStart"/>
+      <w:r>
+        <w:rPr>
+          <w:rFonts w:ascii="Times New Roman" w:hAnsi="Times New Roman" w:cs="Times New Roman"/>
+        </w:rPr>
+        <w:t>NextJS</w:t>
+      </w:r>
+      <w:proofErr w:type="spellEnd"/>
+      <w:r>
+        <w:rPr>
+          <w:rFonts w:ascii="Times New Roman" w:hAnsi="Times New Roman" w:cs="Times New Roman"/>
+        </w:rPr>
+        <w:t xml:space="preserve"> | K6 |</w:t>
+      </w:r>
+      <w:r>
+        <w:rPr>
+          <w:rFonts w:ascii="Times New Roman" w:hAnsi="Times New Roman" w:cs="Times New Roman"/>
+        </w:rPr>
+        <w:t xml:space="preserve"> Azure</w:t>
+      </w:r>
+      <w:r>
+        <w:rPr>
+          <w:rFonts w:ascii="Times New Roman" w:hAnsi="Times New Roman" w:cs="Times New Roman"/>
+        </w:rPr>
+        <w:t xml:space="preserve"> | Fastify | </w:t>
+      </w:r>
+      <w:r>
+        <w:rPr>
+          <w:rFonts w:ascii="Times New Roman" w:hAnsi="Times New Roman" w:cs="Times New Roman"/>
+        </w:rPr>
+        <w:t>PM2 &amp; SSH</w:t>
+      </w:r>
+    </w:p>
+    <w:p>
+      <w:pPr>
+        <w:rPr>
+          <w:rFonts w:ascii="Times New Roman" w:hAnsi="Times New Roman" w:cs="Times New Roman"/>
+          <w:b/>
+          <w:bCs/>
+        </w:rPr>
+      </w:pPr>
+    </w:p>
+    <w:p>
+      <w:pPr>
+        <w:rPr>
+          <w:rFonts w:ascii="Times New Roman" w:hAnsi="Times New Roman" w:cs="Times New Roman"/>
+          <w:b/>
+          <w:bCs/>
+        </w:rPr>
+      </w:pPr>
+      <w:r>
+        <w:rPr>
+          <w:rFonts w:ascii="Times New Roman" w:hAnsi="Times New Roman" w:cs="Times New Roman"/>
+          <w:b/>
+          <w:bCs/>
+        </w:rPr>
+        <w:t>FigureLab.com (The Figure Lab PLT)</w:t>
+      </w:r>
+    </w:p>
+    <w:p>
+      <w:pPr>
+        <w:rPr>
+          <w:rFonts w:ascii="Times New Roman" w:hAnsi="Times New Roman" w:cs="Times New Roman"/>
+        </w:rPr>
+      </w:pPr>
+      <w:r>
+        <w:rPr>
+          <w:rFonts w:ascii="Times New Roman" w:hAnsi="Times New Roman" w:cs="Times New Roman"/>
+        </w:rPr>
+        <w:t>Freelance Web Developer                                                                                                                Nov 2024 – Dec 2024</w:t>
+      </w:r>
+    </w:p>
+    <w:p>
+      <w:pPr>
+        <w:numPr>
+          <w:ilvl w:val="0"/>
+          <w:numId w:val="4"/>
+        </w:numPr>
+        <w:rPr>
+          <w:rFonts w:ascii="Times New Roman" w:hAnsi="Times New Roman" w:cs="Times New Roman"/>
+        </w:rPr>
+      </w:pPr>
+      <w:r>
+        <w:rPr>
+          <w:rFonts w:ascii="Times New Roman" w:hAnsi="Times New Roman" w:cs="Times New Roman"/>
+        </w:rPr>
+        <w:t>Developed, designed and deployed informative web application for FigureLab.com independently. Collaborated closely with stakeholders for iterative feedback.</w:t>
+      </w:r>
+    </w:p>
+    <w:p>
+      <w:pPr>
+        <w:numPr>
+          <w:ilvl w:val="0"/>
+          <w:numId w:val="4"/>
+        </w:numPr>
+        <w:rPr>
+          <w:rFonts w:ascii="Times New Roman" w:hAnsi="Times New Roman" w:cs="Times New Roman"/>
+        </w:rPr>
+      </w:pPr>
+      <w:r>
+        <w:rPr>
+          <w:rFonts w:ascii="Times New Roman" w:hAnsi="Times New Roman" w:cs="Times New Roman"/>
+        </w:rPr>
+        <w:t>Main technologies used</w:t>
+      </w:r>
+    </w:p>
+    <w:p>
+      <w:pPr>
+        <w:numPr>
+          <w:ilvl w:val="1"/>
+          <w:numId w:val="4"/>
+        </w:numPr>
+        <w:rPr>
+          <w:rFonts w:ascii="Times New Roman" w:hAnsi="Times New Roman" w:cs="Times New Roman"/>
+        </w:rPr>
+      </w:pPr>
+      <w:r>
+        <w:rPr>
+          <w:rFonts w:ascii="Times New Roman" w:hAnsi="Times New Roman" w:cs="Times New Roman"/>
+        </w:rPr>
+        <w:t xml:space="preserve">React | </w:t>
+      </w:r>
+      <w:proofErr w:type="spellStart"/>
+      <w:r>
+        <w:rPr>
+          <w:rFonts w:ascii="Times New Roman" w:hAnsi="Times New Roman" w:cs="Times New Roman"/>
+        </w:rPr>
+        <w:t>Vercel</w:t>
+      </w:r>
+      <w:proofErr w:type="spellEnd"/>
+      <w:r>
+        <w:rPr>
+          <w:rFonts w:ascii="Times New Roman" w:hAnsi="Times New Roman" w:cs="Times New Roman"/>
+        </w:rPr>
+        <w:t xml:space="preserve"> | GitHub </w:t>
+      </w:r>
+    </w:p>
+    <w:p>
+      <w:pPr>
+        <w:rPr>
+          <w:rFonts w:ascii="Times New Roman" w:hAnsi="Times New Roman" w:cs="Times New Roman"/>
+          <w:b/>
+          <w:bCs/>
+        </w:rPr>
+      </w:pPr>
+    </w:p>
+    <w:p>
+      <w:pPr>
+        <w:rPr>
+          <w:rFonts w:ascii="Times New Roman" w:hAnsi="Times New Roman" w:cs="Times New Roman"/>
+          <w:b/>
+          <w:bCs/>
+        </w:rPr>
+      </w:pPr>
+      <w:r>
+        <w:rPr>
+          <w:rFonts w:ascii="Times New Roman" w:hAnsi="Times New Roman" w:cs="Times New Roman"/>
+          <w:b/>
+          <w:bCs/>
+        </w:rPr>
+        <w:t xml:space="preserve">Great Eastern Life </w:t>
+      </w:r>
+    </w:p>
+    <w:p>
+      <w:pPr>
+        <w:rPr>
+          <w:rFonts w:ascii="Times New Roman" w:hAnsi="Times New Roman" w:cs="Times New Roman"/>
+        </w:rPr>
+      </w:pPr>
+      <w:r>
+        <w:rPr>
+          <w:rFonts w:ascii="Times New Roman" w:hAnsi="Times New Roman" w:cs="Times New Roman"/>
+        </w:rPr>
+        <w:t>Financial Planner                                                                                                                                Jan 2015 – Jun 2024</w:t>
+      </w:r>
+    </w:p>
+    <w:p>
+      <w:pPr>
+        <w:numPr>
+          <w:ilvl w:val="0"/>
+          <w:numId w:val="5"/>
+        </w:numPr>
+        <w:rPr>
+          <w:rFonts w:ascii="Times New Roman" w:hAnsi="Times New Roman" w:cs="Times New Roman"/>
+        </w:rPr>
+      </w:pPr>
+      <w:r>
+        <w:rPr>
+          <w:rFonts w:ascii="Times New Roman" w:hAnsi="Times New Roman" w:cs="Times New Roman"/>
+        </w:rPr>
+        <w:t>Developed a profound understanding of regulatory framework, rules and ethical standards in the insurance industry, ensuring strict compliance and ethical business practices. Collaborated with different departments in the organizations to meet clients’ needs and requirements.</w:t>
+      </w:r>
+    </w:p>
+    <w:p>
+      <w:pPr>
+        <w:rPr>
+          <w:rFonts w:ascii="Times New Roman" w:hAnsi="Times New Roman" w:cs="Times New Roman"/>
+        </w:rPr>
+      </w:pPr>
+    </w:p>
+    <w:p>
+      <w:pPr>
+        <w:rPr>
+          <w:rFonts w:ascii="Times New Roman" w:hAnsi="Times New Roman" w:cs="Times New Roman"/>
+          <w:b/>
+          <w:bCs/>
+          <w:u w:val="single"/>
+        </w:rPr>
+      </w:pPr>
+      <w:r>
+        <w:rPr>
+          <w:rFonts w:ascii="Times New Roman" w:hAnsi="Times New Roman" w:cs="Times New Roman"/>
+          <w:b/>
+          <w:bCs/>
+          <w:u w:val="single"/>
         </w:rPr>
         <w:t>Skills</w:t>
       </w:r>
@@ -218,7 +782,21 @@
           <w:b/>
           <w:bCs/>
         </w:rPr>
-        <w:t>Technical skills</w:t>
+        <w:t>Technical skills (</w:t>
+      </w:r>
+      <w:r>
+        <w:rPr>
+          <w:rFonts w:ascii="Times New Roman" w:hAnsi="Times New Roman" w:cs="Times New Roman"/>
+        </w:rPr>
+        <w:t>With experience</w:t>
+      </w:r>
+      <w:r>
+        <w:rPr>
+          <w:rFonts w:ascii="Times New Roman" w:hAnsi="Times New Roman" w:cs="Times New Roman"/>
+          <w:b/>
+          <w:bCs/>
+        </w:rPr>
+        <w:t>)</w:t>
       </w:r>
     </w:p>
     <w:p>
@@ -235,13 +813,7 @@
         <w:rPr>
           <w:rFonts w:ascii="Times New Roman" w:hAnsi="Times New Roman" w:cs="Times New Roman"/>
         </w:rPr>
-        <w:t xml:space="preserve">Programming Languages </w:t>
-      </w:r>
-      <w:r>
-        <w:rPr>
-          <w:rFonts w:ascii="Times New Roman" w:hAnsi="Times New Roman" w:cs="Times New Roman"/>
-        </w:rPr>
-        <w:t>– TypeScript | SQL | HTML5 | CSS | Java | Python</w:t>
+        <w:t>Programming Languages – JavaScript | TypeScript | SQL | HTML5 | CSS</w:t>
       </w:r>
     </w:p>
     <w:p>
@@ -258,19 +830,21 @@
         <w:rPr>
           <w:rFonts w:ascii="Times New Roman" w:hAnsi="Times New Roman" w:cs="Times New Roman"/>
         </w:rPr>
-        <w:t xml:space="preserve">Frameworks </w:t>
-      </w:r>
-      <w:r>
-        <w:rPr>
-          <w:rFonts w:ascii="Times New Roman" w:hAnsi="Times New Roman" w:cs="Times New Roman"/>
-        </w:rPr>
-        <w:t>–</w:t>
-      </w:r>
-      <w:r>
-        <w:rPr>
-          <w:rFonts w:ascii="Times New Roman" w:hAnsi="Times New Roman" w:cs="Times New Roman"/>
-        </w:rPr>
-        <w:t xml:space="preserve"> NextJS | Fastify | Express | React</w:t>
+        <w:t xml:space="preserve">Frameworks – </w:t>
+      </w:r>
+      <w:proofErr w:type="spellStart"/>
+      <w:r>
+        <w:rPr>
+          <w:rFonts w:ascii="Times New Roman" w:hAnsi="Times New Roman" w:cs="Times New Roman"/>
+        </w:rPr>
+        <w:t>NextJS</w:t>
+      </w:r>
+      <w:proofErr w:type="spellEnd"/>
+      <w:r>
+        <w:rPr>
+          <w:rFonts w:ascii="Times New Roman" w:hAnsi="Times New Roman" w:cs="Times New Roman"/>
+        </w:rPr>
+        <w:t xml:space="preserve"> | Fastify | Express | React </w:t>
       </w:r>
     </w:p>
     <w:p>
@@ -287,19 +861,7 @@
         <w:rPr>
           <w:rFonts w:ascii="Times New Roman" w:hAnsi="Times New Roman" w:cs="Times New Roman"/>
         </w:rPr>
-        <w:t xml:space="preserve">Database management system </w:t>
-      </w:r>
-      <w:r>
-        <w:rPr>
-          <w:rFonts w:ascii="Times New Roman" w:hAnsi="Times New Roman" w:cs="Times New Roman"/>
-        </w:rPr>
-        <w:t>–</w:t>
-      </w:r>
-      <w:r>
-        <w:rPr>
-          <w:rFonts w:ascii="Times New Roman" w:hAnsi="Times New Roman" w:cs="Times New Roman"/>
-        </w:rPr>
-        <w:t xml:space="preserve"> PostgreSQL | MongoDB</w:t>
+        <w:t>Database management system – PostgreSQL</w:t>
       </w:r>
     </w:p>
     <w:p>
@@ -316,7 +878,7 @@
         <w:rPr>
           <w:rFonts w:ascii="Times New Roman" w:hAnsi="Times New Roman" w:cs="Times New Roman"/>
         </w:rPr>
-        <w:t>Cloud Platforms and Storage – Azure, AWS S3</w:t>
+        <w:t xml:space="preserve">Cloud Platforms and Storage – Azure </w:t>
       </w:r>
     </w:p>
     <w:p>
@@ -333,7 +895,21 @@
         <w:rPr>
           <w:rFonts w:ascii="Times New Roman" w:hAnsi="Times New Roman" w:cs="Times New Roman"/>
         </w:rPr>
-        <w:t>DevOps – Git | GitHub | Docker | SSH | PM2 | Vercel | Render</w:t>
+        <w:t xml:space="preserve">DevOps – Git | GitHub | Docker | K6 | SSH | PM2 | </w:t>
+      </w:r>
+      <w:proofErr w:type="spellStart"/>
+      <w:r>
+        <w:rPr>
+          <w:rFonts w:ascii="Times New Roman" w:hAnsi="Times New Roman" w:cs="Times New Roman"/>
+        </w:rPr>
+        <w:t>Vercel</w:t>
+      </w:r>
+      <w:proofErr w:type="spellEnd"/>
+      <w:r>
+        <w:rPr>
+          <w:rFonts w:ascii="Times New Roman" w:hAnsi="Times New Roman" w:cs="Times New Roman"/>
+        </w:rPr>
+        <w:t xml:space="preserve"> </w:t>
       </w:r>
     </w:p>
     <w:p>
@@ -381,14 +957,51 @@
       <w:pPr>
         <w:rPr>
           <w:rFonts w:ascii="Times New Roman" w:hAnsi="Times New Roman" w:cs="Times New Roman"/>
-        </w:rPr>
-      </w:pPr>
-      <w:r>
-        <w:rPr>
-          <w:rFonts w:ascii="Times New Roman" w:hAnsi="Times New Roman" w:cs="Times New Roman"/>
-          <w:b/>
-          <w:bCs/>
-        </w:rPr>
+          <w:b/>
+          <w:bCs/>
+        </w:rPr>
+      </w:pPr>
+    </w:p>
+    <w:p>
+      <w:pPr>
+        <w:rPr>
+          <w:rFonts w:ascii="Times New Roman" w:hAnsi="Times New Roman" w:cs="Times New Roman"/>
+          <w:b/>
+          <w:bCs/>
+        </w:rPr>
+      </w:pPr>
+    </w:p>
+    <w:p>
+      <w:pPr>
+        <w:rPr>
+          <w:rFonts w:ascii="Times New Roman" w:hAnsi="Times New Roman" w:cs="Times New Roman"/>
+          <w:b/>
+          <w:bCs/>
+        </w:rPr>
+      </w:pPr>
+    </w:p>
+    <w:p>
+      <w:pPr>
+        <w:rPr>
+          <w:rFonts w:ascii="Times New Roman" w:hAnsi="Times New Roman" w:cs="Times New Roman"/>
+          <w:b/>
+          <w:bCs/>
+        </w:rPr>
+      </w:pPr>
+    </w:p>
+    <w:p>
+      <w:pPr>
+        <w:rPr>
+          <w:rFonts w:ascii="Times New Roman" w:hAnsi="Times New Roman" w:cs="Times New Roman"/>
+        </w:rPr>
+      </w:pPr>
+      <w:r>
+        <w:rPr>
+          <w:rFonts w:ascii="Times New Roman" w:hAnsi="Times New Roman" w:cs="Times New Roman"/>
+          <w:b/>
+          <w:bCs/>
+        </w:rPr>
+        <w:lastRenderedPageBreak/>
         <w:t>Soft skills</w:t>
       </w:r>
     </w:p>
@@ -440,19 +1053,7 @@
         <w:rPr>
           <w:rFonts w:ascii="Times New Roman" w:hAnsi="Times New Roman" w:cs="Times New Roman"/>
         </w:rPr>
-        <w:t>Agile team-player, understanding the t</w:t>
-      </w:r>
-      <w:r>
-        <w:rPr>
-          <w:rFonts w:ascii="Times New Roman" w:hAnsi="Times New Roman" w:cs="Times New Roman"/>
-        </w:rPr>
-        <w:t>eam dynamics</w:t>
-      </w:r>
-      <w:r>
-        <w:rPr>
-          <w:rFonts w:ascii="Times New Roman" w:hAnsi="Times New Roman" w:cs="Times New Roman"/>
-        </w:rPr>
-        <w:t xml:space="preserve"> and supporting the team accordingly.</w:t>
+        <w:t>Agile team-player, understanding the team dynamics and supporting the team accordingly.</w:t>
       </w:r>
     </w:p>
     <w:p>
@@ -476,6 +1077,13 @@
       <w:pPr>
         <w:rPr>
           <w:rFonts w:ascii="Times New Roman" w:hAnsi="Times New Roman" w:cs="Times New Roman"/>
+        </w:rPr>
+      </w:pPr>
+    </w:p>
+    <w:p>
+      <w:pPr>
+        <w:rPr>
+          <w:rFonts w:ascii="Times New Roman" w:hAnsi="Times New Roman" w:cs="Times New Roman"/>
           <w:b/>
           <w:bCs/>
           <w:u w:val="single"/>
@@ -489,413 +1097,74 @@
           <w:b/>
           <w:bCs/>
           <w:u w:val="single"/>
+        </w:rPr>
+      </w:pPr>
+      <w:r>
+        <w:rPr>
+          <w:rFonts w:ascii="Times New Roman" w:hAnsi="Times New Roman" w:cs="Times New Roman"/>
+          <w:b/>
+          <w:bCs/>
+          <w:u w:val="single"/>
+        </w:rPr>
+        <w:t>Personal Project</w:t>
+      </w:r>
+    </w:p>
+    <w:p>
+      <w:pPr>
+        <w:rPr>
+          <w:rFonts w:ascii="Times New Roman" w:hAnsi="Times New Roman" w:cs="Times New Roman"/>
+          <w:b/>
+          <w:bCs/>
           <w:bdr w:val="single" w:sz="6" w:space="1" w:color="000000"/>
         </w:rPr>
       </w:pPr>
-      <w:r>
-        <w:rPr>
-          <w:rFonts w:ascii="Times New Roman" w:hAnsi="Times New Roman" w:cs="Times New Roman"/>
-          <w:b/>
-          <w:bCs/>
-          <w:u w:val="single"/>
-        </w:rPr>
-        <w:t>Work Experience</w:t>
-      </w:r>
-    </w:p>
-    <w:p>
-      <w:pPr>
-        <w:rPr>
-          <w:rFonts w:ascii="Times New Roman" w:hAnsi="Times New Roman" w:cs="Times New Roman"/>
-          <w:b/>
-          <w:bCs/>
-          <w:bdr w:val="single" w:sz="6" w:space="1" w:color="000000"/>
-        </w:rPr>
-      </w:pPr>
-    </w:p>
-    <w:p>
-      <w:pPr>
-        <w:rPr>
-          <w:rFonts w:ascii="Times New Roman" w:hAnsi="Times New Roman" w:cs="Times New Roman"/>
-          <w:b/>
-          <w:bCs/>
-        </w:rPr>
-      </w:pPr>
-      <w:r>
-        <w:rPr>
-          <w:rFonts w:ascii="Times New Roman" w:hAnsi="Times New Roman" w:cs="Times New Roman"/>
-          <w:b/>
-          <w:bCs/>
-        </w:rPr>
-        <w:t xml:space="preserve">Amber Creative Pte Ltd                                                                                                            </w:t>
-      </w:r>
-    </w:p>
-    <w:p>
-      <w:pPr>
-        <w:rPr>
-          <w:rFonts w:ascii="Times New Roman" w:hAnsi="Times New Roman" w:cs="Times New Roman"/>
-        </w:rPr>
-      </w:pPr>
-      <w:r>
-        <w:rPr>
-          <w:rFonts w:ascii="Times New Roman" w:hAnsi="Times New Roman" w:cs="Times New Roman"/>
-        </w:rPr>
-        <w:t>Developer                                                                                                                                              Apr 2025 – Present</w:t>
-      </w:r>
-    </w:p>
-    <w:p>
-      <w:pPr>
-        <w:numPr>
-          <w:ilvl w:val="0"/>
-          <w:numId w:val="3"/>
-        </w:numPr>
-        <w:rPr>
-          <w:rFonts w:ascii="Times New Roman" w:hAnsi="Times New Roman" w:cs="Times New Roman"/>
-        </w:rPr>
-      </w:pPr>
-      <w:r>
-        <w:rPr>
-          <w:rFonts w:ascii="Times New Roman" w:hAnsi="Times New Roman" w:cs="Times New Roman"/>
-        </w:rPr>
-        <w:t xml:space="preserve">Engineer, maintain and review both back-end and front-end systems while collaborating closely in an agile environment </w:t>
-      </w:r>
-    </w:p>
-    <w:p>
-      <w:pPr>
-        <w:numPr>
-          <w:ilvl w:val="0"/>
-          <w:numId w:val="3"/>
-        </w:numPr>
-        <w:rPr>
-          <w:rFonts w:ascii="Times New Roman" w:hAnsi="Times New Roman" w:cs="Times New Roman"/>
-        </w:rPr>
-      </w:pPr>
-      <w:r>
-        <w:rPr>
-          <w:rFonts w:ascii="Times New Roman" w:hAnsi="Times New Roman" w:cs="Times New Roman"/>
-        </w:rPr>
-        <w:t xml:space="preserve">Involved in developing a recruitment platform application that comprises of secure </w:t>
-      </w:r>
-      <w:r>
-        <w:rPr>
-          <w:rFonts w:ascii="Times New Roman" w:hAnsi="Times New Roman" w:cs="Times New Roman"/>
-        </w:rPr>
-        <w:t>authentication, session handling, user role management for multiple system actors, digital document workflow, administrative reporting and bulk processing etc.</w:t>
-      </w:r>
-    </w:p>
-    <w:p>
-      <w:pPr>
-        <w:numPr>
-          <w:ilvl w:val="0"/>
-          <w:numId w:val="3"/>
-        </w:numPr>
-        <w:rPr>
-          <w:rFonts w:ascii="Times New Roman" w:hAnsi="Times New Roman" w:cs="Times New Roman"/>
-        </w:rPr>
-      </w:pPr>
-      <w:r>
-        <w:rPr>
-          <w:rFonts w:ascii="Times New Roman" w:hAnsi="Times New Roman" w:cs="Times New Roman"/>
-        </w:rPr>
-        <w:t>Main technologies used</w:t>
-      </w:r>
-    </w:p>
-    <w:p>
-      <w:pPr>
-        <w:numPr>
-          <w:ilvl w:val="1"/>
-          <w:numId w:val="3"/>
-        </w:numPr>
-        <w:rPr>
-          <w:rFonts w:ascii="Times New Roman" w:hAnsi="Times New Roman" w:cs="Times New Roman"/>
-        </w:rPr>
-      </w:pPr>
-      <w:r>
-        <w:rPr>
-          <w:rFonts w:ascii="Times New Roman" w:hAnsi="Times New Roman" w:cs="Times New Roman"/>
-        </w:rPr>
-        <w:t>Fastify | NextJS | Docker | Azure | SSH | GitHub</w:t>
-      </w:r>
-    </w:p>
-    <w:p>
-      <w:pPr>
-        <w:rPr>
-          <w:rFonts w:ascii="Times New Roman" w:hAnsi="Times New Roman" w:cs="Times New Roman"/>
-          <w:b/>
-          <w:bCs/>
-        </w:rPr>
-      </w:pPr>
-    </w:p>
-    <w:p>
-      <w:pPr>
-        <w:rPr>
-          <w:rFonts w:ascii="Times New Roman" w:hAnsi="Times New Roman" w:cs="Times New Roman"/>
-          <w:b/>
-          <w:bCs/>
-        </w:rPr>
-      </w:pPr>
-      <w:r>
-        <w:rPr>
-          <w:rFonts w:ascii="Times New Roman" w:hAnsi="Times New Roman" w:cs="Times New Roman"/>
-          <w:b/>
-          <w:bCs/>
-        </w:rPr>
-        <w:t>FigureLab.com (The Figure Lab PLT)</w:t>
-      </w:r>
-    </w:p>
-    <w:p>
-      <w:pPr>
-        <w:rPr>
-          <w:rFonts w:ascii="Times New Roman" w:hAnsi="Times New Roman" w:cs="Times New Roman"/>
-        </w:rPr>
-      </w:pPr>
-      <w:r>
-        <w:rPr>
-          <w:rFonts w:ascii="Times New Roman" w:hAnsi="Times New Roman" w:cs="Times New Roman"/>
-        </w:rPr>
-        <w:t>Freelance Web Developer                                                                                                                Nov 2024 – Dec 2024</w:t>
-      </w:r>
-    </w:p>
-    <w:p>
-      <w:pPr>
-        <w:numPr>
-          <w:ilvl w:val="0"/>
-          <w:numId w:val="4"/>
-        </w:numPr>
-        <w:rPr>
-          <w:rFonts w:ascii="Times New Roman" w:hAnsi="Times New Roman" w:cs="Times New Roman"/>
-        </w:rPr>
-      </w:pPr>
-      <w:r>
-        <w:rPr>
-          <w:rFonts w:ascii="Times New Roman" w:hAnsi="Times New Roman" w:cs="Times New Roman"/>
-        </w:rPr>
-        <w:t xml:space="preserve">Developed, designed and deployed </w:t>
+    </w:p>
+    <w:p>
+      <w:pPr>
+        <w:rPr>
+          <w:rFonts w:ascii="Times New Roman" w:hAnsi="Times New Roman" w:cs="Times New Roman"/>
+          <w:b/>
+          <w:bCs/>
+        </w:rPr>
+      </w:pPr>
+      <w:r>
+        <w:rPr>
+          <w:rFonts w:ascii="Times New Roman" w:hAnsi="Times New Roman" w:cs="Times New Roman"/>
+          <w:b/>
+          <w:bCs/>
+        </w:rPr>
+        <w:t xml:space="preserve">Three </w:t>
       </w:r>
       <w:proofErr w:type="spellStart"/>
-      <w:proofErr w:type="gramStart"/>
-      <w:r>
-        <w:rPr>
-          <w:rFonts w:ascii="Times New Roman" w:hAnsi="Times New Roman" w:cs="Times New Roman"/>
-        </w:rPr>
-        <w:t>a</w:t>
+      <w:r>
+        <w:rPr>
+          <w:rFonts w:ascii="Times New Roman" w:hAnsi="Times New Roman" w:cs="Times New Roman"/>
+          <w:b/>
+          <w:bCs/>
+        </w:rPr>
+        <w:t>Endventure</w:t>
       </w:r>
       <w:proofErr w:type="spellEnd"/>
-      <w:proofErr w:type="gramEnd"/>
-      <w:r>
-        <w:rPr>
-          <w:rFonts w:ascii="Times New Roman" w:hAnsi="Times New Roman" w:cs="Times New Roman"/>
-        </w:rPr>
-        <w:t xml:space="preserve"> informative web application for FigureLab.com independently. Collaborated closely with stakeholders for iterative feedback.</w:t>
-      </w:r>
-    </w:p>
-    <w:p>
-      <w:pPr>
-        <w:numPr>
-          <w:ilvl w:val="0"/>
-          <w:numId w:val="4"/>
-        </w:numPr>
-        <w:rPr>
-          <w:rFonts w:ascii="Times New Roman" w:hAnsi="Times New Roman" w:cs="Times New Roman"/>
-        </w:rPr>
-      </w:pPr>
-      <w:r>
-        <w:rPr>
-          <w:rFonts w:ascii="Times New Roman" w:hAnsi="Times New Roman" w:cs="Times New Roman"/>
-        </w:rPr>
-        <w:t>Main technologies used</w:t>
-      </w:r>
-    </w:p>
-    <w:p>
-      <w:pPr>
-        <w:numPr>
-          <w:ilvl w:val="1"/>
-          <w:numId w:val="4"/>
-        </w:numPr>
-        <w:rPr>
-          <w:rFonts w:ascii="Times New Roman" w:hAnsi="Times New Roman" w:cs="Times New Roman"/>
-        </w:rPr>
-      </w:pPr>
-      <w:r>
-        <w:rPr>
-          <w:rFonts w:ascii="Times New Roman" w:hAnsi="Times New Roman" w:cs="Times New Roman"/>
-        </w:rPr>
-        <w:t xml:space="preserve">React | Vercel | GitHub </w:t>
-      </w:r>
-    </w:p>
-    <w:p>
-      <w:pPr>
-        <w:rPr>
-          <w:rFonts w:ascii="Times New Roman" w:hAnsi="Times New Roman" w:cs="Times New Roman"/>
-        </w:rPr>
-      </w:pPr>
-    </w:p>
-    <w:p>
-      <w:pPr>
-        <w:rPr>
-          <w:rFonts w:ascii="Times New Roman" w:hAnsi="Times New Roman" w:cs="Times New Roman"/>
-          <w:b/>
-          <w:bCs/>
-        </w:rPr>
-      </w:pPr>
-      <w:r>
-        <w:rPr>
-          <w:rFonts w:ascii="Times New Roman" w:hAnsi="Times New Roman" w:cs="Times New Roman"/>
-          <w:b/>
-          <w:bCs/>
-        </w:rPr>
-        <w:t xml:space="preserve">Great Eastern Life </w:t>
-      </w:r>
-    </w:p>
-    <w:p>
-      <w:pPr>
-        <w:rPr>
-          <w:rFonts w:ascii="Times New Roman" w:hAnsi="Times New Roman" w:cs="Times New Roman"/>
-        </w:rPr>
-      </w:pPr>
-      <w:r>
-        <w:rPr>
-          <w:rFonts w:ascii="Times New Roman" w:hAnsi="Times New Roman" w:cs="Times New Roman"/>
-        </w:rPr>
-        <w:t>Financial Planner                                                                                                                                Jan 2015 – Jun 2024</w:t>
-      </w:r>
-    </w:p>
-    <w:p>
-      <w:pPr>
-        <w:numPr>
-          <w:ilvl w:val="0"/>
-          <w:numId w:val="5"/>
-        </w:numPr>
-        <w:rPr>
-          <w:rFonts w:ascii="Times New Roman" w:hAnsi="Times New Roman" w:cs="Times New Roman"/>
-        </w:rPr>
-      </w:pPr>
-      <w:r>
-        <w:rPr>
-          <w:rFonts w:ascii="Times New Roman" w:hAnsi="Times New Roman" w:cs="Times New Roman"/>
-        </w:rPr>
-        <w:t xml:space="preserve">Developed a profound understanding of regulatory framework, rules and ethical standards in the insurance industry, ensuring strict compliance and ethical business practices. Collaborated with different departments in the organizations to meet </w:t>
-      </w:r>
-      <w:r>
-        <w:rPr>
-          <w:rFonts w:ascii="Times New Roman" w:hAnsi="Times New Roman" w:cs="Times New Roman"/>
-        </w:rPr>
-        <w:t>clients’</w:t>
-      </w:r>
-      <w:r>
-        <w:rPr>
-          <w:rFonts w:ascii="Times New Roman" w:hAnsi="Times New Roman" w:cs="Times New Roman"/>
-        </w:rPr>
-        <w:t xml:space="preserve"> needs and requirements.</w:t>
-      </w:r>
-    </w:p>
-    <w:p>
-      <w:pPr>
-        <w:rPr>
-          <w:rFonts w:ascii="Times New Roman" w:hAnsi="Times New Roman" w:cs="Times New Roman"/>
-        </w:rPr>
-      </w:pPr>
-    </w:p>
-    <w:p>
-      <w:pPr>
-        <w:rPr>
-          <w:rFonts w:ascii="Times New Roman" w:hAnsi="Times New Roman" w:cs="Times New Roman"/>
-          <w:b/>
-          <w:bCs/>
-          <w:u w:val="single"/>
-        </w:rPr>
-      </w:pPr>
-    </w:p>
-    <w:p>
-      <w:pPr>
-        <w:rPr>
-          <w:rFonts w:ascii="Times New Roman" w:hAnsi="Times New Roman" w:cs="Times New Roman"/>
-          <w:b/>
-          <w:bCs/>
-          <w:u w:val="single"/>
-        </w:rPr>
-      </w:pPr>
-    </w:p>
-    <w:p>
-      <w:pPr>
-        <w:rPr>
-          <w:rFonts w:ascii="Times New Roman" w:hAnsi="Times New Roman" w:cs="Times New Roman"/>
-          <w:b/>
-          <w:bCs/>
-          <w:u w:val="single"/>
-        </w:rPr>
-      </w:pPr>
-      <w:r>
-        <w:rPr>
-          <w:rFonts w:ascii="Times New Roman" w:hAnsi="Times New Roman" w:cs="Times New Roman"/>
-          <w:b/>
-          <w:bCs/>
-          <w:u w:val="single"/>
-        </w:rPr>
-        <w:lastRenderedPageBreak/>
-        <w:t xml:space="preserve">Personal </w:t>
-      </w:r>
-      <w:r>
-        <w:rPr>
-          <w:rFonts w:ascii="Times New Roman" w:hAnsi="Times New Roman" w:cs="Times New Roman"/>
-          <w:b/>
-          <w:bCs/>
-          <w:u w:val="single"/>
-        </w:rPr>
-        <w:t>Projects</w:t>
-      </w:r>
-    </w:p>
-    <w:p>
-      <w:pPr>
-        <w:rPr>
-          <w:rFonts w:ascii="Times New Roman" w:hAnsi="Times New Roman" w:cs="Times New Roman"/>
-          <w:b/>
-          <w:bCs/>
-          <w:bdr w:val="single" w:sz="6" w:space="1" w:color="000000"/>
-        </w:rPr>
-      </w:pPr>
-    </w:p>
-    <w:p>
-      <w:pPr>
-        <w:rPr>
-          <w:rFonts w:ascii="Times New Roman" w:hAnsi="Times New Roman" w:cs="Times New Roman"/>
-          <w:b/>
-          <w:bCs/>
-        </w:rPr>
-      </w:pPr>
-      <w:r>
-        <w:rPr>
-          <w:rFonts w:ascii="Times New Roman" w:hAnsi="Times New Roman" w:cs="Times New Roman"/>
-          <w:b/>
-          <w:bCs/>
-        </w:rPr>
-        <w:t>Three Endventure Game V2.0.0</w:t>
-      </w:r>
-    </w:p>
-    <w:p>
-      <w:pPr>
-        <w:rPr>
-          <w:rFonts w:ascii="Times New Roman" w:hAnsi="Times New Roman" w:cs="Times New Roman"/>
-        </w:rPr>
-      </w:pPr>
-      <w:r>
-        <w:rPr>
-          <w:rFonts w:ascii="Times New Roman" w:hAnsi="Times New Roman" w:cs="Times New Roman"/>
-        </w:rPr>
-        <w:t xml:space="preserve">Full-stack game application. The </w:t>
-      </w:r>
-      <w:proofErr w:type="gramStart"/>
-      <w:r>
-        <w:rPr>
-          <w:rFonts w:ascii="Times New Roman" w:hAnsi="Times New Roman" w:cs="Times New Roman"/>
-        </w:rPr>
-        <w:t>back-end</w:t>
-      </w:r>
-      <w:proofErr w:type="gramEnd"/>
-      <w:r>
-        <w:rPr>
-          <w:rFonts w:ascii="Times New Roman" w:hAnsi="Times New Roman" w:cs="Times New Roman"/>
-        </w:rPr>
-        <w:t xml:space="preserve"> handles </w:t>
+      <w:r>
+        <w:rPr>
+          <w:rFonts w:ascii="Times New Roman" w:hAnsi="Times New Roman" w:cs="Times New Roman"/>
+          <w:b/>
+          <w:bCs/>
+        </w:rPr>
+        <w:t xml:space="preserve"> Game V2.0.0</w:t>
+      </w:r>
+    </w:p>
+    <w:p>
+      <w:pPr>
+        <w:rPr>
+          <w:rFonts w:ascii="Times New Roman" w:hAnsi="Times New Roman" w:cs="Times New Roman"/>
+        </w:rPr>
+      </w:pPr>
+      <w:r>
+        <w:rPr>
+          <w:rFonts w:ascii="Times New Roman" w:hAnsi="Times New Roman" w:cs="Times New Roman"/>
+        </w:rPr>
+        <w:t xml:space="preserve">Full-stack game application. The back-end handles </w:t>
       </w:r>
       <w:r>
         <w:rPr>
@@ -1010,8 +1279,16 @@
         <w:rPr>
           <w:rFonts w:ascii="Times New Roman" w:hAnsi="Times New Roman" w:cs="Times New Roman"/>
         </w:rPr>
-        <w:t>Tech used: React | Bun | Express | PostgreSQL | Typescript | Render | Vercel</w:t>
-      </w:r>
+        <w:t xml:space="preserve">Tech used: React | Bun | Express | PostgreSQL | Typescript | Render | </w:t>
+      </w:r>
+      <w:proofErr w:type="spellStart"/>
+      <w:r>
+        <w:rPr>
+          <w:rFonts w:ascii="Times New Roman" w:hAnsi="Times New Roman" w:cs="Times New Roman"/>
+        </w:rPr>
+        <w:t>Vercel</w:t>
+      </w:r>
+      <w:proofErr w:type="spellEnd"/>
     </w:p>
     <w:p>
       <w:pPr>
@@ -1046,7 +1323,7 @@
         </w:rPr>
         <w:t xml:space="preserve">Link: </w:t>
       </w:r>
-      <w:hyperlink r:id="rId9" w:history="1">
+      <w:hyperlink r:id="rId9">
         <w:r>
           <w:rPr>
             <w:rStyle w:val="Hyperlink"/>
@@ -1075,316 +1352,6 @@
           <w:rFonts w:ascii="Times New Roman" w:hAnsi="Times New Roman" w:cs="Times New Roman"/>
           <w:b/>
           <w:bCs/>
-        </w:rPr>
-      </w:pPr>
-      <w:r>
-        <w:rPr>
-          <w:rFonts w:ascii="Times New Roman" w:hAnsi="Times New Roman" w:cs="Times New Roman"/>
-          <w:b/>
-          <w:bCs/>
-        </w:rPr>
-        <w:t>Web-Portfolio</w:t>
-      </w:r>
-    </w:p>
-    <w:p>
-      <w:pPr>
-        <w:rPr>
-          <w:rFonts w:ascii="Times New Roman" w:hAnsi="Times New Roman" w:cs="Times New Roman"/>
-        </w:rPr>
-      </w:pPr>
-      <w:r>
-        <w:rPr>
-          <w:rFonts w:ascii="Times New Roman" w:hAnsi="Times New Roman" w:cs="Times New Roman"/>
-        </w:rPr>
-        <w:t xml:space="preserve">Features implemented are animations using </w:t>
-      </w:r>
-      <w:r>
-        <w:rPr>
-          <w:rFonts w:ascii="Times New Roman" w:hAnsi="Times New Roman" w:cs="Times New Roman"/>
-          <w:b/>
-          <w:bCs/>
-        </w:rPr>
-        <w:t>motion</w:t>
-      </w:r>
-      <w:r>
-        <w:rPr>
-          <w:rFonts w:ascii="Times New Roman" w:hAnsi="Times New Roman" w:cs="Times New Roman"/>
-        </w:rPr>
-        <w:t xml:space="preserve"> and </w:t>
-      </w:r>
-      <w:r>
-        <w:rPr>
-          <w:rFonts w:ascii="Times New Roman" w:hAnsi="Times New Roman" w:cs="Times New Roman"/>
-          <w:b/>
-          <w:bCs/>
-        </w:rPr>
-        <w:t>power-glitch</w:t>
-      </w:r>
-      <w:r>
-        <w:rPr>
-          <w:rFonts w:ascii="Times New Roman" w:hAnsi="Times New Roman" w:cs="Times New Roman"/>
-        </w:rPr>
-        <w:t xml:space="preserve">, </w:t>
-      </w:r>
-      <w:r>
-        <w:rPr>
-          <w:rFonts w:ascii="Times New Roman" w:hAnsi="Times New Roman" w:cs="Times New Roman"/>
-          <w:b/>
-          <w:bCs/>
-        </w:rPr>
-        <w:t>email-</w:t>
-      </w:r>
-      <w:proofErr w:type="spellStart"/>
-      <w:r>
-        <w:rPr>
-          <w:rFonts w:ascii="Times New Roman" w:hAnsi="Times New Roman" w:cs="Times New Roman"/>
-          <w:b/>
-          <w:bCs/>
-        </w:rPr>
-        <w:t>js</w:t>
-      </w:r>
-      <w:proofErr w:type="spellEnd"/>
-      <w:r>
-        <w:rPr>
-          <w:rFonts w:ascii="Times New Roman" w:hAnsi="Times New Roman" w:cs="Times New Roman"/>
-        </w:rPr>
-        <w:t>.</w:t>
-      </w:r>
-    </w:p>
-    <w:p>
-      <w:pPr>
-        <w:numPr>
-          <w:ilvl w:val="0"/>
-          <w:numId w:val="7"/>
-        </w:numPr>
-        <w:rPr>
-          <w:rFonts w:ascii="Times New Roman" w:hAnsi="Times New Roman" w:cs="Times New Roman"/>
-        </w:rPr>
-      </w:pPr>
-      <w:r>
-        <w:rPr>
-          <w:rFonts w:ascii="Times New Roman" w:hAnsi="Times New Roman" w:cs="Times New Roman"/>
-        </w:rPr>
-        <w:t>Tech used: React | Typescript | Vercel</w:t>
-      </w:r>
-    </w:p>
-    <w:p>
-      <w:pPr>
-        <w:numPr>
-          <w:ilvl w:val="0"/>
-          <w:numId w:val="7"/>
-        </w:numPr>
-        <w:rPr>
-          <w:rFonts w:ascii="Times New Roman" w:hAnsi="Times New Roman" w:cs="Times New Roman"/>
-        </w:rPr>
-      </w:pPr>
-      <w:r>
-        <w:rPr>
-          <w:rFonts w:ascii="Times New Roman" w:hAnsi="Times New Roman" w:cs="Times New Roman"/>
-        </w:rPr>
-        <w:t xml:space="preserve">Link: </w:t>
-      </w:r>
-      <w:hyperlink r:id="rId10" w:history="1">
-        <w:r>
-          <w:rPr>
-            <w:rStyle w:val="Hyperlink"/>
-            <w:rFonts w:ascii="Times New Roman" w:hAnsi="Times New Roman" w:cs="Times New Roman"/>
-          </w:rPr>
-          <w:t>https://aloysiousleow-portfolio.vercel.app/</w:t>
-        </w:r>
-      </w:hyperlink>
-      <w:r>
-        <w:rPr>
-          <w:rFonts w:ascii="Times New Roman" w:hAnsi="Times New Roman" w:cs="Times New Roman"/>
-        </w:rPr>
-        <w:t xml:space="preserve"> </w:t>
-      </w:r>
-      <w:r>
-        <w:rPr>
-          <w:rFonts w:ascii="Times New Roman" w:hAnsi="Times New Roman" w:cs="Times New Roman"/>
-        </w:rPr>
-        <w:t xml:space="preserve"> </w:t>
-      </w:r>
-    </w:p>
-    <w:p>
-      <w:pPr>
-        <w:rPr>
-          <w:rFonts w:ascii="Times New Roman" w:hAnsi="Times New Roman" w:cs="Times New Roman"/>
-        </w:rPr>
-      </w:pPr>
-    </w:p>
-    <w:p>
-      <w:pPr>
-        <w:rPr>
-          <w:rFonts w:ascii="Times New Roman" w:hAnsi="Times New Roman" w:cs="Times New Roman"/>
-          <w:b/>
-          <w:bCs/>
-        </w:rPr>
-      </w:pPr>
-      <w:r>
-        <w:rPr>
-          <w:rFonts w:ascii="Times New Roman" w:hAnsi="Times New Roman" w:cs="Times New Roman"/>
-          <w:b/>
-          <w:bCs/>
-        </w:rPr>
-        <w:t>Let’s * Help V1.0.0</w:t>
-      </w:r>
-    </w:p>
-    <w:p>
-      <w:pPr>
-        <w:rPr>
-          <w:rFonts w:ascii="Times New Roman" w:hAnsi="Times New Roman" w:cs="Times New Roman"/>
-        </w:rPr>
-      </w:pPr>
-      <w:r>
-        <w:rPr>
-          <w:rFonts w:ascii="Times New Roman" w:hAnsi="Times New Roman" w:cs="Times New Roman"/>
-        </w:rPr>
-        <w:t xml:space="preserve">Developed and designed a Volunteer Event Platform supporting three types of users with features like </w:t>
-      </w:r>
-      <w:r>
-        <w:rPr>
-          <w:rFonts w:ascii="Times New Roman" w:hAnsi="Times New Roman" w:cs="Times New Roman"/>
-          <w:b/>
-          <w:bCs/>
-        </w:rPr>
-        <w:t>user</w:t>
-      </w:r>
-    </w:p>
-    <w:p>
-      <w:pPr>
-        <w:rPr>
-          <w:rFonts w:ascii="Times New Roman" w:hAnsi="Times New Roman" w:cs="Times New Roman"/>
-        </w:rPr>
-      </w:pPr>
-      <w:r>
-        <w:rPr>
-          <w:rFonts w:ascii="Times New Roman" w:hAnsi="Times New Roman" w:cs="Times New Roman"/>
-          <w:b/>
-          <w:bCs/>
-        </w:rPr>
-        <w:t>authentication</w:t>
-      </w:r>
-      <w:r>
-        <w:rPr>
-          <w:rFonts w:ascii="Times New Roman" w:hAnsi="Times New Roman" w:cs="Times New Roman"/>
-        </w:rPr>
-        <w:t xml:space="preserve">, full </w:t>
-      </w:r>
-      <w:r>
-        <w:rPr>
-          <w:rFonts w:ascii="Times New Roman" w:hAnsi="Times New Roman" w:cs="Times New Roman"/>
-          <w:b/>
-          <w:bCs/>
-        </w:rPr>
-        <w:t>CRUD</w:t>
-      </w:r>
-      <w:r>
-        <w:rPr>
-          <w:rFonts w:ascii="Times New Roman" w:hAnsi="Times New Roman" w:cs="Times New Roman"/>
-        </w:rPr>
-        <w:t xml:space="preserve"> functions, email notifications, and front-end/back-end </w:t>
-      </w:r>
-      <w:r>
-        <w:rPr>
-          <w:rFonts w:ascii="Times New Roman" w:hAnsi="Times New Roman" w:cs="Times New Roman"/>
-          <w:b/>
-          <w:bCs/>
-        </w:rPr>
-        <w:t>validation checks</w:t>
-      </w:r>
-      <w:r>
-        <w:rPr>
-          <w:rFonts w:ascii="Times New Roman" w:hAnsi="Times New Roman" w:cs="Times New Roman"/>
-        </w:rPr>
-        <w:t>.</w:t>
-      </w:r>
-    </w:p>
-    <w:p>
-      <w:pPr>
-        <w:numPr>
-          <w:ilvl w:val="0"/>
-          <w:numId w:val="8"/>
-        </w:numPr>
-        <w:rPr>
-          <w:rFonts w:ascii="Times New Roman" w:hAnsi="Times New Roman" w:cs="Times New Roman"/>
-        </w:rPr>
-      </w:pPr>
-      <w:r>
-        <w:rPr>
-          <w:rFonts w:ascii="Times New Roman" w:hAnsi="Times New Roman" w:cs="Times New Roman"/>
-        </w:rPr>
-        <w:t>Tech used: React | JavaScript | Node.js | PostgreSQL | Render</w:t>
-      </w:r>
-    </w:p>
-    <w:p>
-      <w:pPr>
-        <w:numPr>
-          <w:ilvl w:val="0"/>
-          <w:numId w:val="8"/>
-        </w:numPr>
-        <w:rPr>
-          <w:rFonts w:ascii="Times New Roman" w:hAnsi="Times New Roman" w:cs="Times New Roman"/>
-        </w:rPr>
-      </w:pPr>
-      <w:r>
-        <w:rPr>
-          <w:rFonts w:ascii="Times New Roman" w:hAnsi="Times New Roman" w:cs="Times New Roman"/>
-        </w:rPr>
-        <w:t>Role: Full-Stack</w:t>
-      </w:r>
-    </w:p>
-    <w:p>
-      <w:pPr>
-        <w:numPr>
-          <w:ilvl w:val="0"/>
-          <w:numId w:val="8"/>
-        </w:numPr>
-        <w:rPr>
-          <w:rFonts w:ascii="Times New Roman" w:hAnsi="Times New Roman" w:cs="Times New Roman"/>
-        </w:rPr>
-      </w:pPr>
-      <w:r>
-        <w:rPr>
-          <w:rFonts w:ascii="Times New Roman" w:hAnsi="Times New Roman" w:cs="Times New Roman"/>
-        </w:rPr>
-        <w:t xml:space="preserve">Link: </w:t>
-      </w:r>
-      <w:hyperlink r:id="rId11" w:history="1">
-        <w:r>
-          <w:rPr>
-            <w:rStyle w:val="Hyperlink"/>
-            <w:rFonts w:ascii="Times New Roman" w:hAnsi="Times New Roman" w:cs="Times New Roman"/>
-          </w:rPr>
-          <w:t>https://github.com/Aloyleow/Eleos/</w:t>
-        </w:r>
-      </w:hyperlink>
-      <w:r>
-        <w:rPr>
-          <w:rFonts w:ascii="Times New Roman" w:hAnsi="Times New Roman" w:cs="Times New Roman"/>
-        </w:rPr>
-        <w:t xml:space="preserve">  </w:t>
-      </w:r>
-      <w:r>
-        <w:rPr>
-          <w:rFonts w:ascii="Times New Roman" w:hAnsi="Times New Roman" w:cs="Times New Roman"/>
-        </w:rPr>
-        <w:t xml:space="preserve"> </w:t>
-      </w:r>
-    </w:p>
-    <w:p>
-      <w:pPr>
-        <w:rPr>
-          <w:rFonts w:ascii="Times New Roman" w:hAnsi="Times New Roman" w:cs="Times New Roman"/>
-        </w:rPr>
-      </w:pPr>
-    </w:p>
-    <w:p>
-      <w:pPr>
-        <w:rPr>
-          <w:rFonts w:ascii="Times New Roman" w:hAnsi="Times New Roman" w:cs="Times New Roman"/>
-          <w:b/>
-          <w:bCs/>
           <w:u w:val="single"/>
         </w:rPr>
       </w:pPr>
@@ -1432,19 +1399,7 @@
         <w:rPr>
           <w:rFonts w:ascii="Times New Roman" w:hAnsi="Times New Roman" w:cs="Times New Roman"/>
         </w:rPr>
-        <w:t xml:space="preserve"> Bootcamp Certification                                                      </w:t>
-      </w:r>
-      <w:r>
-        <w:rPr>
-          <w:rFonts w:ascii="Times New Roman" w:hAnsi="Times New Roman" w:cs="Times New Roman"/>
-        </w:rPr>
-        <w:t xml:space="preserve"> </w:t>
-      </w:r>
-      <w:r>
-        <w:rPr>
-          <w:rFonts w:ascii="Times New Roman" w:hAnsi="Times New Roman" w:cs="Times New Roman"/>
-        </w:rPr>
-        <w:t>2024</w:t>
+        <w:t xml:space="preserve"> Bootcamp Certification                                                       2024</w:t>
       </w:r>
     </w:p>
     <w:p>
@@ -1611,6 +1566,7 @@
       <w:pgMar w:top="432" w:right="432" w:bottom="432" w:left="432" w:header="0" w:footer="0" w:gutter="0"/>
       <w:cols w:space="720"/>
       <w:formProt w:val="0"/>
+      <w:docGrid w:linePitch="100"/>
     </w:sectPr>
   </w:body>
 </w:document>
@@ -1619,9 +1575,9 @@
 <file path=word/numbering.xml><?xml version="1.0" encoding="utf-8"?>
 <w:numbering xmlns:wpc="http://schemas.microsoft.com/office/word/2010/wordprocessingCanvas" xmlns:cx="http://schemas.microsoft.com/office/drawing/2014/chartex" xmlns:cx1="http://schemas.microsoft.com/office/drawing/2015/9/8/chartex" xmlns:cx2="http://schemas.microsoft.com/office/drawing/2015/10/21/chartex" xmlns:cx3="http://schemas.microsoft.com/office/drawing/2016/5/9/chartex" xmlns:cx4="http://schemas.microsoft.com/office/drawing/2016/5/10/chartex" xmlns:cx5="http://schemas.microsoft.com/office/drawing/2016/5/11/chartex" xmlns:cx6="http://schemas.microsoft.com/office/drawing/2016/5/12/chartex" xmlns:cx7="http://schemas.microsoft.com/office/drawing/2016/5/13/chartex" xmlns:cx8="http://schemas.microsoft.com/office/drawing/2016/5/14/chartex" xmlns:mc="http://schemas.openxmlformats.org/markup-compatibility/2006" xmlns:aink="http://schemas.microsoft.com/office/drawing/2016/ink" xmlns:am3d="http://schemas.microsoft.com/office/drawing/2017/model3d" xmlns:o="urn:schemas-microsoft-com:office:office" xmlns:oel="http://schemas.microsoft.com/office/2019/extlst" xmlns:r="http://schemas.openxmlformats.org/officeDocument/2006/relationships" xmlns:m="http://schemas.openxmlformats.org/officeDocument/2006/math" xmlns:v="urn:schemas-microsoft-com:vml" xmlns:wp14="http://schemas.microsoft.com/office/word/2010/wordprocessingDrawing" xmlns:wp="http://schemas.openxmlformats.org/drawingml/2006/wordprocessingDrawing" xmlns:w10="urn:schemas-microsoft-com:office:word" xmlns:w="http://schemas.openxmlformats.org/wordprocessingml/2006/main" xmlns:w14="http://schemas.microsoft.com/office/word/2010/wordml" xmlns:w15="http://schemas.microsoft.com/office/word/2012/wordml" xmlns:w16cex="http://schemas.microsoft.com/office/word/2018/wordml/cex" xmlns:w16cid="http://schemas.microsoft.com/office/word/2016/wordml/cid" xmlns:w16="http://schemas.microsoft.com/office/word/2018/wordml" xmlns:w16du="http://schemas.microsoft.com/office/word/2023/wordml/word16du" xmlns:w16sdtdh="http://schemas.microsoft.com/office/word/2020/wordml/sdtdatahash" xmlns:w16sdtfl="http://schemas.microsoft.com/office/word/2024/wordml/sdtformatlock" xmlns:w16se="http://schemas.microsoft.com/office/word/2015/wordml/symex" xmlns:wpg="http://schemas.microsoft.com/office/word/2010/wordprocessingGroup" xmlns:wpi="http://schemas.microsoft.com/office/word/2010/wordprocessingInk" xmlns:wne="http://schemas.microsoft.com/office/word/2006/wordml" xmlns:wps="http://schemas.microsoft.com/office/word/2010/wordprocessingShape" mc:Ignorable="w14 w15 w16se w16cid w16 w16cex w16sdtdh w16sdtfl w16du wp14">
   <w:abstractNum w:abstractNumId="0" w15:restartNumberingAfterBreak="0">
-    <w:nsid w:val="02DB4926"/>
+    <w:nsid w:val="04531CC6"/>
     <w:multiLevelType w:val="multilevel"/>
-    <w:tmpl w:val="FD5C3C92"/>
+    <w:tmpl w:val="3078D3B8"/>
     <w:lvl w:ilvl="0">
       <w:start w:val="1"/>
       <w:numFmt w:val="none"/>
@@ -1741,9 +1697,9 @@
     </w:lvl>
   </w:abstractNum>
   <w:abstractNum w:abstractNumId="1" w15:restartNumberingAfterBreak="0">
-    <w:nsid w:val="104B4277"/>
+    <w:nsid w:val="088A47CA"/>
     <w:multiLevelType w:val="multilevel"/>
-    <w:tmpl w:val="07A0D9A4"/>
+    <w:tmpl w:val="A3BCF02C"/>
     <w:lvl w:ilvl="0">
       <w:start w:val="1"/>
       <w:numFmt w:val="bullet"/>
@@ -1881,9 +1837,9 @@
     </w:lvl>
   </w:abstractNum>
   <w:abstractNum w:abstractNumId="2" w15:restartNumberingAfterBreak="0">
-    <w:nsid w:val="1E45677A"/>
+    <w:nsid w:val="1D1975E3"/>
     <w:multiLevelType w:val="multilevel"/>
-    <w:tmpl w:val="76762270"/>
+    <w:tmpl w:val="8E9A0F2C"/>
     <w:lvl w:ilvl="0">
       <w:start w:val="1"/>
       <w:numFmt w:val="bullet"/>
@@ -1905,6 +1861,9 @@
       <w:lvlText w:val="o"/>
       <w:lvlJc w:val="left"/>
       <w:pPr>
+        <w:tabs>
+          <w:tab w:val="num" w:pos="0"/>
+        </w:tabs>
         <w:ind w:left="1080" w:hanging="360"/>
       </w:pPr>
       <w:rPr>
@@ -2018,9 +1977,9 @@
     </w:lvl>
   </w:abstractNum>
   <w:abstractNum w:abstractNumId="3" w15:restartNumberingAfterBreak="0">
-    <w:nsid w:val="4D032DAF"/>
+    <w:nsid w:val="23DC722B"/>
     <w:multiLevelType w:val="multilevel"/>
-    <w:tmpl w:val="E7D0A36C"/>
+    <w:tmpl w:val="60065F56"/>
     <w:lvl w:ilvl="0">
       <w:start w:val="1"/>
       <w:numFmt w:val="bullet"/>
@@ -2039,13 +1998,16 @@
     <w:lvl w:ilvl="1">
       <w:start w:val="1"/>
       <w:numFmt w:val="bullet"/>
-      <w:lvlText w:val="o"/>
-      <w:lvlJc w:val="left"/>
-      <w:pPr>
+      <w:lvlText w:val=""/>
+      <w:lvlJc w:val="left"/>
+      <w:pPr>
+        <w:tabs>
+          <w:tab w:val="num" w:pos="1080"/>
+        </w:tabs>
         <w:ind w:left="1080" w:hanging="360"/>
       </w:pPr>
       <w:rPr>
-        <w:rFonts w:ascii="Courier New" w:hAnsi="Courier New" w:cs="Courier New" w:hint="default"/>
+        <w:rFonts w:ascii="Symbol" w:hAnsi="Symbol" w:cs="Symbol" w:hint="default"/>
       </w:rPr>
     </w:lvl>
     <w:lvl w:ilvl="2">
@@ -2155,9 +2117,9 @@
     </w:lvl>
   </w:abstractNum>
   <w:abstractNum w:abstractNumId="4" w15:restartNumberingAfterBreak="0">
-    <w:nsid w:val="4FCD27DA"/>
+    <w:nsid w:val="29B961C5"/>
     <w:multiLevelType w:val="multilevel"/>
-    <w:tmpl w:val="28E0A2E6"/>
+    <w:tmpl w:val="3AB48A36"/>
     <w:lvl w:ilvl="0">
       <w:start w:val="1"/>
       <w:numFmt w:val="bullet"/>
@@ -2295,9 +2257,9 @@
     </w:lvl>
   </w:abstractNum>
   <w:abstractNum w:abstractNumId="5" w15:restartNumberingAfterBreak="0">
-    <w:nsid w:val="538972DB"/>
+    <w:nsid w:val="2F46444A"/>
     <w:multiLevelType w:val="multilevel"/>
-    <w:tmpl w:val="0A0E000C"/>
+    <w:tmpl w:val="0D92EA1C"/>
     <w:lvl w:ilvl="0">
       <w:start w:val="1"/>
       <w:numFmt w:val="bullet"/>
@@ -2316,16 +2278,16 @@
     <w:lvl w:ilvl="1">
       <w:start w:val="1"/>
       <w:numFmt w:val="bullet"/>
-      <w:lvlText w:val=""/>
-      <w:lvlJc w:val="left"/>
-      <w:pPr>
-        <w:tabs>
-          <w:tab w:val="num" w:pos="1080"/>
+      <w:lvlText w:val="o"/>
+      <w:lvlJc w:val="left"/>
+      <w:pPr>
+        <w:tabs>
+          <w:tab w:val="num" w:pos="0"/>
         </w:tabs>
         <w:ind w:left="1080" w:hanging="360"/>
       </w:pPr>
       <w:rPr>
-        <w:rFonts w:ascii="Symbol" w:hAnsi="Symbol" w:cs="Symbol" w:hint="default"/>
+        <w:rFonts w:ascii="Courier New" w:hAnsi="Courier New" w:cs="Courier New" w:hint="default"/>
       </w:rPr>
     </w:lvl>
     <w:lvl w:ilvl="2">
@@ -2435,9 +2397,9 @@
     </w:lvl>
   </w:abstractNum>
   <w:abstractNum w:abstractNumId="6" w15:restartNumberingAfterBreak="0">
-    <w:nsid w:val="56873C84"/>
+    <w:nsid w:val="39DE3FCD"/>
     <w:multiLevelType w:val="multilevel"/>
-    <w:tmpl w:val="CB26E4E6"/>
+    <w:tmpl w:val="976CABE8"/>
     <w:lvl w:ilvl="0">
       <w:start w:val="1"/>
       <w:numFmt w:val="bullet"/>
@@ -2575,9 +2537,9 @@
     </w:lvl>
   </w:abstractNum>
   <w:abstractNum w:abstractNumId="7" w15:restartNumberingAfterBreak="0">
-    <w:nsid w:val="5B9E784D"/>
+    <w:nsid w:val="4D532081"/>
     <w:multiLevelType w:val="multilevel"/>
-    <w:tmpl w:val="E9D2C4C2"/>
+    <w:tmpl w:val="53A2E608"/>
     <w:lvl w:ilvl="0">
       <w:start w:val="1"/>
       <w:numFmt w:val="bullet"/>
@@ -2715,9 +2677,9 @@
     </w:lvl>
   </w:abstractNum>
   <w:abstractNum w:abstractNumId="8" w15:restartNumberingAfterBreak="0">
-    <w:nsid w:val="5C0F01FE"/>
+    <w:nsid w:val="7D836AFB"/>
     <w:multiLevelType w:val="multilevel"/>
-    <w:tmpl w:val="3114438C"/>
+    <w:tmpl w:val="F44EE802"/>
     <w:lvl w:ilvl="0">
       <w:start w:val="1"/>
       <w:numFmt w:val="bullet"/>
@@ -2854,31 +2816,31 @@
       </w:rPr>
     </w:lvl>
   </w:abstractNum>
-  <w:num w:numId="1" w16cid:durableId="755133030">
+  <w:num w:numId="1" w16cid:durableId="918170633">
+    <w:abstractNumId w:val="1"/>
+  </w:num>
+  <w:num w:numId="2" w16cid:durableId="1706758776">
     <w:abstractNumId w:val="7"/>
   </w:num>
-  <w:num w:numId="2" w16cid:durableId="1217858887">
-    <w:abstractNumId w:val="1"/>
+  <w:num w:numId="3" w16cid:durableId="1768455313">
+    <w:abstractNumId w:val="5"/>
   </w:num>
-  <w:num w:numId="3" w16cid:durableId="1047334265">
+  <w:num w:numId="4" w16cid:durableId="823282871">
+    <w:abstractNumId w:val="2"/>
+  </w:num>
+  <w:num w:numId="5" w16cid:durableId="1026832780">
+    <w:abstractNumId w:val="4"/>
+  </w:num>
+  <w:num w:numId="6" w16cid:durableId="2069111968">
     <w:abstractNumId w:val="3"/>
   </w:num>
-  <w:num w:numId="4" w16cid:durableId="2010988158">
-    <w:abstractNumId w:val="2"/>
-  </w:num>
-  <w:num w:numId="5" w16cid:durableId="1684745065">
+  <w:num w:numId="7" w16cid:durableId="2062173635">
     <w:abstractNumId w:val="6"/>
   </w:num>
-  <w:num w:numId="6" w16cid:durableId="1669289553">
-    <w:abstractNumId w:val="4"/>
-  </w:num>
-  <w:num w:numId="7" w16cid:durableId="267666749">
+  <w:num w:numId="8" w16cid:durableId="948776664">
     <w:abstractNumId w:val="8"/>
   </w:num>
-  <w:num w:numId="8" w16cid:durableId="1948468242">
-    <w:abstractNumId w:val="5"/>
-  </w:num>
-  <w:num w:numId="9" w16cid:durableId="294944271">
+  <w:num w:numId="9" w16cid:durableId="508715461">
     <w:abstractNumId w:val="0"/>
   </w:num>
 </w:numbering>
@@ -3287,7 +3249,6 @@
   <w:style w:type="character" w:default="1" w:styleId="DefaultParagraphFont">
     <w:name w:val="Default Paragraph Font"/>
     <w:uiPriority w:val="1"/>
-    <w:semiHidden/>
     <w:unhideWhenUsed/>
   </w:style>
   <w:style w:type="table" w:default="1" w:styleId="TableNormal">
@@ -3318,11 +3279,24 @@
       <w:u w:val="single"/>
     </w:rPr>
   </w:style>
-  <w:style w:type="character" w:customStyle="1" w:styleId="Bullets">
-    <w:name w:val="Bullets"/>
+  <w:style w:type="character" w:customStyle="1" w:styleId="Bulletsuser">
+    <w:name w:val="Bullets (user)"/>
     <w:qFormat/>
     <w:rPr>
       <w:rFonts w:ascii="OpenSymbol" w:eastAsia="OpenSymbol" w:hAnsi="OpenSymbol" w:cs="OpenSymbol"/>
+    </w:rPr>
+  </w:style>
+  <w:style w:type="character" w:styleId="UnresolvedMention">
+    <w:name w:val="Unresolved Mention"/>
+    <w:basedOn w:val="DefaultParagraphFont"/>
+    <w:uiPriority w:val="99"/>
+    <w:semiHidden/>
+    <w:unhideWhenUsed/>
+    <w:qFormat/>
+    <w:rsid w:val="00CF3832"/>
+    <w:rPr>
+      <w:color w:val="605E5C"/>
+      <w:shd w:val="clear" w:color="auto" w:fill="E1DFDD"/>
     </w:rPr>
   </w:style>
   <w:style w:type="paragraph" w:customStyle="1" w:styleId="Heading">
@@ -3371,18 +3345,6 @@
     <w:pPr>
       <w:suppressLineNumbers/>
     </w:pPr>
-  </w:style>
-  <w:style w:type="character" w:styleId="UnresolvedMention">
-    <w:name w:val="Unresolved Mention"/>
-    <w:basedOn w:val="DefaultParagraphFont"/>
-    <w:uiPriority w:val="99"/>
-    <w:semiHidden/>
-    <w:unhideWhenUsed/>
-    <w:rsid w:val="00CF3832"/>
-    <w:rPr>
-      <w:color w:val="605E5C"/>
-      <w:shd w:val="clear" w:color="auto" w:fill="E1DFDD"/>
-    </w:rPr>
   </w:style>
 </w:styles>
 </file>

--- a/public/resume.docx
+++ b/public/resume.docx
@@ -151,19 +151,43 @@
         <w:rPr>
           <w:rFonts w:ascii="Times New Roman" w:hAnsi="Times New Roman" w:cs="Times New Roman"/>
         </w:rPr>
-        <w:t xml:space="preserve">A Software-developer with a background in finance and insurance. Self-driven, highly motivated and a proactive learner. </w:t>
-      </w:r>
-      <w:r>
-        <w:rPr>
-          <w:rFonts w:ascii="Times New Roman" w:hAnsi="Times New Roman" w:cs="Times New Roman"/>
-        </w:rPr>
-        <w:t>Specialize</w:t>
-      </w:r>
-      <w:r>
-        <w:rPr>
-          <w:rFonts w:ascii="Times New Roman" w:hAnsi="Times New Roman" w:cs="Times New Roman"/>
-        </w:rPr>
-        <w:t xml:space="preserve"> in Full-Stack Engineering with Enterprise-Grade Integrations, DevOps &amp; Cloud Infrastructure Execution.</w:t>
+        <w:t xml:space="preserve">A Software-developer </w:t>
+      </w:r>
+      <w:r>
+        <w:rPr>
+          <w:rFonts w:ascii="Times New Roman" w:hAnsi="Times New Roman" w:cs="Times New Roman"/>
+        </w:rPr>
+        <w:t>s</w:t>
+      </w:r>
+      <w:r>
+        <w:rPr>
+          <w:rFonts w:ascii="Times New Roman" w:hAnsi="Times New Roman" w:cs="Times New Roman"/>
+        </w:rPr>
+        <w:t>pecializ</w:t>
+      </w:r>
+      <w:r>
+        <w:rPr>
+          <w:rFonts w:ascii="Times New Roman" w:hAnsi="Times New Roman" w:cs="Times New Roman"/>
+        </w:rPr>
+        <w:t>ing</w:t>
+      </w:r>
+      <w:r>
+        <w:rPr>
+          <w:rFonts w:ascii="Times New Roman" w:hAnsi="Times New Roman" w:cs="Times New Roman"/>
+        </w:rPr>
+        <w:t xml:space="preserve"> in Full-Stack Engineering with Enterprise-Grade Integrations, DevOps &amp; Cloud Infrastructure Execution</w:t>
+      </w:r>
+      <w:r>
+        <w:rPr>
+          <w:rFonts w:ascii="Times New Roman" w:hAnsi="Times New Roman" w:cs="Times New Roman"/>
+        </w:rPr>
+        <w:t>. Looking at d</w:t>
+      </w:r>
+      <w:r>
+        <w:rPr>
+          <w:rFonts w:ascii="Times New Roman" w:hAnsi="Times New Roman" w:cs="Times New Roman"/>
+        </w:rPr>
+        <w:t>esigning, building, and scaling web applications with a strong focus on security, performance, and system architecture.</w:t>
       </w:r>
     </w:p>
     <w:p>
@@ -253,6 +277,13 @@
         </w:rPr>
         <w:t xml:space="preserve">              Apr 2025 – Present</w:t>
       </w:r>
+    </w:p>
+    <w:p>
+      <w:pPr>
+        <w:rPr>
+          <w:rFonts w:ascii="Times New Roman" w:hAnsi="Times New Roman" w:cs="Times New Roman"/>
+        </w:rPr>
+      </w:pPr>
     </w:p>
     <w:p>
       <w:pPr>
@@ -280,7 +311,25 @@
         <w:rPr>
           <w:rFonts w:ascii="Times New Roman" w:hAnsi="Times New Roman" w:cs="Times New Roman"/>
         </w:rPr>
-        <w:t>aintain, and scale end-to-end systems across backend and frontend in an agile environment, supporting product releases from dev to prod environments</w:t>
+        <w:t>aintain, and scale end-to-end systems across backend and frontend in an agile environment, supporting product releases from dev</w:t>
+      </w:r>
+      <w:r>
+        <w:rPr>
+          <w:rFonts w:ascii="Times New Roman" w:hAnsi="Times New Roman" w:cs="Times New Roman"/>
+        </w:rPr>
+        <w:t>elopment</w:t>
+      </w:r>
+      <w:r>
+        <w:rPr>
+          <w:rFonts w:ascii="Times New Roman" w:hAnsi="Times New Roman" w:cs="Times New Roman"/>
+        </w:rPr>
+        <w:t xml:space="preserve"> to prod</w:t>
+      </w:r>
+      <w:r>
+        <w:rPr>
+          <w:rFonts w:ascii="Times New Roman" w:hAnsi="Times New Roman" w:cs="Times New Roman"/>
+        </w:rPr>
+        <w:t>uction</w:t>
       </w:r>
       <w:r>
         <w:rPr>
@@ -288,6 +337,56 @@
         </w:rPr>
         <w:t>.</w:t>
       </w:r>
+      <w:r>
+        <w:rPr>
+          <w:rFonts w:ascii="Times New Roman" w:hAnsi="Times New Roman" w:cs="Times New Roman"/>
+        </w:rPr>
+        <w:t xml:space="preserve"> </w:t>
+      </w:r>
+      <w:r>
+        <w:rPr>
+          <w:rFonts w:ascii="Times New Roman" w:hAnsi="Times New Roman" w:cs="Times New Roman"/>
+        </w:rPr>
+        <w:t>L</w:t>
+      </w:r>
+      <w:r>
+        <w:rPr>
+          <w:rFonts w:ascii="Times New Roman" w:hAnsi="Times New Roman" w:cs="Times New Roman"/>
+        </w:rPr>
+        <w:t>eading cloud migration, infrastructure security, CI/CD</w:t>
+      </w:r>
+      <w:r>
+        <w:rPr>
+          <w:rFonts w:ascii="Times New Roman" w:hAnsi="Times New Roman" w:cs="Times New Roman"/>
+        </w:rPr>
+        <w:t xml:space="preserve"> and </w:t>
+      </w:r>
+      <w:r>
+        <w:rPr>
+          <w:rFonts w:ascii="Times New Roman" w:hAnsi="Times New Roman" w:cs="Times New Roman"/>
+        </w:rPr>
+        <w:t>system stability</w:t>
+      </w:r>
+      <w:r>
+        <w:rPr>
+          <w:rFonts w:ascii="Times New Roman" w:hAnsi="Times New Roman" w:cs="Times New Roman"/>
+        </w:rPr>
+        <w:t xml:space="preserve"> after development</w:t>
+      </w:r>
+      <w:r>
+        <w:rPr>
+          <w:rFonts w:ascii="Times New Roman" w:hAnsi="Times New Roman" w:cs="Times New Roman"/>
+        </w:rPr>
+        <w:t>.</w:t>
+      </w:r>
+    </w:p>
+    <w:p>
+      <w:pPr>
+        <w:ind w:left="720"/>
+        <w:rPr>
+          <w:rFonts w:ascii="Times New Roman" w:hAnsi="Times New Roman" w:cs="Times New Roman"/>
+        </w:rPr>
+      </w:pPr>
     </w:p>
     <w:p>
       <w:pPr>
@@ -302,48 +401,33 @@
       <w:r>
         <w:rPr>
           <w:rFonts w:ascii="Times New Roman" w:hAnsi="Times New Roman" w:cs="Times New Roman"/>
-        </w:rPr>
-        <w:t>Integrated 3rd-party systems</w:t>
-      </w:r>
-      <w:r>
-        <w:rPr>
-          <w:rFonts w:ascii="Times New Roman" w:hAnsi="Times New Roman" w:cs="Times New Roman"/>
-        </w:rPr>
-        <w:t xml:space="preserve"> using secure workflows with x509 certs</w:t>
-      </w:r>
-      <w:r>
-        <w:rPr>
-          <w:rFonts w:ascii="Times New Roman" w:hAnsi="Times New Roman" w:cs="Times New Roman"/>
-        </w:rPr>
-        <w:t xml:space="preserve"> such as </w:t>
-      </w:r>
-      <w:r>
-        <w:rPr>
-          <w:rFonts w:ascii="Times New Roman" w:hAnsi="Times New Roman" w:cs="Times New Roman"/>
-          <w:b/>
-          <w:bCs/>
-        </w:rPr>
-        <w:t>Workday (SOAP)</w:t>
-      </w:r>
-      <w:r>
-        <w:rPr>
-          <w:rFonts w:ascii="Times New Roman" w:hAnsi="Times New Roman" w:cs="Times New Roman"/>
-        </w:rPr>
-        <w:t xml:space="preserve"> via Accenture</w:t>
-      </w:r>
-      <w:r>
-        <w:rPr>
-          <w:rFonts w:ascii="Times New Roman" w:hAnsi="Times New Roman" w:cs="Times New Roman"/>
-        </w:rPr>
-        <w:t xml:space="preserve">. </w:t>
-      </w:r>
-      <w:r>
-        <w:rPr>
-          <w:rFonts w:ascii="Times New Roman" w:hAnsi="Times New Roman" w:cs="Times New Roman"/>
-          <w:b/>
-          <w:bCs/>
-        </w:rPr>
-        <w:t>Sign with Singpass</w:t>
+          <w:b/>
+          <w:bCs/>
+        </w:rPr>
+        <w:t>Main technologies</w:t>
+      </w:r>
+      <w:r>
+        <w:rPr>
+          <w:rFonts w:ascii="Times New Roman" w:hAnsi="Times New Roman" w:cs="Times New Roman"/>
+        </w:rPr>
+        <w:t xml:space="preserve"> used</w:t>
+      </w:r>
+    </w:p>
+    <w:p>
+      <w:pPr>
+        <w:numPr>
+          <w:ilvl w:val="1"/>
+          <w:numId w:val="3"/>
+        </w:numPr>
+        <w:rPr>
+          <w:rFonts w:ascii="Times New Roman" w:hAnsi="Times New Roman" w:cs="Times New Roman"/>
+        </w:rPr>
+      </w:pPr>
+      <w:r>
+        <w:rPr>
+          <w:rFonts w:ascii="Times New Roman" w:hAnsi="Times New Roman" w:cs="Times New Roman"/>
+        </w:rPr>
+        <w:t>Typescript | NodeJS</w:t>
       </w:r>
       <w:r>
         <w:rPr>
@@ -355,8 +439,76 @@
         <w:rPr>
           <w:rFonts w:ascii="Times New Roman" w:hAnsi="Times New Roman" w:cs="Times New Roman"/>
         </w:rPr>
-        <w:t>with JWK authentication</w:t>
-      </w:r>
+        <w:t xml:space="preserve">| </w:t>
+      </w:r>
+      <w:r>
+        <w:rPr>
+          <w:rFonts w:ascii="Times New Roman" w:hAnsi="Times New Roman" w:cs="Times New Roman"/>
+        </w:rPr>
+        <w:t>Fastify</w:t>
+      </w:r>
+      <w:r>
+        <w:rPr>
+          <w:rFonts w:ascii="Times New Roman" w:hAnsi="Times New Roman" w:cs="Times New Roman"/>
+        </w:rPr>
+        <w:t xml:space="preserve"> |</w:t>
+      </w:r>
+      <w:r>
+        <w:rPr>
+          <w:rFonts w:ascii="Times New Roman" w:hAnsi="Times New Roman" w:cs="Times New Roman"/>
+        </w:rPr>
+        <w:t xml:space="preserve"> </w:t>
+      </w:r>
+      <w:r>
+        <w:rPr>
+          <w:rFonts w:ascii="Times New Roman" w:hAnsi="Times New Roman" w:cs="Times New Roman"/>
+        </w:rPr>
+        <w:t xml:space="preserve">NextJS | </w:t>
+      </w:r>
+      <w:r>
+        <w:rPr>
+          <w:rFonts w:ascii="Times New Roman" w:hAnsi="Times New Roman" w:cs="Times New Roman"/>
+        </w:rPr>
+        <w:t>Docker |</w:t>
+      </w:r>
+      <w:r>
+        <w:rPr>
+          <w:rFonts w:ascii="Times New Roman" w:hAnsi="Times New Roman" w:cs="Times New Roman"/>
+        </w:rPr>
+        <w:t xml:space="preserve"> K6 |</w:t>
+      </w:r>
+      <w:r>
+        <w:rPr>
+          <w:rFonts w:ascii="Times New Roman" w:hAnsi="Times New Roman" w:cs="Times New Roman"/>
+        </w:rPr>
+        <w:t xml:space="preserve"> Azure</w:t>
+      </w:r>
+      <w:r>
+        <w:rPr>
+          <w:rFonts w:ascii="Times New Roman" w:hAnsi="Times New Roman" w:cs="Times New Roman"/>
+        </w:rPr>
+        <w:t xml:space="preserve"> | </w:t>
+      </w:r>
+      <w:r>
+        <w:rPr>
+          <w:rFonts w:ascii="Times New Roman" w:hAnsi="Times New Roman" w:cs="Times New Roman"/>
+        </w:rPr>
+        <w:t>AWS</w:t>
+      </w:r>
+      <w:r>
+        <w:rPr>
+          <w:rFonts w:ascii="Times New Roman" w:hAnsi="Times New Roman" w:cs="Times New Roman"/>
+        </w:rPr>
+        <w:t xml:space="preserve"> | Vercel</w:t>
+      </w:r>
+    </w:p>
+    <w:p>
+      <w:pPr>
+        <w:ind w:left="1080"/>
+        <w:rPr>
+          <w:rFonts w:ascii="Times New Roman" w:hAnsi="Times New Roman" w:cs="Times New Roman"/>
+        </w:rPr>
+      </w:pPr>
     </w:p>
     <w:p>
       <w:pPr>
@@ -366,172 +518,85 @@
         </w:numPr>
         <w:rPr>
           <w:rFonts w:ascii="Times New Roman" w:hAnsi="Times New Roman" w:cs="Times New Roman"/>
-        </w:rPr>
-      </w:pPr>
-      <w:r>
-        <w:rPr>
-          <w:rFonts w:ascii="Times New Roman" w:hAnsi="Times New Roman" w:cs="Times New Roman"/>
-        </w:rPr>
-        <w:t xml:space="preserve">Performed </w:t>
-      </w:r>
-      <w:r>
-        <w:rPr>
-          <w:rFonts w:ascii="Times New Roman" w:hAnsi="Times New Roman" w:cs="Times New Roman"/>
-        </w:rPr>
-        <w:t xml:space="preserve">load and soak tests using </w:t>
-      </w:r>
-      <w:r>
-        <w:rPr>
-          <w:rFonts w:ascii="Times New Roman" w:hAnsi="Times New Roman" w:cs="Times New Roman"/>
-          <w:b/>
-          <w:bCs/>
-        </w:rPr>
-        <w:t>k6</w:t>
-      </w:r>
-      <w:r>
-        <w:rPr>
-          <w:rFonts w:ascii="Times New Roman" w:hAnsi="Times New Roman" w:cs="Times New Roman"/>
-        </w:rPr>
-        <w:t xml:space="preserve">, </w:t>
-      </w:r>
-      <w:r>
-        <w:rPr>
-          <w:rFonts w:ascii="Times New Roman" w:hAnsi="Times New Roman" w:cs="Times New Roman"/>
-        </w:rPr>
-        <w:t>monitored Azure metrics</w:t>
-      </w:r>
-      <w:r>
-        <w:rPr>
-          <w:rFonts w:ascii="Times New Roman" w:hAnsi="Times New Roman" w:cs="Times New Roman"/>
-        </w:rPr>
-        <w:t xml:space="preserve"> </w:t>
-      </w:r>
-      <w:r>
-        <w:rPr>
-          <w:rFonts w:ascii="Times New Roman" w:hAnsi="Times New Roman" w:cs="Times New Roman"/>
-        </w:rPr>
-        <w:t>and delivered a performance test report aligned to tender requirements</w:t>
-      </w:r>
-    </w:p>
-    <w:p>
-      <w:pPr>
-        <w:numPr>
-          <w:ilvl w:val="0"/>
-          <w:numId w:val="3"/>
-        </w:numPr>
-        <w:rPr>
-          <w:rFonts w:ascii="Times New Roman" w:hAnsi="Times New Roman" w:cs="Times New Roman"/>
-        </w:rPr>
-      </w:pPr>
-      <w:r>
-        <w:rPr>
-          <w:rFonts w:ascii="Times New Roman" w:hAnsi="Times New Roman" w:cs="Times New Roman"/>
-        </w:rPr>
-        <w:t>Collaborated across infra and DevOps tasks</w:t>
-      </w:r>
-      <w:r>
-        <w:rPr>
-          <w:rFonts w:ascii="Times New Roman" w:hAnsi="Times New Roman" w:cs="Times New Roman"/>
-        </w:rPr>
-        <w:t>.</w:t>
-      </w:r>
-      <w:r>
-        <w:rPr>
-          <w:rFonts w:ascii="Times New Roman" w:hAnsi="Times New Roman" w:cs="Times New Roman"/>
-        </w:rPr>
-        <w:t xml:space="preserve"> </w:t>
-      </w:r>
-      <w:r>
-        <w:rPr>
-          <w:rFonts w:ascii="Times New Roman" w:hAnsi="Times New Roman" w:cs="Times New Roman"/>
-        </w:rPr>
-        <w:t>M</w:t>
-      </w:r>
-      <w:r>
-        <w:rPr>
-          <w:rFonts w:ascii="Times New Roman" w:hAnsi="Times New Roman" w:cs="Times New Roman"/>
-        </w:rPr>
-        <w:t xml:space="preserve">anaged </w:t>
-      </w:r>
-      <w:r>
-        <w:rPr>
-          <w:rFonts w:ascii="Times New Roman" w:hAnsi="Times New Roman" w:cs="Times New Roman"/>
-          <w:b/>
-          <w:bCs/>
-        </w:rPr>
-        <w:t>PM2</w:t>
-      </w:r>
-      <w:r>
-        <w:rPr>
-          <w:rFonts w:ascii="Times New Roman" w:hAnsi="Times New Roman" w:cs="Times New Roman"/>
-        </w:rPr>
-        <w:t xml:space="preserve"> processes, SSH access, VM maintenance, environment configs, and </w:t>
-      </w:r>
-      <w:r>
-        <w:rPr>
-          <w:rFonts w:ascii="Times New Roman" w:hAnsi="Times New Roman" w:cs="Times New Roman"/>
-          <w:b/>
-          <w:bCs/>
-        </w:rPr>
-        <w:t>CI/CD pipelines</w:t>
-      </w:r>
-      <w:r>
-        <w:rPr>
-          <w:rFonts w:ascii="Times New Roman" w:hAnsi="Times New Roman" w:cs="Times New Roman"/>
-        </w:rPr>
-        <w:t xml:space="preserve"> for backend, frontend, and internal documentation sites</w:t>
-      </w:r>
-      <w:r>
-        <w:rPr>
-          <w:rFonts w:ascii="Times New Roman" w:hAnsi="Times New Roman" w:cs="Times New Roman"/>
-        </w:rPr>
-        <w:t>.</w:t>
-      </w:r>
-    </w:p>
-    <w:p>
-      <w:pPr>
-        <w:numPr>
-          <w:ilvl w:val="0"/>
-          <w:numId w:val="3"/>
-        </w:numPr>
-        <w:rPr>
-          <w:rFonts w:ascii="Times New Roman" w:hAnsi="Times New Roman" w:cs="Times New Roman"/>
-        </w:rPr>
-      </w:pPr>
-      <w:r>
-        <w:rPr>
-          <w:rFonts w:ascii="Times New Roman" w:hAnsi="Times New Roman" w:cs="Times New Roman"/>
-        </w:rPr>
-        <w:t>Main technologies used</w:t>
+          <w:b/>
+          <w:bCs/>
+        </w:rPr>
+      </w:pPr>
+      <w:r>
+        <w:rPr>
+          <w:rFonts w:ascii="Times New Roman" w:hAnsi="Times New Roman" w:cs="Times New Roman"/>
+          <w:b/>
+          <w:bCs/>
+        </w:rPr>
+        <w:t>Projects involved</w:t>
       </w:r>
     </w:p>
     <w:p>
       <w:pPr>
         <w:numPr>
           <w:ilvl w:val="1"/>
-          <w:numId w:val="3"/>
+          <w:numId w:val="11"/>
         </w:numPr>
         <w:rPr>
           <w:rFonts w:ascii="Times New Roman" w:hAnsi="Times New Roman" w:cs="Times New Roman"/>
-        </w:rPr>
-      </w:pPr>
-      <w:r>
-        <w:rPr>
-          <w:rFonts w:ascii="Times New Roman" w:hAnsi="Times New Roman" w:cs="Times New Roman"/>
-        </w:rPr>
-        <w:t>Typescript | NodeJS</w:t>
-      </w:r>
-      <w:r>
-        <w:rPr>
-          <w:rFonts w:ascii="Times New Roman" w:hAnsi="Times New Roman" w:cs="Times New Roman"/>
-        </w:rPr>
-        <w:t xml:space="preserve"> |</w:t>
-      </w:r>
-      <w:r>
-        <w:rPr>
-          <w:rFonts w:ascii="Times New Roman" w:hAnsi="Times New Roman" w:cs="Times New Roman"/>
-        </w:rPr>
-        <w:t xml:space="preserve"> Docker |</w:t>
+          <w:b/>
+          <w:bCs/>
+        </w:rPr>
+      </w:pPr>
+      <w:r>
+        <w:rPr>
+          <w:rFonts w:ascii="Times New Roman" w:hAnsi="Times New Roman" w:cs="Times New Roman"/>
+        </w:rPr>
+        <w:t>Training Management System</w:t>
+      </w:r>
+      <w:r>
+        <w:rPr>
+          <w:rFonts w:ascii="Times New Roman" w:hAnsi="Times New Roman" w:cs="Times New Roman"/>
+        </w:rPr>
+        <w:t xml:space="preserve"> with Job application functionality (ATS)</w:t>
+      </w:r>
+    </w:p>
+    <w:p>
+      <w:pPr>
+        <w:numPr>
+          <w:ilvl w:val="2"/>
+          <w:numId w:val="11"/>
+        </w:numPr>
+        <w:rPr>
+          <w:rFonts w:ascii="Times New Roman" w:hAnsi="Times New Roman" w:cs="Times New Roman"/>
+          <w:b/>
+          <w:bCs/>
+        </w:rPr>
+      </w:pPr>
+      <w:r>
+        <w:rPr>
+          <w:rFonts w:ascii="Times New Roman" w:hAnsi="Times New Roman" w:cs="Times New Roman"/>
+        </w:rPr>
+        <w:t xml:space="preserve">Took </w:t>
+      </w:r>
+      <w:r>
+        <w:rPr>
+          <w:rFonts w:ascii="Times New Roman" w:hAnsi="Times New Roman" w:cs="Times New Roman"/>
+        </w:rPr>
+        <w:t xml:space="preserve">full </w:t>
+      </w:r>
+      <w:r>
+        <w:rPr>
+          <w:rFonts w:ascii="Times New Roman" w:hAnsi="Times New Roman" w:cs="Times New Roman"/>
+        </w:rPr>
+        <w:t>ownership of core system architecture and delivery</w:t>
+      </w:r>
+      <w:r>
+        <w:rPr>
+          <w:rFonts w:ascii="Times New Roman" w:hAnsi="Times New Roman" w:cs="Times New Roman"/>
+        </w:rPr>
+        <w:t xml:space="preserve"> after initial development of the application</w:t>
+      </w:r>
+      <w:r>
+        <w:rPr>
+          <w:rFonts w:ascii="Times New Roman" w:hAnsi="Times New Roman" w:cs="Times New Roman"/>
+        </w:rPr>
+        <w:t>, while supporting parallel projects and ensuring continuity across teams.</w:t>
       </w:r>
       <w:r>
         <w:rPr>
@@ -539,38 +604,224 @@
         </w:rPr>
         <w:t xml:space="preserve"> </w:t>
       </w:r>
-      <w:proofErr w:type="spellStart"/>
-      <w:r>
-        <w:rPr>
-          <w:rFonts w:ascii="Times New Roman" w:hAnsi="Times New Roman" w:cs="Times New Roman"/>
-        </w:rPr>
-        <w:t>NextJS</w:t>
-      </w:r>
-      <w:proofErr w:type="spellEnd"/>
-      <w:r>
-        <w:rPr>
-          <w:rFonts w:ascii="Times New Roman" w:hAnsi="Times New Roman" w:cs="Times New Roman"/>
-        </w:rPr>
-        <w:t xml:space="preserve"> | K6 |</w:t>
-      </w:r>
-      <w:r>
-        <w:rPr>
-          <w:rFonts w:ascii="Times New Roman" w:hAnsi="Times New Roman" w:cs="Times New Roman"/>
-        </w:rPr>
-        <w:t xml:space="preserve"> Azure</w:t>
-      </w:r>
-      <w:r>
-        <w:rPr>
-          <w:rFonts w:ascii="Times New Roman" w:hAnsi="Times New Roman" w:cs="Times New Roman"/>
-        </w:rPr>
-        <w:t xml:space="preserve"> | Fastify | </w:t>
-      </w:r>
-      <w:r>
-        <w:rPr>
-          <w:rFonts w:ascii="Times New Roman" w:hAnsi="Times New Roman" w:cs="Times New Roman"/>
-        </w:rPr>
-        <w:t>PM2 &amp; SSH</w:t>
-      </w:r>
+    </w:p>
+    <w:p>
+      <w:pPr>
+        <w:numPr>
+          <w:ilvl w:val="2"/>
+          <w:numId w:val="10"/>
+        </w:numPr>
+        <w:rPr>
+          <w:rFonts w:ascii="Times New Roman" w:hAnsi="Times New Roman" w:cs="Times New Roman"/>
+          <w:b/>
+          <w:bCs/>
+        </w:rPr>
+      </w:pPr>
+      <w:r>
+        <w:rPr>
+          <w:rFonts w:ascii="Times New Roman" w:hAnsi="Times New Roman" w:cs="Times New Roman"/>
+        </w:rPr>
+        <w:t>Lead full production migration from Azure to AWS, including environment isolation, VM and database sizing, secret rotation, third-party IP whitelisting, and secure SSH access control.</w:t>
+      </w:r>
+    </w:p>
+    <w:p>
+      <w:pPr>
+        <w:numPr>
+          <w:ilvl w:val="2"/>
+          <w:numId w:val="10"/>
+        </w:numPr>
+        <w:rPr>
+          <w:rFonts w:ascii="Times New Roman" w:hAnsi="Times New Roman" w:cs="Times New Roman"/>
+          <w:b/>
+          <w:bCs/>
+        </w:rPr>
+      </w:pPr>
+      <w:r>
+        <w:rPr>
+          <w:rFonts w:ascii="Times New Roman" w:hAnsi="Times New Roman" w:cs="Times New Roman"/>
+        </w:rPr>
+        <w:t>Actively clearing technical debt and production tickets</w:t>
+      </w:r>
+      <w:r>
+        <w:rPr>
+          <w:rFonts w:ascii="Times New Roman" w:hAnsi="Times New Roman" w:cs="Times New Roman"/>
+        </w:rPr>
+        <w:t xml:space="preserve"> and </w:t>
+      </w:r>
+      <w:r>
+        <w:rPr>
+          <w:rFonts w:ascii="Times New Roman" w:hAnsi="Times New Roman" w:cs="Times New Roman"/>
+        </w:rPr>
+        <w:t>optimizing existing functionality</w:t>
+      </w:r>
+      <w:r>
+        <w:rPr>
+          <w:rFonts w:ascii="Times New Roman" w:hAnsi="Times New Roman" w:cs="Times New Roman"/>
+        </w:rPr>
+        <w:t>.</w:t>
+      </w:r>
+    </w:p>
+    <w:p>
+      <w:pPr>
+        <w:numPr>
+          <w:ilvl w:val="2"/>
+          <w:numId w:val="10"/>
+        </w:numPr>
+        <w:rPr>
+          <w:rFonts w:ascii="Times New Roman" w:hAnsi="Times New Roman" w:cs="Times New Roman"/>
+          <w:b/>
+          <w:bCs/>
+        </w:rPr>
+      </w:pPr>
+      <w:r>
+        <w:rPr>
+          <w:rFonts w:ascii="Times New Roman" w:hAnsi="Times New Roman" w:cs="Times New Roman"/>
+        </w:rPr>
+        <w:t>Create</w:t>
+      </w:r>
+      <w:r>
+        <w:rPr>
+          <w:rFonts w:ascii="Times New Roman" w:hAnsi="Times New Roman" w:cs="Times New Roman"/>
+        </w:rPr>
+        <w:t xml:space="preserve"> full observability across backend services.</w:t>
+      </w:r>
+      <w:r>
+        <w:rPr>
+          <w:rFonts w:ascii="Times New Roman" w:hAnsi="Times New Roman" w:cs="Times New Roman"/>
+        </w:rPr>
+        <w:t xml:space="preserve"> </w:t>
+      </w:r>
+    </w:p>
+    <w:p>
+      <w:pPr>
+        <w:numPr>
+          <w:ilvl w:val="2"/>
+          <w:numId w:val="10"/>
+        </w:numPr>
+        <w:rPr>
+          <w:rFonts w:ascii="Times New Roman" w:hAnsi="Times New Roman" w:cs="Times New Roman"/>
+          <w:b/>
+          <w:bCs/>
+        </w:rPr>
+      </w:pPr>
+      <w:r>
+        <w:rPr>
+          <w:rFonts w:ascii="Times New Roman" w:hAnsi="Times New Roman" w:cs="Times New Roman"/>
+        </w:rPr>
+        <w:t>Managing vulnerability remediation, dependency upgrades, and security patching to keep the platform compliant and secure.</w:t>
+      </w:r>
+      <w:r>
+        <w:rPr>
+          <w:rFonts w:ascii="Times New Roman" w:hAnsi="Times New Roman" w:cs="Times New Roman"/>
+        </w:rPr>
+        <w:t xml:space="preserve"> </w:t>
+      </w:r>
+    </w:p>
+    <w:p>
+      <w:pPr>
+        <w:numPr>
+          <w:ilvl w:val="2"/>
+          <w:numId w:val="10"/>
+        </w:numPr>
+        <w:rPr>
+          <w:rFonts w:ascii="Times New Roman" w:hAnsi="Times New Roman" w:cs="Times New Roman"/>
+        </w:rPr>
+      </w:pPr>
+      <w:r>
+        <w:rPr>
+          <w:rFonts w:ascii="Times New Roman" w:hAnsi="Times New Roman" w:cs="Times New Roman"/>
+        </w:rPr>
+        <w:t>Writing comprehensive system documentation covering architecture, workflows, integrations, and operational procedures.</w:t>
+      </w:r>
+      <w:r>
+        <w:rPr>
+          <w:rFonts w:ascii="Times New Roman" w:hAnsi="Times New Roman" w:cs="Times New Roman"/>
+        </w:rPr>
+        <w:t xml:space="preserve"> </w:t>
+      </w:r>
+    </w:p>
+    <w:p>
+      <w:pPr>
+        <w:numPr>
+          <w:ilvl w:val="1"/>
+          <w:numId w:val="10"/>
+        </w:numPr>
+        <w:rPr>
+          <w:rFonts w:ascii="Times New Roman" w:hAnsi="Times New Roman" w:cs="Times New Roman"/>
+          <w:b/>
+          <w:bCs/>
+        </w:rPr>
+      </w:pPr>
+      <w:r>
+        <w:rPr>
+          <w:rFonts w:ascii="Times New Roman" w:hAnsi="Times New Roman" w:cs="Times New Roman"/>
+        </w:rPr>
+        <w:t xml:space="preserve">Web Application </w:t>
+      </w:r>
+    </w:p>
+    <w:p>
+      <w:pPr>
+        <w:numPr>
+          <w:ilvl w:val="2"/>
+          <w:numId w:val="10"/>
+        </w:numPr>
+        <w:rPr>
+          <w:rFonts w:ascii="Times New Roman" w:hAnsi="Times New Roman" w:cs="Times New Roman"/>
+          <w:b/>
+          <w:bCs/>
+        </w:rPr>
+      </w:pPr>
+      <w:r>
+        <w:rPr>
+          <w:rFonts w:ascii="Times New Roman" w:hAnsi="Times New Roman" w:cs="Times New Roman"/>
+        </w:rPr>
+        <w:t>Maintain a CMS application using Sitefinity</w:t>
+      </w:r>
+    </w:p>
+    <w:p>
+      <w:pPr>
+        <w:numPr>
+          <w:ilvl w:val="1"/>
+          <w:numId w:val="10"/>
+        </w:numPr>
+        <w:rPr>
+          <w:rFonts w:ascii="Times New Roman" w:hAnsi="Times New Roman" w:cs="Times New Roman"/>
+          <w:b/>
+          <w:bCs/>
+        </w:rPr>
+      </w:pPr>
+      <w:r>
+        <w:rPr>
+          <w:rFonts w:ascii="Times New Roman" w:hAnsi="Times New Roman" w:cs="Times New Roman"/>
+        </w:rPr>
+        <w:t>Training Management System as a Saas</w:t>
+      </w:r>
+    </w:p>
+    <w:p>
+      <w:pPr>
+        <w:numPr>
+          <w:ilvl w:val="2"/>
+          <w:numId w:val="10"/>
+        </w:numPr>
+        <w:rPr>
+          <w:rFonts w:ascii="Times New Roman" w:hAnsi="Times New Roman" w:cs="Times New Roman"/>
+        </w:rPr>
+      </w:pPr>
+      <w:r>
+        <w:rPr>
+          <w:rFonts w:ascii="Times New Roman" w:hAnsi="Times New Roman" w:cs="Times New Roman"/>
+        </w:rPr>
+        <w:t>Developing a more flexible, scalable SaaS version of the core system to support multiple tenders and varying client requirements.</w:t>
+      </w:r>
+    </w:p>
+    <w:p>
+      <w:pPr>
+        <w:rPr>
+          <w:rFonts w:ascii="Times New Roman" w:hAnsi="Times New Roman" w:cs="Times New Roman"/>
+          <w:b/>
+          <w:bCs/>
+        </w:rPr>
+      </w:pPr>
     </w:p>
     <w:p>
       <w:pPr>
@@ -597,6 +848,14 @@
         </w:rPr>
         <w:t>FigureLab.com (The Figure Lab PLT)</w:t>
       </w:r>
+      <w:r>
+        <w:rPr>
+          <w:rFonts w:ascii="Times New Roman" w:hAnsi="Times New Roman" w:cs="Times New Roman"/>
+          <w:b/>
+          <w:bCs/>
+        </w:rPr>
+        <w:t xml:space="preserve"> </w:t>
+      </w:r>
     </w:p>
     <w:p>
       <w:pPr>
@@ -610,6 +869,13 @@
         </w:rPr>
         <w:t>Freelance Web Developer                                                                                                                Nov 2024 – Dec 2024</w:t>
       </w:r>
+    </w:p>
+    <w:p>
+      <w:pPr>
+        <w:rPr>
+          <w:rFonts w:ascii="Times New Roman" w:hAnsi="Times New Roman" w:cs="Times New Roman"/>
+        </w:rPr>
+      </w:pPr>
     </w:p>
     <w:p>
       <w:pPr>
@@ -659,46 +925,69 @@
         <w:rPr>
           <w:rFonts w:ascii="Times New Roman" w:hAnsi="Times New Roman" w:cs="Times New Roman"/>
         </w:rPr>
-        <w:t xml:space="preserve">React | </w:t>
-      </w:r>
-      <w:proofErr w:type="spellStart"/>
-      <w:r>
-        <w:rPr>
-          <w:rFonts w:ascii="Times New Roman" w:hAnsi="Times New Roman" w:cs="Times New Roman"/>
-        </w:rPr>
-        <w:t>Vercel</w:t>
-      </w:r>
-      <w:proofErr w:type="spellEnd"/>
-      <w:r>
-        <w:rPr>
-          <w:rFonts w:ascii="Times New Roman" w:hAnsi="Times New Roman" w:cs="Times New Roman"/>
-        </w:rPr>
-        <w:t xml:space="preserve"> | GitHub </w:t>
-      </w:r>
-    </w:p>
-    <w:p>
-      <w:pPr>
-        <w:rPr>
-          <w:rFonts w:ascii="Times New Roman" w:hAnsi="Times New Roman" w:cs="Times New Roman"/>
-          <w:b/>
-          <w:bCs/>
-        </w:rPr>
-      </w:pPr>
-    </w:p>
-    <w:p>
-      <w:pPr>
-        <w:rPr>
-          <w:rFonts w:ascii="Times New Roman" w:hAnsi="Times New Roman" w:cs="Times New Roman"/>
-          <w:b/>
-          <w:bCs/>
-        </w:rPr>
-      </w:pPr>
-      <w:r>
-        <w:rPr>
-          <w:rFonts w:ascii="Times New Roman" w:hAnsi="Times New Roman" w:cs="Times New Roman"/>
-          <w:b/>
-          <w:bCs/>
-        </w:rPr>
+        <w:t xml:space="preserve">React | Vercel | GitHub </w:t>
+      </w:r>
+    </w:p>
+    <w:p>
+      <w:pPr>
+        <w:rPr>
+          <w:rFonts w:ascii="Times New Roman" w:hAnsi="Times New Roman" w:cs="Times New Roman"/>
+          <w:b/>
+          <w:bCs/>
+        </w:rPr>
+      </w:pPr>
+    </w:p>
+    <w:p>
+      <w:pPr>
+        <w:rPr>
+          <w:rFonts w:ascii="Times New Roman" w:hAnsi="Times New Roman" w:cs="Times New Roman"/>
+          <w:b/>
+          <w:bCs/>
+        </w:rPr>
+      </w:pPr>
+    </w:p>
+    <w:p>
+      <w:pPr>
+        <w:rPr>
+          <w:rFonts w:ascii="Times New Roman" w:hAnsi="Times New Roman" w:cs="Times New Roman"/>
+          <w:b/>
+          <w:bCs/>
+        </w:rPr>
+      </w:pPr>
+    </w:p>
+    <w:p>
+      <w:pPr>
+        <w:rPr>
+          <w:rFonts w:ascii="Times New Roman" w:hAnsi="Times New Roman" w:cs="Times New Roman"/>
+          <w:b/>
+          <w:bCs/>
+        </w:rPr>
+      </w:pPr>
+    </w:p>
+    <w:p>
+      <w:pPr>
+        <w:rPr>
+          <w:rFonts w:ascii="Times New Roman" w:hAnsi="Times New Roman" w:cs="Times New Roman"/>
+          <w:b/>
+          <w:bCs/>
+        </w:rPr>
+      </w:pPr>
+    </w:p>
+    <w:p>
+      <w:pPr>
+        <w:rPr>
+          <w:rFonts w:ascii="Times New Roman" w:hAnsi="Times New Roman" w:cs="Times New Roman"/>
+          <w:b/>
+          <w:bCs/>
+        </w:rPr>
+      </w:pPr>
+      <w:r>
+        <w:rPr>
+          <w:rFonts w:ascii="Times New Roman" w:hAnsi="Times New Roman" w:cs="Times New Roman"/>
+          <w:b/>
+          <w:bCs/>
+        </w:rPr>
+        <w:lastRenderedPageBreak/>
         <w:t xml:space="preserve">Great Eastern Life </w:t>
       </w:r>
     </w:p>
@@ -736,6 +1025,19 @@
       <w:pPr>
         <w:rPr>
           <w:rFonts w:ascii="Times New Roman" w:hAnsi="Times New Roman" w:cs="Times New Roman"/>
+          <w:b/>
+          <w:bCs/>
+          <w:u w:val="single"/>
+        </w:rPr>
+      </w:pPr>
+    </w:p>
+    <w:p>
+      <w:pPr>
+        <w:rPr>
+          <w:rFonts w:ascii="Times New Roman" w:hAnsi="Times New Roman" w:cs="Times New Roman"/>
+          <w:b/>
+          <w:bCs/>
+          <w:u w:val="single"/>
         </w:rPr>
       </w:pPr>
     </w:p>
@@ -813,7 +1115,37 @@
         <w:rPr>
           <w:rFonts w:ascii="Times New Roman" w:hAnsi="Times New Roman" w:cs="Times New Roman"/>
         </w:rPr>
-        <w:t>Programming Languages – JavaScript | TypeScript | SQL | HTML5 | CSS</w:t>
+        <w:t>Programming Languages –</w:t>
+      </w:r>
+      <w:r>
+        <w:rPr>
+          <w:rFonts w:ascii="Times New Roman" w:hAnsi="Times New Roman" w:cs="Times New Roman"/>
+        </w:rPr>
+        <w:t xml:space="preserve"> </w:t>
+      </w:r>
+      <w:r>
+        <w:rPr>
+          <w:rFonts w:ascii="Times New Roman" w:hAnsi="Times New Roman" w:cs="Times New Roman"/>
+        </w:rPr>
+        <w:t>TypeScript</w:t>
+      </w:r>
+      <w:r>
+        <w:rPr>
+          <w:rFonts w:ascii="Times New Roman" w:hAnsi="Times New Roman" w:cs="Times New Roman"/>
+        </w:rPr>
+        <w:t xml:space="preserve"> | JavaScript</w:t>
+      </w:r>
+      <w:r>
+        <w:rPr>
+          <w:rFonts w:ascii="Times New Roman" w:hAnsi="Times New Roman" w:cs="Times New Roman"/>
+        </w:rPr>
+        <w:t xml:space="preserve"> | SQL | HTML5 | CSS</w:t>
+      </w:r>
+      <w:r>
+        <w:rPr>
+          <w:rFonts w:ascii="Times New Roman" w:hAnsi="Times New Roman" w:cs="Times New Roman"/>
+        </w:rPr>
+        <w:t xml:space="preserve"> | .NET</w:t>
       </w:r>
     </w:p>
     <w:p>
@@ -830,21 +1162,25 @@
         <w:rPr>
           <w:rFonts w:ascii="Times New Roman" w:hAnsi="Times New Roman" w:cs="Times New Roman"/>
         </w:rPr>
-        <w:t xml:space="preserve">Frameworks – </w:t>
-      </w:r>
-      <w:proofErr w:type="spellStart"/>
-      <w:r>
-        <w:rPr>
-          <w:rFonts w:ascii="Times New Roman" w:hAnsi="Times New Roman" w:cs="Times New Roman"/>
-        </w:rPr>
-        <w:t>NextJS</w:t>
-      </w:r>
-      <w:proofErr w:type="spellEnd"/>
-      <w:r>
-        <w:rPr>
-          <w:rFonts w:ascii="Times New Roman" w:hAnsi="Times New Roman" w:cs="Times New Roman"/>
-        </w:rPr>
-        <w:t xml:space="preserve"> | Fastify | Express | React </w:t>
+        <w:t>Frameworks –</w:t>
+      </w:r>
+      <w:r>
+        <w:rPr>
+          <w:rFonts w:ascii="Times New Roman" w:hAnsi="Times New Roman" w:cs="Times New Roman"/>
+        </w:rPr>
+        <w:t xml:space="preserve"> </w:t>
+      </w:r>
+      <w:r>
+        <w:rPr>
+          <w:rFonts w:ascii="Times New Roman" w:hAnsi="Times New Roman" w:cs="Times New Roman"/>
+        </w:rPr>
+        <w:t xml:space="preserve">Fastify | </w:t>
+      </w:r>
+      <w:r>
+        <w:rPr>
+          <w:rFonts w:ascii="Times New Roman" w:hAnsi="Times New Roman" w:cs="Times New Roman"/>
+        </w:rPr>
+        <w:t>NextJS |</w:t>
       </w:r>
     </w:p>
     <w:p>
@@ -861,7 +1197,7 @@
         <w:rPr>
           <w:rFonts w:ascii="Times New Roman" w:hAnsi="Times New Roman" w:cs="Times New Roman"/>
         </w:rPr>
-        <w:t>Database management system – PostgreSQL</w:t>
+        <w:t>Database – PostgreSQL</w:t>
       </w:r>
     </w:p>
     <w:p>
@@ -880,6 +1216,12 @@
         </w:rPr>
         <w:t xml:space="preserve">Cloud Platforms and Storage – Azure </w:t>
       </w:r>
+      <w:r>
+        <w:rPr>
+          <w:rFonts w:ascii="Times New Roman" w:hAnsi="Times New Roman" w:cs="Times New Roman"/>
+        </w:rPr>
+        <w:t>| AWS</w:t>
+      </w:r>
     </w:p>
     <w:p>
       <w:pPr>
@@ -895,21 +1237,7 @@
         <w:rPr>
           <w:rFonts w:ascii="Times New Roman" w:hAnsi="Times New Roman" w:cs="Times New Roman"/>
         </w:rPr>
-        <w:t xml:space="preserve">DevOps – Git | GitHub | Docker | K6 | SSH | PM2 | </w:t>
-      </w:r>
-      <w:proofErr w:type="spellStart"/>
-      <w:r>
-        <w:rPr>
-          <w:rFonts w:ascii="Times New Roman" w:hAnsi="Times New Roman" w:cs="Times New Roman"/>
-        </w:rPr>
-        <w:t>Vercel</w:t>
-      </w:r>
-      <w:proofErr w:type="spellEnd"/>
-      <w:r>
-        <w:rPr>
-          <w:rFonts w:ascii="Times New Roman" w:hAnsi="Times New Roman" w:cs="Times New Roman"/>
-        </w:rPr>
-        <w:t xml:space="preserve"> </w:t>
+        <w:t xml:space="preserve">DevOps – Git | GitHub | Docker | K6 | SSH | PM2 | Vercel </w:t>
       </w:r>
     </w:p>
     <w:p>
@@ -931,77 +1259,30 @@
     </w:p>
     <w:p>
       <w:pPr>
-        <w:numPr>
-          <w:ilvl w:val="0"/>
-          <w:numId w:val="1"/>
-        </w:numPr>
-        <w:rPr>
-          <w:rFonts w:ascii="Times New Roman" w:hAnsi="Times New Roman" w:cs="Times New Roman"/>
-        </w:rPr>
-      </w:pPr>
-      <w:r>
-        <w:rPr>
-          <w:rFonts w:ascii="Times New Roman" w:hAnsi="Times New Roman" w:cs="Times New Roman"/>
-        </w:rPr>
-        <w:t>Open AI</w:t>
-      </w:r>
-    </w:p>
-    <w:p>
-      <w:pPr>
-        <w:rPr>
-          <w:rFonts w:ascii="Times New Roman" w:hAnsi="Times New Roman" w:cs="Times New Roman"/>
-        </w:rPr>
-      </w:pPr>
-    </w:p>
-    <w:p>
-      <w:pPr>
-        <w:rPr>
-          <w:rFonts w:ascii="Times New Roman" w:hAnsi="Times New Roman" w:cs="Times New Roman"/>
-          <w:b/>
-          <w:bCs/>
-        </w:rPr>
-      </w:pPr>
-    </w:p>
-    <w:p>
-      <w:pPr>
-        <w:rPr>
-          <w:rFonts w:ascii="Times New Roman" w:hAnsi="Times New Roman" w:cs="Times New Roman"/>
-          <w:b/>
-          <w:bCs/>
-        </w:rPr>
-      </w:pPr>
-    </w:p>
-    <w:p>
-      <w:pPr>
-        <w:rPr>
-          <w:rFonts w:ascii="Times New Roman" w:hAnsi="Times New Roman" w:cs="Times New Roman"/>
-          <w:b/>
-          <w:bCs/>
-        </w:rPr>
-      </w:pPr>
-    </w:p>
-    <w:p>
-      <w:pPr>
-        <w:rPr>
-          <w:rFonts w:ascii="Times New Roman" w:hAnsi="Times New Roman" w:cs="Times New Roman"/>
-          <w:b/>
-          <w:bCs/>
-        </w:rPr>
-      </w:pPr>
-    </w:p>
-    <w:p>
-      <w:pPr>
-        <w:rPr>
-          <w:rFonts w:ascii="Times New Roman" w:hAnsi="Times New Roman" w:cs="Times New Roman"/>
-        </w:rPr>
-      </w:pPr>
-      <w:r>
-        <w:rPr>
-          <w:rFonts w:ascii="Times New Roman" w:hAnsi="Times New Roman" w:cs="Times New Roman"/>
-          <w:b/>
-          <w:bCs/>
-        </w:rPr>
-        <w:lastRenderedPageBreak/>
+        <w:rPr>
+          <w:rFonts w:ascii="Times New Roman" w:hAnsi="Times New Roman" w:cs="Times New Roman"/>
+        </w:rPr>
+      </w:pPr>
+    </w:p>
+    <w:p>
+      <w:pPr>
+        <w:rPr>
+          <w:rFonts w:ascii="Times New Roman" w:hAnsi="Times New Roman" w:cs="Times New Roman"/>
+        </w:rPr>
+      </w:pPr>
+    </w:p>
+    <w:p>
+      <w:pPr>
+        <w:rPr>
+          <w:rFonts w:ascii="Times New Roman" w:hAnsi="Times New Roman" w:cs="Times New Roman"/>
+        </w:rPr>
+      </w:pPr>
+      <w:r>
+        <w:rPr>
+          <w:rFonts w:ascii="Times New Roman" w:hAnsi="Times New Roman" w:cs="Times New Roman"/>
+          <w:b/>
+          <w:bCs/>
+        </w:rPr>
         <w:t>Soft skills</w:t>
       </w:r>
     </w:p>
@@ -1089,16 +1370,15 @@
           <w:u w:val="single"/>
         </w:rPr>
       </w:pPr>
-    </w:p>
-    <w:p>
-      <w:pPr>
+      <w:r>
         <w:rPr>
           <w:rFonts w:ascii="Times New Roman" w:hAnsi="Times New Roman" w:cs="Times New Roman"/>
           <w:b/>
           <w:bCs/>
           <w:u w:val="single"/>
         </w:rPr>
-      </w:pPr>
+        <w:t xml:space="preserve">Recent </w:t>
+      </w:r>
       <w:r>
         <w:rPr>
           <w:rFonts w:ascii="Times New Roman" w:hAnsi="Times New Roman" w:cs="Times New Roman"/>
@@ -1106,238 +1386,322 @@
           <w:bCs/>
           <w:u w:val="single"/>
         </w:rPr>
-        <w:t>Personal Project</w:t>
-      </w:r>
-    </w:p>
-    <w:p>
-      <w:pPr>
-        <w:rPr>
-          <w:rFonts w:ascii="Times New Roman" w:hAnsi="Times New Roman" w:cs="Times New Roman"/>
-          <w:b/>
-          <w:bCs/>
-          <w:bdr w:val="single" w:sz="6" w:space="1" w:color="000000"/>
-        </w:rPr>
-      </w:pPr>
-    </w:p>
-    <w:p>
-      <w:pPr>
-        <w:rPr>
-          <w:rFonts w:ascii="Times New Roman" w:hAnsi="Times New Roman" w:cs="Times New Roman"/>
-          <w:b/>
-          <w:bCs/>
-        </w:rPr>
-      </w:pPr>
-      <w:r>
-        <w:rPr>
-          <w:rFonts w:ascii="Times New Roman" w:hAnsi="Times New Roman" w:cs="Times New Roman"/>
-          <w:b/>
-          <w:bCs/>
-        </w:rPr>
-        <w:t xml:space="preserve">Three </w:t>
+        <w:t>Project</w:t>
+      </w:r>
+    </w:p>
+    <w:p>
+      <w:pPr>
+        <w:rPr>
+          <w:rFonts w:ascii="Times New Roman" w:hAnsi="Times New Roman" w:cs="Times New Roman"/>
+          <w:b/>
+          <w:bCs/>
+          <w:u w:val="single"/>
+        </w:rPr>
+      </w:pPr>
+    </w:p>
+    <w:p>
+      <w:pPr>
+        <w:rPr>
+          <w:rFonts w:ascii="Times New Roman" w:hAnsi="Times New Roman" w:cs="Times New Roman"/>
+          <w:b/>
+          <w:bCs/>
+        </w:rPr>
+      </w:pPr>
+      <w:r>
+        <w:rPr>
+          <w:rFonts w:ascii="Times New Roman" w:hAnsi="Times New Roman" w:cs="Times New Roman"/>
+          <w:b/>
+          <w:bCs/>
+        </w:rPr>
+        <w:t>3 Endventure Game</w:t>
+      </w:r>
+    </w:p>
+    <w:p>
+      <w:pPr>
+        <w:rPr>
+          <w:rFonts w:ascii="Times New Roman" w:hAnsi="Times New Roman" w:cs="Times New Roman"/>
+          <w:lang w:val="en-SG"/>
+        </w:rPr>
+      </w:pPr>
+      <w:r>
+        <w:rPr>
+          <w:rFonts w:ascii="Times New Roman" w:hAnsi="Times New Roman" w:cs="Times New Roman"/>
+          <w:lang w:val="en-SG"/>
+        </w:rPr>
+        <w:t xml:space="preserve">Full-stack </w:t>
+      </w:r>
+      <w:r>
+        <w:rPr>
+          <w:rFonts w:ascii="Times New Roman" w:hAnsi="Times New Roman" w:cs="Times New Roman"/>
+          <w:lang w:val="en-SG"/>
+        </w:rPr>
+        <w:t xml:space="preserve">web-based </w:t>
+      </w:r>
+      <w:r>
+        <w:rPr>
+          <w:rFonts w:ascii="Times New Roman" w:hAnsi="Times New Roman" w:cs="Times New Roman"/>
+          <w:lang w:val="en-SG"/>
+        </w:rPr>
+        <w:t>gam</w:t>
+      </w:r>
+      <w:r>
+        <w:rPr>
+          <w:rFonts w:ascii="Times New Roman" w:hAnsi="Times New Roman" w:cs="Times New Roman"/>
+          <w:lang w:val="en-SG"/>
+        </w:rPr>
+        <w:t>e application</w:t>
+      </w:r>
+      <w:r>
+        <w:rPr>
+          <w:rFonts w:ascii="Times New Roman" w:hAnsi="Times New Roman" w:cs="Times New Roman"/>
+          <w:lang w:val="en-SG"/>
+        </w:rPr>
+        <w:t>.</w:t>
+      </w:r>
+      <w:r>
+        <w:rPr>
+          <w:rFonts w:ascii="Times New Roman" w:hAnsi="Times New Roman" w:cs="Times New Roman"/>
+          <w:lang w:val="en-SG"/>
+        </w:rPr>
+        <w:t xml:space="preserve"> </w:t>
+      </w:r>
+    </w:p>
+    <w:p>
+      <w:pPr>
+        <w:rPr>
+          <w:rFonts w:ascii="Times New Roman" w:hAnsi="Times New Roman" w:cs="Times New Roman"/>
+          <w:lang w:val="en-SG"/>
+        </w:rPr>
+      </w:pPr>
+    </w:p>
+    <w:p>
+      <w:pPr>
+        <w:rPr>
+          <w:rFonts w:ascii="Times New Roman" w:hAnsi="Times New Roman" w:cs="Times New Roman"/>
+          <w:lang w:val="en-SG"/>
+        </w:rPr>
+      </w:pPr>
+      <w:r>
+        <w:rPr>
+          <w:rFonts w:ascii="Times New Roman" w:hAnsi="Times New Roman" w:cs="Times New Roman"/>
+          <w:lang w:val="en-SG"/>
+        </w:rPr>
+        <w:t xml:space="preserve">The backend </w:t>
+      </w:r>
+      <w:r>
+        <w:rPr>
+          <w:rFonts w:ascii="Times New Roman" w:hAnsi="Times New Roman" w:cs="Times New Roman"/>
+          <w:lang w:val="en-SG"/>
+        </w:rPr>
+        <w:t xml:space="preserve">uses Postgres and Drizzle for storing and querying data, Redis for persistence and gameplay state. Restricted routes are protected by JWT and secure session cookies. Multiple </w:t>
+      </w:r>
+      <w:r>
+        <w:rPr>
+          <w:rFonts w:ascii="Times New Roman" w:hAnsi="Times New Roman" w:cs="Times New Roman"/>
+          <w:lang w:val="en-SG"/>
+        </w:rPr>
+        <w:t>E</w:t>
+      </w:r>
+      <w:r>
+        <w:rPr>
+          <w:rFonts w:ascii="Times New Roman" w:hAnsi="Times New Roman" w:cs="Times New Roman"/>
+          <w:lang w:val="en-SG"/>
+        </w:rPr>
+        <w:t xml:space="preserve">nvironment with isolated </w:t>
+      </w:r>
+      <w:r>
+        <w:rPr>
+          <w:rFonts w:ascii="Times New Roman" w:hAnsi="Times New Roman" w:cs="Times New Roman"/>
+          <w:lang w:val="en-SG"/>
+        </w:rPr>
+        <w:t xml:space="preserve">environmental </w:t>
+      </w:r>
+      <w:r>
+        <w:rPr>
+          <w:rFonts w:ascii="Times New Roman" w:hAnsi="Times New Roman" w:cs="Times New Roman"/>
+          <w:lang w:val="en-SG"/>
+        </w:rPr>
+        <w:t xml:space="preserve">configurations. </w:t>
+      </w:r>
+    </w:p>
+    <w:p>
+      <w:pPr>
+        <w:rPr>
+          <w:rFonts w:ascii="Times New Roman" w:hAnsi="Times New Roman" w:cs="Times New Roman"/>
+          <w:lang w:val="en-SG"/>
+        </w:rPr>
+      </w:pPr>
+      <w:r>
+        <w:rPr>
+          <w:rFonts w:ascii="Times New Roman" w:hAnsi="Times New Roman" w:cs="Times New Roman"/>
+          <w:lang w:val="en-SG"/>
+        </w:rPr>
+        <w:t xml:space="preserve">The frontend uses </w:t>
       </w:r>
       <w:proofErr w:type="spellStart"/>
       <w:r>
         <w:rPr>
           <w:rFonts w:ascii="Times New Roman" w:hAnsi="Times New Roman" w:cs="Times New Roman"/>
-          <w:b/>
-          <w:bCs/>
-        </w:rPr>
-        <w:t>Endventure</w:t>
+          <w:lang w:val="en-SG"/>
+        </w:rPr>
+        <w:t>TanStack</w:t>
       </w:r>
       <w:proofErr w:type="spellEnd"/>
       <w:r>
         <w:rPr>
           <w:rFonts w:ascii="Times New Roman" w:hAnsi="Times New Roman" w:cs="Times New Roman"/>
-          <w:b/>
-          <w:bCs/>
-        </w:rPr>
-        <w:t xml:space="preserve"> Game V2.0.0</w:t>
-      </w:r>
-    </w:p>
-    <w:p>
-      <w:pPr>
-        <w:rPr>
-          <w:rFonts w:ascii="Times New Roman" w:hAnsi="Times New Roman" w:cs="Times New Roman"/>
-        </w:rPr>
-      </w:pPr>
-      <w:r>
-        <w:rPr>
-          <w:rFonts w:ascii="Times New Roman" w:hAnsi="Times New Roman" w:cs="Times New Roman"/>
-        </w:rPr>
-        <w:t xml:space="preserve">Full-stack game application. The back-end handles </w:t>
-      </w:r>
-      <w:r>
-        <w:rPr>
-          <w:rFonts w:ascii="Times New Roman" w:hAnsi="Times New Roman" w:cs="Times New Roman"/>
-          <w:b/>
-          <w:bCs/>
-        </w:rPr>
-        <w:t>user authentication</w:t>
-      </w:r>
-      <w:r>
-        <w:rPr>
-          <w:rFonts w:ascii="Times New Roman" w:hAnsi="Times New Roman" w:cs="Times New Roman"/>
-        </w:rPr>
-        <w:t xml:space="preserve">, player </w:t>
-      </w:r>
-      <w:r>
-        <w:rPr>
-          <w:rFonts w:ascii="Times New Roman" w:hAnsi="Times New Roman" w:cs="Times New Roman"/>
-          <w:b/>
-          <w:bCs/>
-        </w:rPr>
-        <w:t>data management</w:t>
-      </w:r>
-      <w:r>
-        <w:rPr>
-          <w:rFonts w:ascii="Times New Roman" w:hAnsi="Times New Roman" w:cs="Times New Roman"/>
-        </w:rPr>
-        <w:t>,</w:t>
-      </w:r>
-      <w:r>
-        <w:rPr>
-          <w:rFonts w:ascii="Times New Roman" w:hAnsi="Times New Roman" w:cs="Times New Roman"/>
-          <w:b/>
-          <w:bCs/>
-        </w:rPr>
-        <w:t xml:space="preserve"> game</w:t>
-      </w:r>
-    </w:p>
-    <w:p>
-      <w:pPr>
-        <w:rPr>
-          <w:rFonts w:ascii="Times New Roman" w:hAnsi="Times New Roman" w:cs="Times New Roman"/>
-        </w:rPr>
-      </w:pPr>
-      <w:r>
-        <w:rPr>
-          <w:rFonts w:ascii="Times New Roman" w:hAnsi="Times New Roman" w:cs="Times New Roman"/>
-          <w:b/>
-          <w:bCs/>
-        </w:rPr>
-        <w:t>logic</w:t>
-      </w:r>
-      <w:r>
-        <w:rPr>
-          <w:rFonts w:ascii="Times New Roman" w:hAnsi="Times New Roman" w:cs="Times New Roman"/>
-        </w:rPr>
-        <w:t xml:space="preserve">, and victory tracking. It features a </w:t>
-      </w:r>
-      <w:r>
-        <w:rPr>
-          <w:rFonts w:ascii="Times New Roman" w:hAnsi="Times New Roman" w:cs="Times New Roman"/>
-          <w:b/>
-          <w:bCs/>
-        </w:rPr>
-        <w:t>REST API</w:t>
-      </w:r>
-      <w:r>
-        <w:rPr>
-          <w:rFonts w:ascii="Times New Roman" w:hAnsi="Times New Roman" w:cs="Times New Roman"/>
-        </w:rPr>
-        <w:t xml:space="preserve"> to manage roles, items, paths, and fight mechanics. The</w:t>
-      </w:r>
-    </w:p>
-    <w:p>
-      <w:pPr>
-        <w:rPr>
-          <w:rFonts w:ascii="Times New Roman" w:hAnsi="Times New Roman" w:cs="Times New Roman"/>
-        </w:rPr>
-      </w:pPr>
-      <w:r>
-        <w:rPr>
-          <w:rFonts w:ascii="Times New Roman" w:hAnsi="Times New Roman" w:cs="Times New Roman"/>
-        </w:rPr>
-        <w:t xml:space="preserve">front-end provides a </w:t>
-      </w:r>
-      <w:r>
-        <w:rPr>
-          <w:rFonts w:ascii="Times New Roman" w:hAnsi="Times New Roman" w:cs="Times New Roman"/>
-          <w:b/>
-          <w:bCs/>
-        </w:rPr>
-        <w:t>dynamic interface</w:t>
-      </w:r>
-      <w:r>
-        <w:rPr>
-          <w:rFonts w:ascii="Times New Roman" w:hAnsi="Times New Roman" w:cs="Times New Roman"/>
-        </w:rPr>
-        <w:t xml:space="preserve"> for users to play the game.</w:t>
-      </w:r>
+          <w:lang w:val="en-SG"/>
+        </w:rPr>
+        <w:t xml:space="preserve"> Start, </w:t>
+      </w:r>
+      <w:proofErr w:type="spellStart"/>
+      <w:r>
+        <w:rPr>
+          <w:rFonts w:ascii="Times New Roman" w:hAnsi="Times New Roman" w:cs="Times New Roman"/>
+          <w:lang w:val="en-SG"/>
+        </w:rPr>
+        <w:t>TanStack</w:t>
+      </w:r>
+      <w:proofErr w:type="spellEnd"/>
+      <w:r>
+        <w:rPr>
+          <w:rFonts w:ascii="Times New Roman" w:hAnsi="Times New Roman" w:cs="Times New Roman"/>
+          <w:lang w:val="en-SG"/>
+        </w:rPr>
+        <w:t xml:space="preserve"> Query</w:t>
+      </w:r>
+      <w:r>
+        <w:rPr>
+          <w:rFonts w:ascii="Times New Roman" w:hAnsi="Times New Roman" w:cs="Times New Roman"/>
+          <w:lang w:val="en-SG"/>
+        </w:rPr>
+        <w:t xml:space="preserve"> for </w:t>
+      </w:r>
+      <w:r>
+        <w:rPr>
+          <w:rFonts w:ascii="Times New Roman" w:hAnsi="Times New Roman" w:cs="Times New Roman"/>
+          <w:lang w:val="en-SG"/>
+        </w:rPr>
+        <w:t xml:space="preserve">data </w:t>
+      </w:r>
+      <w:r>
+        <w:rPr>
+          <w:rFonts w:ascii="Times New Roman" w:hAnsi="Times New Roman" w:cs="Times New Roman"/>
+        </w:rPr>
+        <w:t>fetching, caching, and synchronization</w:t>
+      </w:r>
+      <w:r>
+        <w:rPr>
+          <w:rFonts w:ascii="Times New Roman" w:hAnsi="Times New Roman" w:cs="Times New Roman"/>
+          <w:lang w:val="en-SG"/>
+        </w:rPr>
+        <w:t xml:space="preserve">. </w:t>
+      </w:r>
+      <w:r>
+        <w:rPr>
+          <w:rFonts w:ascii="Times New Roman" w:hAnsi="Times New Roman" w:cs="Times New Roman"/>
+          <w:lang w:val="en-SG"/>
+        </w:rPr>
+        <w:t>Authentication c</w:t>
+      </w:r>
+      <w:r>
+        <w:rPr>
+          <w:rFonts w:ascii="Times New Roman" w:hAnsi="Times New Roman" w:cs="Times New Roman"/>
+          <w:lang w:val="en-SG"/>
+        </w:rPr>
+        <w:t>ont</w:t>
+      </w:r>
+      <w:r>
+        <w:rPr>
+          <w:rFonts w:ascii="Times New Roman" w:hAnsi="Times New Roman" w:cs="Times New Roman"/>
+          <w:lang w:val="en-SG"/>
+        </w:rPr>
+        <w:t xml:space="preserve">exts for route access control. Dynamic data display. CSS modules for styling. Interactivity through event handlers. </w:t>
+      </w:r>
+    </w:p>
+    <w:p>
+      <w:pPr>
+        <w:rPr>
+          <w:rFonts w:ascii="Times New Roman" w:hAnsi="Times New Roman" w:cs="Times New Roman"/>
+          <w:lang w:val="en-SG"/>
+        </w:rPr>
+      </w:pPr>
     </w:p>
     <w:p>
       <w:pPr>
         <w:numPr>
           <w:ilvl w:val="0"/>
-          <w:numId w:val="6"/>
+          <w:numId w:val="12"/>
         </w:numPr>
         <w:rPr>
           <w:rFonts w:ascii="Times New Roman" w:hAnsi="Times New Roman" w:cs="Times New Roman"/>
-        </w:rPr>
-      </w:pPr>
-      <w:r>
-        <w:rPr>
-          <w:rFonts w:ascii="Times New Roman" w:hAnsi="Times New Roman" w:cs="Times New Roman"/>
-        </w:rPr>
-        <w:t xml:space="preserve">Tech used: React | Bun | Express | PostgreSQL | Typescript | Render | </w:t>
-      </w:r>
-      <w:proofErr w:type="spellStart"/>
-      <w:r>
-        <w:rPr>
-          <w:rFonts w:ascii="Times New Roman" w:hAnsi="Times New Roman" w:cs="Times New Roman"/>
-        </w:rPr>
-        <w:t>Vercel</w:t>
-      </w:r>
-      <w:proofErr w:type="spellEnd"/>
+          <w:lang w:val="en-SG"/>
+        </w:rPr>
+      </w:pPr>
+      <w:r>
+        <w:rPr>
+          <w:rFonts w:ascii="Times New Roman" w:hAnsi="Times New Roman" w:cs="Times New Roman"/>
+          <w:lang w:val="en-SG"/>
+        </w:rPr>
+        <w:t xml:space="preserve">Tech used: </w:t>
+      </w:r>
+      <w:r>
+        <w:rPr>
+          <w:rFonts w:ascii="Times New Roman" w:hAnsi="Times New Roman" w:cs="Times New Roman"/>
+          <w:lang w:val="en-SG"/>
+        </w:rPr>
+        <w:t>Typescript | Fastify | PostgreSQL | Redis | Tanstack Start | Digital Ocean (Droplet) | Vercel</w:t>
+      </w:r>
     </w:p>
     <w:p>
       <w:pPr>
         <w:numPr>
           <w:ilvl w:val="0"/>
-          <w:numId w:val="6"/>
+          <w:numId w:val="12"/>
         </w:numPr>
         <w:rPr>
           <w:rFonts w:ascii="Times New Roman" w:hAnsi="Times New Roman" w:cs="Times New Roman"/>
-        </w:rPr>
-      </w:pPr>
-      <w:r>
-        <w:rPr>
-          <w:rFonts w:ascii="Times New Roman" w:hAnsi="Times New Roman" w:cs="Times New Roman"/>
-        </w:rPr>
-        <w:t>Role: Full-Stack</w:t>
-      </w:r>
-    </w:p>
-    <w:p>
-      <w:pPr>
-        <w:numPr>
-          <w:ilvl w:val="0"/>
-          <w:numId w:val="6"/>
-        </w:numPr>
-        <w:rPr>
-          <w:rFonts w:ascii="Times New Roman" w:hAnsi="Times New Roman" w:cs="Times New Roman"/>
-        </w:rPr>
-      </w:pPr>
-      <w:r>
-        <w:rPr>
-          <w:rFonts w:ascii="Times New Roman" w:hAnsi="Times New Roman" w:cs="Times New Roman"/>
-        </w:rPr>
-        <w:t xml:space="preserve">Link: </w:t>
-      </w:r>
-      <w:hyperlink r:id="rId9">
+          <w:lang w:val="en-SG"/>
+        </w:rPr>
+      </w:pPr>
+      <w:r>
+        <w:rPr>
+          <w:rFonts w:ascii="Times New Roman" w:hAnsi="Times New Roman" w:cs="Times New Roman"/>
+          <w:lang w:val="en-SG"/>
+        </w:rPr>
+        <w:t>Link</w:t>
+      </w:r>
+      <w:r>
+        <w:rPr>
+          <w:rFonts w:ascii="Times New Roman" w:hAnsi="Times New Roman" w:cs="Times New Roman"/>
+          <w:lang w:val="en-SG"/>
+        </w:rPr>
+        <w:t xml:space="preserve">: </w:t>
+      </w:r>
+      <w:hyperlink r:id="rId9" w:history="1">
         <w:r>
           <w:rPr>
             <w:rStyle w:val="Hyperlink"/>
             <w:rFonts w:ascii="Times New Roman" w:hAnsi="Times New Roman" w:cs="Times New Roman"/>
+            <w:lang w:val="en-SG"/>
           </w:rPr>
-          <w:t>https://threeendventuregame.vercel.app/</w:t>
+          <w:t>https://www.teg.aloylks.com</w:t>
         </w:r>
       </w:hyperlink>
       <w:r>
         <w:rPr>
           <w:rFonts w:ascii="Times New Roman" w:hAnsi="Times New Roman" w:cs="Times New Roman"/>
+          <w:lang w:val="en-SG"/>
         </w:rPr>
         <w:t xml:space="preserve"> </w:t>
       </w:r>
+    </w:p>
+    <w:p>
+      <w:pPr>
+        <w:rPr>
+          <w:rFonts w:ascii="Times New Roman" w:hAnsi="Times New Roman" w:cs="Times New Roman"/>
+        </w:rPr>
+      </w:pPr>
     </w:p>
     <w:p>
       <w:pPr>
@@ -2257,9 +2621,146 @@
     </w:lvl>
   </w:abstractNum>
   <w:abstractNum w:abstractNumId="5" w15:restartNumberingAfterBreak="0">
+    <w:nsid w:val="2E924D67"/>
+    <w:multiLevelType w:val="multilevel"/>
+    <w:tmpl w:val="F776FD9E"/>
+    <w:lvl w:ilvl="0">
+      <w:start w:val="1"/>
+      <w:numFmt w:val="bullet"/>
+      <w:lvlText w:val=""/>
+      <w:lvlJc w:val="left"/>
+      <w:pPr>
+        <w:tabs>
+          <w:tab w:val="num" w:pos="720"/>
+        </w:tabs>
+        <w:ind w:left="720" w:hanging="360"/>
+      </w:pPr>
+      <w:rPr>
+        <w:rFonts w:ascii="Symbol" w:hAnsi="Symbol" w:cs="Symbol" w:hint="default"/>
+      </w:rPr>
+    </w:lvl>
+    <w:lvl w:ilvl="1">
+      <w:start w:val="1"/>
+      <w:numFmt w:val="bullet"/>
+      <w:lvlText w:val="o"/>
+      <w:lvlJc w:val="left"/>
+      <w:pPr>
+        <w:tabs>
+          <w:tab w:val="num" w:pos="0"/>
+        </w:tabs>
+        <w:ind w:left="1080" w:hanging="360"/>
+      </w:pPr>
+      <w:rPr>
+        <w:rFonts w:ascii="Courier New" w:hAnsi="Courier New" w:cs="Courier New" w:hint="default"/>
+      </w:rPr>
+    </w:lvl>
+    <w:lvl w:ilvl="2">
+      <w:start w:val="1"/>
+      <w:numFmt w:val="bullet"/>
+      <w:lvlText w:val=""/>
+      <w:lvlJc w:val="left"/>
+      <w:pPr>
+        <w:ind w:left="1440" w:hanging="360"/>
+      </w:pPr>
+      <w:rPr>
+        <w:rFonts w:ascii="Symbol" w:hAnsi="Symbol" w:hint="default"/>
+      </w:rPr>
+    </w:lvl>
+    <w:lvl w:ilvl="3">
+      <w:start w:val="1"/>
+      <w:numFmt w:val="bullet"/>
+      <w:lvlText w:val=""/>
+      <w:lvlJc w:val="left"/>
+      <w:pPr>
+        <w:tabs>
+          <w:tab w:val="num" w:pos="1800"/>
+        </w:tabs>
+        <w:ind w:left="1800" w:hanging="360"/>
+      </w:pPr>
+      <w:rPr>
+        <w:rFonts w:ascii="Symbol" w:hAnsi="Symbol" w:cs="Symbol" w:hint="default"/>
+      </w:rPr>
+    </w:lvl>
+    <w:lvl w:ilvl="4">
+      <w:start w:val="1"/>
+      <w:numFmt w:val="bullet"/>
+      <w:lvlText w:val=""/>
+      <w:lvlJc w:val="left"/>
+      <w:pPr>
+        <w:tabs>
+          <w:tab w:val="num" w:pos="2160"/>
+        </w:tabs>
+        <w:ind w:left="2160" w:hanging="360"/>
+      </w:pPr>
+      <w:rPr>
+        <w:rFonts w:ascii="Symbol" w:hAnsi="Symbol" w:cs="Symbol" w:hint="default"/>
+      </w:rPr>
+    </w:lvl>
+    <w:lvl w:ilvl="5">
+      <w:start w:val="1"/>
+      <w:numFmt w:val="bullet"/>
+      <w:lvlText w:val=""/>
+      <w:lvlJc w:val="left"/>
+      <w:pPr>
+        <w:tabs>
+          <w:tab w:val="num" w:pos="2520"/>
+        </w:tabs>
+        <w:ind w:left="2520" w:hanging="360"/>
+      </w:pPr>
+      <w:rPr>
+        <w:rFonts w:ascii="Symbol" w:hAnsi="Symbol" w:cs="Symbol" w:hint="default"/>
+      </w:rPr>
+    </w:lvl>
+    <w:lvl w:ilvl="6">
+      <w:start w:val="1"/>
+      <w:numFmt w:val="bullet"/>
+      <w:lvlText w:val=""/>
+      <w:lvlJc w:val="left"/>
+      <w:pPr>
+        <w:tabs>
+          <w:tab w:val="num" w:pos="2880"/>
+        </w:tabs>
+        <w:ind w:left="2880" w:hanging="360"/>
+      </w:pPr>
+      <w:rPr>
+        <w:rFonts w:ascii="Symbol" w:hAnsi="Symbol" w:cs="Symbol" w:hint="default"/>
+      </w:rPr>
+    </w:lvl>
+    <w:lvl w:ilvl="7">
+      <w:start w:val="1"/>
+      <w:numFmt w:val="bullet"/>
+      <w:lvlText w:val=""/>
+      <w:lvlJc w:val="left"/>
+      <w:pPr>
+        <w:tabs>
+          <w:tab w:val="num" w:pos="3240"/>
+        </w:tabs>
+        <w:ind w:left="3240" w:hanging="360"/>
+      </w:pPr>
+      <w:rPr>
+        <w:rFonts w:ascii="Symbol" w:hAnsi="Symbol" w:cs="Symbol" w:hint="default"/>
+      </w:rPr>
+    </w:lvl>
+    <w:lvl w:ilvl="8">
+      <w:start w:val="1"/>
+      <w:numFmt w:val="bullet"/>
+      <w:lvlText w:val=""/>
+      <w:lvlJc w:val="left"/>
+      <w:pPr>
+        <w:tabs>
+          <w:tab w:val="num" w:pos="3600"/>
+        </w:tabs>
+        <w:ind w:left="3600" w:hanging="360"/>
+      </w:pPr>
+      <w:rPr>
+        <w:rFonts w:ascii="Symbol" w:hAnsi="Symbol" w:cs="Symbol" w:hint="default"/>
+      </w:rPr>
+    </w:lvl>
+  </w:abstractNum>
+  <w:abstractNum w:abstractNumId="6" w15:restartNumberingAfterBreak="0">
     <w:nsid w:val="2F46444A"/>
     <w:multiLevelType w:val="multilevel"/>
-    <w:tmpl w:val="0D92EA1C"/>
+    <w:tmpl w:val="010EDFF0"/>
     <w:lvl w:ilvl="0">
       <w:start w:val="1"/>
       <w:numFmt w:val="bullet"/>
@@ -2292,18 +2793,12 @@
     </w:lvl>
     <w:lvl w:ilvl="2">
       <w:start w:val="1"/>
-      <w:numFmt w:val="bullet"/>
-      <w:lvlText w:val=""/>
-      <w:lvlJc w:val="left"/>
-      <w:pPr>
-        <w:tabs>
-          <w:tab w:val="num" w:pos="1440"/>
-        </w:tabs>
+      <w:numFmt w:val="decimal"/>
+      <w:lvlText w:val="%3."/>
+      <w:lvlJc w:val="left"/>
+      <w:pPr>
         <w:ind w:left="1440" w:hanging="360"/>
       </w:pPr>
-      <w:rPr>
-        <w:rFonts w:ascii="Symbol" w:hAnsi="Symbol" w:cs="Symbol" w:hint="default"/>
-      </w:rPr>
     </w:lvl>
     <w:lvl w:ilvl="3">
       <w:start w:val="1"/>
@@ -2396,7 +2891,144 @@
       </w:rPr>
     </w:lvl>
   </w:abstractNum>
-  <w:abstractNum w:abstractNumId="6" w15:restartNumberingAfterBreak="0">
+  <w:abstractNum w:abstractNumId="7" w15:restartNumberingAfterBreak="0">
+    <w:nsid w:val="32F76A2E"/>
+    <w:multiLevelType w:val="multilevel"/>
+    <w:tmpl w:val="B8E6DB76"/>
+    <w:lvl w:ilvl="0">
+      <w:start w:val="1"/>
+      <w:numFmt w:val="bullet"/>
+      <w:lvlText w:val=""/>
+      <w:lvlJc w:val="left"/>
+      <w:pPr>
+        <w:tabs>
+          <w:tab w:val="num" w:pos="720"/>
+        </w:tabs>
+        <w:ind w:left="720" w:hanging="360"/>
+      </w:pPr>
+      <w:rPr>
+        <w:rFonts w:ascii="Symbol" w:hAnsi="Symbol" w:cs="Symbol" w:hint="default"/>
+      </w:rPr>
+    </w:lvl>
+    <w:lvl w:ilvl="1">
+      <w:start w:val="1"/>
+      <w:numFmt w:val="bullet"/>
+      <w:lvlText w:val="o"/>
+      <w:lvlJc w:val="left"/>
+      <w:pPr>
+        <w:tabs>
+          <w:tab w:val="num" w:pos="0"/>
+        </w:tabs>
+        <w:ind w:left="1080" w:hanging="360"/>
+      </w:pPr>
+      <w:rPr>
+        <w:rFonts w:ascii="Courier New" w:hAnsi="Courier New" w:cs="Courier New" w:hint="default"/>
+      </w:rPr>
+    </w:lvl>
+    <w:lvl w:ilvl="2">
+      <w:start w:val="1"/>
+      <w:numFmt w:val="bullet"/>
+      <w:lvlText w:val=""/>
+      <w:lvlJc w:val="left"/>
+      <w:pPr>
+        <w:ind w:left="1440" w:hanging="360"/>
+      </w:pPr>
+      <w:rPr>
+        <w:rFonts w:ascii="Symbol" w:hAnsi="Symbol" w:hint="default"/>
+      </w:rPr>
+    </w:lvl>
+    <w:lvl w:ilvl="3">
+      <w:start w:val="1"/>
+      <w:numFmt w:val="bullet"/>
+      <w:lvlText w:val=""/>
+      <w:lvlJc w:val="left"/>
+      <w:pPr>
+        <w:tabs>
+          <w:tab w:val="num" w:pos="1800"/>
+        </w:tabs>
+        <w:ind w:left="1800" w:hanging="360"/>
+      </w:pPr>
+      <w:rPr>
+        <w:rFonts w:ascii="Symbol" w:hAnsi="Symbol" w:cs="Symbol" w:hint="default"/>
+      </w:rPr>
+    </w:lvl>
+    <w:lvl w:ilvl="4">
+      <w:start w:val="1"/>
+      <w:numFmt w:val="bullet"/>
+      <w:lvlText w:val=""/>
+      <w:lvlJc w:val="left"/>
+      <w:pPr>
+        <w:tabs>
+          <w:tab w:val="num" w:pos="2160"/>
+        </w:tabs>
+        <w:ind w:left="2160" w:hanging="360"/>
+      </w:pPr>
+      <w:rPr>
+        <w:rFonts w:ascii="Symbol" w:hAnsi="Symbol" w:cs="Symbol" w:hint="default"/>
+      </w:rPr>
+    </w:lvl>
+    <w:lvl w:ilvl="5">
+      <w:start w:val="1"/>
+      <w:numFmt w:val="bullet"/>
+      <w:lvlText w:val=""/>
+      <w:lvlJc w:val="left"/>
+      <w:pPr>
+        <w:tabs>
+          <w:tab w:val="num" w:pos="2520"/>
+        </w:tabs>
+        <w:ind w:left="2520" w:hanging="360"/>
+      </w:pPr>
+      <w:rPr>
+        <w:rFonts w:ascii="Symbol" w:hAnsi="Symbol" w:cs="Symbol" w:hint="default"/>
+      </w:rPr>
+    </w:lvl>
+    <w:lvl w:ilvl="6">
+      <w:start w:val="1"/>
+      <w:numFmt w:val="bullet"/>
+      <w:lvlText w:val=""/>
+      <w:lvlJc w:val="left"/>
+      <w:pPr>
+        <w:tabs>
+          <w:tab w:val="num" w:pos="2880"/>
+        </w:tabs>
+        <w:ind w:left="2880" w:hanging="360"/>
+      </w:pPr>
+      <w:rPr>
+        <w:rFonts w:ascii="Symbol" w:hAnsi="Symbol" w:cs="Symbol" w:hint="default"/>
+      </w:rPr>
+    </w:lvl>
+    <w:lvl w:ilvl="7">
+      <w:start w:val="1"/>
+      <w:numFmt w:val="bullet"/>
+      <w:lvlText w:val=""/>
+      <w:lvlJc w:val="left"/>
+      <w:pPr>
+        <w:tabs>
+          <w:tab w:val="num" w:pos="3240"/>
+        </w:tabs>
+        <w:ind w:left="3240" w:hanging="360"/>
+      </w:pPr>
+      <w:rPr>
+        <w:rFonts w:ascii="Symbol" w:hAnsi="Symbol" w:cs="Symbol" w:hint="default"/>
+      </w:rPr>
+    </w:lvl>
+    <w:lvl w:ilvl="8">
+      <w:start w:val="1"/>
+      <w:numFmt w:val="bullet"/>
+      <w:lvlText w:val=""/>
+      <w:lvlJc w:val="left"/>
+      <w:pPr>
+        <w:tabs>
+          <w:tab w:val="num" w:pos="3600"/>
+        </w:tabs>
+        <w:ind w:left="3600" w:hanging="360"/>
+      </w:pPr>
+      <w:rPr>
+        <w:rFonts w:ascii="Symbol" w:hAnsi="Symbol" w:cs="Symbol" w:hint="default"/>
+      </w:rPr>
+    </w:lvl>
+  </w:abstractNum>
+  <w:abstractNum w:abstractNumId="8" w15:restartNumberingAfterBreak="0">
     <w:nsid w:val="39DE3FCD"/>
     <w:multiLevelType w:val="multilevel"/>
     <w:tmpl w:val="976CABE8"/>
@@ -2536,7 +3168,7 @@
       </w:rPr>
     </w:lvl>
   </w:abstractNum>
-  <w:abstractNum w:abstractNumId="7" w15:restartNumberingAfterBreak="0">
+  <w:abstractNum w:abstractNumId="9" w15:restartNumberingAfterBreak="0">
     <w:nsid w:val="4D532081"/>
     <w:multiLevelType w:val="multilevel"/>
     <w:tmpl w:val="53A2E608"/>
@@ -2676,7 +3308,156 @@
       </w:rPr>
     </w:lvl>
   </w:abstractNum>
-  <w:abstractNum w:abstractNumId="8" w15:restartNumberingAfterBreak="0">
+  <w:abstractNum w:abstractNumId="10" w15:restartNumberingAfterBreak="0">
+    <w:nsid w:val="4ED80872"/>
+    <w:multiLevelType w:val="multilevel"/>
+    <w:tmpl w:val="7D908696"/>
+    <w:lvl w:ilvl="0">
+      <w:start w:val="1"/>
+      <w:numFmt w:val="bullet"/>
+      <w:lvlText w:val=""/>
+      <w:lvlJc w:val="left"/>
+      <w:pPr>
+        <w:tabs>
+          <w:tab w:val="num" w:pos="720"/>
+        </w:tabs>
+        <w:ind w:left="720" w:hanging="360"/>
+      </w:pPr>
+      <w:rPr>
+        <w:rFonts w:ascii="Symbol" w:hAnsi="Symbol" w:hint="default"/>
+        <w:sz w:val="20"/>
+      </w:rPr>
+    </w:lvl>
+    <w:lvl w:ilvl="1" w:tentative="1">
+      <w:start w:val="1"/>
+      <w:numFmt w:val="bullet"/>
+      <w:lvlText w:val="o"/>
+      <w:lvlJc w:val="left"/>
+      <w:pPr>
+        <w:tabs>
+          <w:tab w:val="num" w:pos="1440"/>
+        </w:tabs>
+        <w:ind w:left="1440" w:hanging="360"/>
+      </w:pPr>
+      <w:rPr>
+        <w:rFonts w:ascii="Courier New" w:hAnsi="Courier New" w:hint="default"/>
+        <w:sz w:val="20"/>
+      </w:rPr>
+    </w:lvl>
+    <w:lvl w:ilvl="2" w:tentative="1">
+      <w:start w:val="1"/>
+      <w:numFmt w:val="bullet"/>
+      <w:lvlText w:val=""/>
+      <w:lvlJc w:val="left"/>
+      <w:pPr>
+        <w:tabs>
+          <w:tab w:val="num" w:pos="2160"/>
+        </w:tabs>
+        <w:ind w:left="2160" w:hanging="360"/>
+      </w:pPr>
+      <w:rPr>
+        <w:rFonts w:ascii="Wingdings" w:hAnsi="Wingdings" w:hint="default"/>
+        <w:sz w:val="20"/>
+      </w:rPr>
+    </w:lvl>
+    <w:lvl w:ilvl="3" w:tentative="1">
+      <w:start w:val="1"/>
+      <w:numFmt w:val="bullet"/>
+      <w:lvlText w:val=""/>
+      <w:lvlJc w:val="left"/>
+      <w:pPr>
+        <w:tabs>
+          <w:tab w:val="num" w:pos="2880"/>
+        </w:tabs>
+        <w:ind w:left="2880" w:hanging="360"/>
+      </w:pPr>
+      <w:rPr>
+        <w:rFonts w:ascii="Wingdings" w:hAnsi="Wingdings" w:hint="default"/>
+        <w:sz w:val="20"/>
+      </w:rPr>
+    </w:lvl>
+    <w:lvl w:ilvl="4" w:tentative="1">
+      <w:start w:val="1"/>
+      <w:numFmt w:val="bullet"/>
+      <w:lvlText w:val=""/>
+      <w:lvlJc w:val="left"/>
+      <w:pPr>
+        <w:tabs>
+          <w:tab w:val="num" w:pos="3600"/>
+        </w:tabs>
+        <w:ind w:left="3600" w:hanging="360"/>
+      </w:pPr>
+      <w:rPr>
+        <w:rFonts w:ascii="Wingdings" w:hAnsi="Wingdings" w:hint="default"/>
+        <w:sz w:val="20"/>
+      </w:rPr>
+    </w:lvl>
+    <w:lvl w:ilvl="5" w:tentative="1">
+      <w:start w:val="1"/>
+      <w:numFmt w:val="bullet"/>
+      <w:lvlText w:val=""/>
+      <w:lvlJc w:val="left"/>
+      <w:pPr>
+        <w:tabs>
+          <w:tab w:val="num" w:pos="4320"/>
+        </w:tabs>
+        <w:ind w:left="4320" w:hanging="360"/>
+      </w:pPr>
+      <w:rPr>
+        <w:rFonts w:ascii="Wingdings" w:hAnsi="Wingdings" w:hint="default"/>
+        <w:sz w:val="20"/>
+      </w:rPr>
+    </w:lvl>
+    <w:lvl w:ilvl="6" w:tentative="1">
+      <w:start w:val="1"/>
+      <w:numFmt w:val="bullet"/>
+      <w:lvlText w:val=""/>
+      <w:lvlJc w:val="left"/>
+      <w:pPr>
+        <w:tabs>
+          <w:tab w:val="num" w:pos="5040"/>
+        </w:tabs>
+        <w:ind w:left="5040" w:hanging="360"/>
+      </w:pPr>
+      <w:rPr>
+        <w:rFonts w:ascii="Wingdings" w:hAnsi="Wingdings" w:hint="default"/>
+        <w:sz w:val="20"/>
+      </w:rPr>
+    </w:lvl>
+    <w:lvl w:ilvl="7" w:tentative="1">
+      <w:start w:val="1"/>
+      <w:numFmt w:val="bullet"/>
+      <w:lvlText w:val=""/>
+      <w:lvlJc w:val="left"/>
+      <w:pPr>
+        <w:tabs>
+          <w:tab w:val="num" w:pos="5760"/>
+        </w:tabs>
+        <w:ind w:left="5760" w:hanging="360"/>
+      </w:pPr>
+      <w:rPr>
+        <w:rFonts w:ascii="Wingdings" w:hAnsi="Wingdings" w:hint="default"/>
+        <w:sz w:val="20"/>
+      </w:rPr>
+    </w:lvl>
+    <w:lvl w:ilvl="8" w:tentative="1">
+      <w:start w:val="1"/>
+      <w:numFmt w:val="bullet"/>
+      <w:lvlText w:val=""/>
+      <w:lvlJc w:val="left"/>
+      <w:pPr>
+        <w:tabs>
+          <w:tab w:val="num" w:pos="6480"/>
+        </w:tabs>
+        <w:ind w:left="6480" w:hanging="360"/>
+      </w:pPr>
+      <w:rPr>
+        <w:rFonts w:ascii="Wingdings" w:hAnsi="Wingdings" w:hint="default"/>
+        <w:sz w:val="20"/>
+      </w:rPr>
+    </w:lvl>
+  </w:abstractNum>
+  <w:abstractNum w:abstractNumId="11" w15:restartNumberingAfterBreak="0">
     <w:nsid w:val="7D836AFB"/>
     <w:multiLevelType w:val="multilevel"/>
     <w:tmpl w:val="F44EE802"/>
@@ -2820,10 +3601,10 @@
     <w:abstractNumId w:val="1"/>
   </w:num>
   <w:num w:numId="2" w16cid:durableId="1706758776">
-    <w:abstractNumId w:val="7"/>
+    <w:abstractNumId w:val="9"/>
   </w:num>
   <w:num w:numId="3" w16cid:durableId="1768455313">
-    <w:abstractNumId w:val="5"/>
+    <w:abstractNumId w:val="6"/>
   </w:num>
   <w:num w:numId="4" w16cid:durableId="823282871">
     <w:abstractNumId w:val="2"/>
@@ -2835,13 +3616,22 @@
     <w:abstractNumId w:val="3"/>
   </w:num>
   <w:num w:numId="7" w16cid:durableId="2062173635">
-    <w:abstractNumId w:val="6"/>
+    <w:abstractNumId w:val="8"/>
   </w:num>
   <w:num w:numId="8" w16cid:durableId="948776664">
-    <w:abstractNumId w:val="8"/>
+    <w:abstractNumId w:val="11"/>
   </w:num>
   <w:num w:numId="9" w16cid:durableId="508715461">
     <w:abstractNumId w:val="0"/>
+  </w:num>
+  <w:num w:numId="10" w16cid:durableId="1031691810">
+    <w:abstractNumId w:val="5"/>
+  </w:num>
+  <w:num w:numId="11" w16cid:durableId="303434263">
+    <w:abstractNumId w:val="7"/>
+  </w:num>
+  <w:num w:numId="12" w16cid:durableId="1246381784">
+    <w:abstractNumId w:val="10"/>
   </w:num>
 </w:numbering>
 </file>

--- a/public/resume.docx
+++ b/public/resume.docx
@@ -102,13 +102,13 @@
           <w:rFonts w:ascii="Times New Roman" w:hAnsi="Times New Roman" w:cs="Times New Roman"/>
         </w:rPr>
       </w:pPr>
-      <w:hyperlink r:id="rId8">
+      <w:hyperlink r:id="rId8" w:history="1">
         <w:r>
           <w:rPr>
             <w:rStyle w:val="Hyperlink"/>
             <w:rFonts w:ascii="Times New Roman" w:hAnsi="Times New Roman" w:cs="Times New Roman"/>
           </w:rPr>
-          <w:t>https://aloysiousleow-portfolio.vercel.app/</w:t>
+          <w:t>https://portfolio.aloylks.com/</w:t>
         </w:r>
       </w:hyperlink>
     </w:p>
@@ -382,14 +382,6 @@
     </w:p>
     <w:p>
       <w:pPr>
-        <w:ind w:left="720"/>
-        <w:rPr>
-          <w:rFonts w:ascii="Times New Roman" w:hAnsi="Times New Roman" w:cs="Times New Roman"/>
-        </w:rPr>
-      </w:pPr>
-    </w:p>
-    <w:p>
-      <w:pPr>
         <w:numPr>
           <w:ilvl w:val="0"/>
           <w:numId w:val="3"/>
@@ -439,13 +431,7 @@
         <w:rPr>
           <w:rFonts w:ascii="Times New Roman" w:hAnsi="Times New Roman" w:cs="Times New Roman"/>
         </w:rPr>
-        <w:t xml:space="preserve">| </w:t>
-      </w:r>
-      <w:r>
-        <w:rPr>
-          <w:rFonts w:ascii="Times New Roman" w:hAnsi="Times New Roman" w:cs="Times New Roman"/>
-        </w:rPr>
-        <w:t>Fastify</w:t>
+        <w:t>| Fastify</w:t>
       </w:r>
       <w:r>
         <w:rPr>
@@ -499,16 +485,16 @@
         <w:rPr>
           <w:rFonts w:ascii="Times New Roman" w:hAnsi="Times New Roman" w:cs="Times New Roman"/>
         </w:rPr>
-        <w:t xml:space="preserve"> | Vercel</w:t>
-      </w:r>
-    </w:p>
-    <w:p>
-      <w:pPr>
-        <w:ind w:left="1080"/>
-        <w:rPr>
-          <w:rFonts w:ascii="Times New Roman" w:hAnsi="Times New Roman" w:cs="Times New Roman"/>
-        </w:rPr>
-      </w:pPr>
+        <w:t xml:space="preserve"> | </w:t>
+      </w:r>
+      <w:proofErr w:type="spellStart"/>
+      <w:r>
+        <w:rPr>
+          <w:rFonts w:ascii="Times New Roman" w:hAnsi="Times New Roman" w:cs="Times New Roman"/>
+        </w:rPr>
+        <w:t>Vercel</w:t>
+      </w:r>
+      <w:proofErr w:type="spellEnd"/>
     </w:p>
     <w:p>
       <w:pPr>
@@ -640,25 +626,13 @@
         <w:rPr>
           <w:rFonts w:ascii="Times New Roman" w:hAnsi="Times New Roman" w:cs="Times New Roman"/>
         </w:rPr>
-        <w:t>Actively clearing technical debt and production tickets</w:t>
-      </w:r>
-      <w:r>
-        <w:rPr>
-          <w:rFonts w:ascii="Times New Roman" w:hAnsi="Times New Roman" w:cs="Times New Roman"/>
-        </w:rPr>
-        <w:t xml:space="preserve"> and </w:t>
-      </w:r>
-      <w:r>
-        <w:rPr>
-          <w:rFonts w:ascii="Times New Roman" w:hAnsi="Times New Roman" w:cs="Times New Roman"/>
-        </w:rPr>
-        <w:t>optimizing existing functionality</w:t>
-      </w:r>
-      <w:r>
-        <w:rPr>
-          <w:rFonts w:ascii="Times New Roman" w:hAnsi="Times New Roman" w:cs="Times New Roman"/>
-        </w:rPr>
-        <w:t>.</w:t>
+        <w:t>Create</w:t>
+      </w:r>
+      <w:r>
+        <w:rPr>
+          <w:rFonts w:ascii="Times New Roman" w:hAnsi="Times New Roman" w:cs="Times New Roman"/>
+        </w:rPr>
+        <w:t xml:space="preserve"> full observability across backend services. </w:t>
       </w:r>
     </w:p>
     <w:p>
@@ -677,19 +651,7 @@
         <w:rPr>
           <w:rFonts w:ascii="Times New Roman" w:hAnsi="Times New Roman" w:cs="Times New Roman"/>
         </w:rPr>
-        <w:t>Create</w:t>
-      </w:r>
-      <w:r>
-        <w:rPr>
-          <w:rFonts w:ascii="Times New Roman" w:hAnsi="Times New Roman" w:cs="Times New Roman"/>
-        </w:rPr>
-        <w:t xml:space="preserve"> full observability across backend services.</w:t>
-      </w:r>
-      <w:r>
-        <w:rPr>
-          <w:rFonts w:ascii="Times New Roman" w:hAnsi="Times New Roman" w:cs="Times New Roman"/>
-        </w:rPr>
-        <w:t xml:space="preserve"> </w:t>
+        <w:t xml:space="preserve">Managing vulnerability remediation, dependency upgrades, and security patching to keep the platform compliant and secure. </w:t>
       </w:r>
     </w:p>
     <w:p>
@@ -700,21 +662,32 @@
         </w:numPr>
         <w:rPr>
           <w:rFonts w:ascii="Times New Roman" w:hAnsi="Times New Roman" w:cs="Times New Roman"/>
-          <w:b/>
-          <w:bCs/>
-        </w:rPr>
-      </w:pPr>
-      <w:r>
-        <w:rPr>
-          <w:rFonts w:ascii="Times New Roman" w:hAnsi="Times New Roman" w:cs="Times New Roman"/>
-        </w:rPr>
-        <w:t>Managing vulnerability remediation, dependency upgrades, and security patching to keep the platform compliant and secure.</w:t>
-      </w:r>
-      <w:r>
-        <w:rPr>
-          <w:rFonts w:ascii="Times New Roman" w:hAnsi="Times New Roman" w:cs="Times New Roman"/>
-        </w:rPr>
-        <w:t xml:space="preserve"> </w:t>
+        </w:rPr>
+      </w:pPr>
+      <w:r>
+        <w:rPr>
+          <w:rFonts w:ascii="Times New Roman" w:hAnsi="Times New Roman" w:cs="Times New Roman"/>
+        </w:rPr>
+        <w:t xml:space="preserve">Writing comprehensive system documentation covering architecture, workflows, integrations, and operational procedures. </w:t>
+      </w:r>
+    </w:p>
+    <w:p>
+      <w:pPr>
+        <w:numPr>
+          <w:ilvl w:val="1"/>
+          <w:numId w:val="10"/>
+        </w:numPr>
+        <w:rPr>
+          <w:rFonts w:ascii="Times New Roman" w:hAnsi="Times New Roman" w:cs="Times New Roman"/>
+          <w:b/>
+          <w:bCs/>
+        </w:rPr>
+      </w:pPr>
+      <w:r>
+        <w:rPr>
+          <w:rFonts w:ascii="Times New Roman" w:hAnsi="Times New Roman" w:cs="Times New Roman"/>
+        </w:rPr>
+        <w:t>Training Management System as a Saas</w:t>
       </w:r>
     </w:p>
     <w:p>
@@ -731,13 +704,7 @@
         <w:rPr>
           <w:rFonts w:ascii="Times New Roman" w:hAnsi="Times New Roman" w:cs="Times New Roman"/>
         </w:rPr>
-        <w:t>Writing comprehensive system documentation covering architecture, workflows, integrations, and operational procedures.</w:t>
-      </w:r>
-      <w:r>
-        <w:rPr>
-          <w:rFonts w:ascii="Times New Roman" w:hAnsi="Times New Roman" w:cs="Times New Roman"/>
-        </w:rPr>
-        <w:t xml:space="preserve"> </w:t>
+        <w:t>Developing a more flexible, scalable SaaS version of the core system to support multiple tenders and varying client requirements.</w:t>
       </w:r>
     </w:p>
     <w:p>
@@ -748,15 +715,13 @@
         </w:numPr>
         <w:rPr>
           <w:rFonts w:ascii="Times New Roman" w:hAnsi="Times New Roman" w:cs="Times New Roman"/>
-          <w:b/>
-          <w:bCs/>
-        </w:rPr>
-      </w:pPr>
-      <w:r>
-        <w:rPr>
-          <w:rFonts w:ascii="Times New Roman" w:hAnsi="Times New Roman" w:cs="Times New Roman"/>
-        </w:rPr>
-        <w:t xml:space="preserve">Web Application </w:t>
+        </w:rPr>
+      </w:pPr>
+      <w:r>
+        <w:rPr>
+          <w:rFonts w:ascii="Times New Roman" w:hAnsi="Times New Roman" w:cs="Times New Roman"/>
+        </w:rPr>
+        <w:t>ISO Audits</w:t>
       </w:r>
     </w:p>
     <w:p>
@@ -767,61 +732,38 @@
         </w:numPr>
         <w:rPr>
           <w:rFonts w:ascii="Times New Roman" w:hAnsi="Times New Roman" w:cs="Times New Roman"/>
-          <w:b/>
-          <w:bCs/>
-        </w:rPr>
-      </w:pPr>
-      <w:r>
-        <w:rPr>
-          <w:rFonts w:ascii="Times New Roman" w:hAnsi="Times New Roman" w:cs="Times New Roman"/>
-        </w:rPr>
-        <w:t>Maintain a CMS application using Sitefinity</w:t>
-      </w:r>
-    </w:p>
-    <w:p>
-      <w:pPr>
-        <w:numPr>
-          <w:ilvl w:val="1"/>
-          <w:numId w:val="10"/>
-        </w:numPr>
-        <w:rPr>
-          <w:rFonts w:ascii="Times New Roman" w:hAnsi="Times New Roman" w:cs="Times New Roman"/>
-          <w:b/>
-          <w:bCs/>
-        </w:rPr>
-      </w:pPr>
-      <w:r>
-        <w:rPr>
-          <w:rFonts w:ascii="Times New Roman" w:hAnsi="Times New Roman" w:cs="Times New Roman"/>
-        </w:rPr>
-        <w:t>Training Management System as a Saas</w:t>
-      </w:r>
-    </w:p>
-    <w:p>
-      <w:pPr>
-        <w:numPr>
-          <w:ilvl w:val="2"/>
-          <w:numId w:val="10"/>
-        </w:numPr>
-        <w:rPr>
-          <w:rFonts w:ascii="Times New Roman" w:hAnsi="Times New Roman" w:cs="Times New Roman"/>
-        </w:rPr>
-      </w:pPr>
-      <w:r>
-        <w:rPr>
-          <w:rFonts w:ascii="Times New Roman" w:hAnsi="Times New Roman" w:cs="Times New Roman"/>
-        </w:rPr>
-        <w:t>Developing a more flexible, scalable SaaS version of the core system to support multiple tenders and varying client requirements.</w:t>
-      </w:r>
-    </w:p>
-    <w:p>
-      <w:pPr>
-        <w:rPr>
-          <w:rFonts w:ascii="Times New Roman" w:hAnsi="Times New Roman" w:cs="Times New Roman"/>
-          <w:b/>
-          <w:bCs/>
-        </w:rPr>
-      </w:pPr>
+        </w:rPr>
+      </w:pPr>
+      <w:r>
+        <w:rPr>
+          <w:rFonts w:ascii="Times New Roman" w:hAnsi="Times New Roman" w:cs="Times New Roman"/>
+        </w:rPr>
+        <w:t xml:space="preserve">Supported internal and external audit processes </w:t>
+      </w:r>
+      <w:r>
+        <w:rPr>
+          <w:rFonts w:ascii="Times New Roman" w:hAnsi="Times New Roman" w:cs="Times New Roman"/>
+        </w:rPr>
+        <w:t xml:space="preserve">while </w:t>
+      </w:r>
+      <w:r>
+        <w:rPr>
+          <w:rFonts w:ascii="Times New Roman" w:hAnsi="Times New Roman" w:cs="Times New Roman"/>
+        </w:rPr>
+        <w:t xml:space="preserve">participating in auditor interviews during the </w:t>
+      </w:r>
+      <w:r>
+        <w:rPr>
+          <w:rFonts w:ascii="Times New Roman" w:hAnsi="Times New Roman" w:cs="Times New Roman"/>
+        </w:rPr>
+        <w:t>company</w:t>
+      </w:r>
+      <w:r>
+        <w:rPr>
+          <w:rFonts w:ascii="Times New Roman" w:hAnsi="Times New Roman" w:cs="Times New Roman"/>
+        </w:rPr>
+        <w:t xml:space="preserve"> ISO 27001 audit and successful ISO 27018 certification.</w:t>
+      </w:r>
     </w:p>
     <w:p>
       <w:pPr>
@@ -945,49 +887,12 @@
           <w:bCs/>
         </w:rPr>
       </w:pPr>
-    </w:p>
-    <w:p>
-      <w:pPr>
-        <w:rPr>
-          <w:rFonts w:ascii="Times New Roman" w:hAnsi="Times New Roman" w:cs="Times New Roman"/>
-          <w:b/>
-          <w:bCs/>
-        </w:rPr>
-      </w:pPr>
-    </w:p>
-    <w:p>
-      <w:pPr>
-        <w:rPr>
-          <w:rFonts w:ascii="Times New Roman" w:hAnsi="Times New Roman" w:cs="Times New Roman"/>
-          <w:b/>
-          <w:bCs/>
-        </w:rPr>
-      </w:pPr>
-    </w:p>
-    <w:p>
-      <w:pPr>
-        <w:rPr>
-          <w:rFonts w:ascii="Times New Roman" w:hAnsi="Times New Roman" w:cs="Times New Roman"/>
-          <w:b/>
-          <w:bCs/>
-        </w:rPr>
-      </w:pPr>
-    </w:p>
-    <w:p>
-      <w:pPr>
-        <w:rPr>
-          <w:rFonts w:ascii="Times New Roman" w:hAnsi="Times New Roman" w:cs="Times New Roman"/>
-          <w:b/>
-          <w:bCs/>
-        </w:rPr>
-      </w:pPr>
-      <w:r>
-        <w:rPr>
-          <w:rFonts w:ascii="Times New Roman" w:hAnsi="Times New Roman" w:cs="Times New Roman"/>
-          <w:b/>
-          <w:bCs/>
-        </w:rPr>
-        <w:lastRenderedPageBreak/>
+      <w:r>
+        <w:rPr>
+          <w:rFonts w:ascii="Times New Roman" w:hAnsi="Times New Roman" w:cs="Times New Roman"/>
+          <w:b/>
+          <w:bCs/>
+        </w:rPr>
         <w:t xml:space="preserve">Great Eastern Life </w:t>
       </w:r>
     </w:p>
@@ -1025,263 +930,22 @@
       <w:pPr>
         <w:rPr>
           <w:rFonts w:ascii="Times New Roman" w:hAnsi="Times New Roman" w:cs="Times New Roman"/>
-          <w:b/>
-          <w:bCs/>
+        </w:rPr>
+      </w:pPr>
+    </w:p>
+    <w:p>
+      <w:pPr>
+        <w:rPr>
+          <w:rFonts w:ascii="Times New Roman" w:hAnsi="Times New Roman" w:cs="Times New Roman"/>
           <w:u w:val="single"/>
         </w:rPr>
       </w:pPr>
-    </w:p>
-    <w:p>
-      <w:pPr>
+      <w:r>
         <w:rPr>
           <w:rFonts w:ascii="Times New Roman" w:hAnsi="Times New Roman" w:cs="Times New Roman"/>
           <w:b/>
           <w:bCs/>
           <w:u w:val="single"/>
-        </w:rPr>
-      </w:pPr>
-    </w:p>
-    <w:p>
-      <w:pPr>
-        <w:rPr>
-          <w:rFonts w:ascii="Times New Roman" w:hAnsi="Times New Roman" w:cs="Times New Roman"/>
-          <w:b/>
-          <w:bCs/>
-          <w:u w:val="single"/>
-        </w:rPr>
-      </w:pPr>
-      <w:r>
-        <w:rPr>
-          <w:rFonts w:ascii="Times New Roman" w:hAnsi="Times New Roman" w:cs="Times New Roman"/>
-          <w:b/>
-          <w:bCs/>
-          <w:u w:val="single"/>
-        </w:rPr>
-        <w:t>Skills</w:t>
-      </w:r>
-    </w:p>
-    <w:p>
-      <w:pPr>
-        <w:rPr>
-          <w:rFonts w:ascii="Times New Roman" w:hAnsi="Times New Roman" w:cs="Times New Roman"/>
-          <w:b/>
-          <w:bCs/>
-          <w:u w:val="single"/>
-        </w:rPr>
-      </w:pPr>
-    </w:p>
-    <w:p>
-      <w:pPr>
-        <w:rPr>
-          <w:rFonts w:ascii="Times New Roman" w:hAnsi="Times New Roman" w:cs="Times New Roman"/>
-          <w:b/>
-          <w:bCs/>
-        </w:rPr>
-      </w:pPr>
-      <w:r>
-        <w:rPr>
-          <w:rFonts w:ascii="Times New Roman" w:hAnsi="Times New Roman" w:cs="Times New Roman"/>
-          <w:b/>
-          <w:bCs/>
-        </w:rPr>
-        <w:t>Technical skills (</w:t>
-      </w:r>
-      <w:r>
-        <w:rPr>
-          <w:rFonts w:ascii="Times New Roman" w:hAnsi="Times New Roman" w:cs="Times New Roman"/>
-        </w:rPr>
-        <w:t>With experience</w:t>
-      </w:r>
-      <w:r>
-        <w:rPr>
-          <w:rFonts w:ascii="Times New Roman" w:hAnsi="Times New Roman" w:cs="Times New Roman"/>
-          <w:b/>
-          <w:bCs/>
-        </w:rPr>
-        <w:t>)</w:t>
-      </w:r>
-    </w:p>
-    <w:p>
-      <w:pPr>
-        <w:numPr>
-          <w:ilvl w:val="0"/>
-          <w:numId w:val="1"/>
-        </w:numPr>
-        <w:rPr>
-          <w:rFonts w:ascii="Times New Roman" w:hAnsi="Times New Roman" w:cs="Times New Roman"/>
-        </w:rPr>
-      </w:pPr>
-      <w:r>
-        <w:rPr>
-          <w:rFonts w:ascii="Times New Roman" w:hAnsi="Times New Roman" w:cs="Times New Roman"/>
-        </w:rPr>
-        <w:t>Programming Languages –</w:t>
-      </w:r>
-      <w:r>
-        <w:rPr>
-          <w:rFonts w:ascii="Times New Roman" w:hAnsi="Times New Roman" w:cs="Times New Roman"/>
-        </w:rPr>
-        <w:t xml:space="preserve"> </w:t>
-      </w:r>
-      <w:r>
-        <w:rPr>
-          <w:rFonts w:ascii="Times New Roman" w:hAnsi="Times New Roman" w:cs="Times New Roman"/>
-        </w:rPr>
-        <w:t>TypeScript</w:t>
-      </w:r>
-      <w:r>
-        <w:rPr>
-          <w:rFonts w:ascii="Times New Roman" w:hAnsi="Times New Roman" w:cs="Times New Roman"/>
-        </w:rPr>
-        <w:t xml:space="preserve"> | JavaScript</w:t>
-      </w:r>
-      <w:r>
-        <w:rPr>
-          <w:rFonts w:ascii="Times New Roman" w:hAnsi="Times New Roman" w:cs="Times New Roman"/>
-        </w:rPr>
-        <w:t xml:space="preserve"> | SQL | HTML5 | CSS</w:t>
-      </w:r>
-      <w:r>
-        <w:rPr>
-          <w:rFonts w:ascii="Times New Roman" w:hAnsi="Times New Roman" w:cs="Times New Roman"/>
-        </w:rPr>
-        <w:t xml:space="preserve"> | .NET</w:t>
-      </w:r>
-    </w:p>
-    <w:p>
-      <w:pPr>
-        <w:numPr>
-          <w:ilvl w:val="0"/>
-          <w:numId w:val="1"/>
-        </w:numPr>
-        <w:rPr>
-          <w:rFonts w:ascii="Times New Roman" w:hAnsi="Times New Roman" w:cs="Times New Roman"/>
-        </w:rPr>
-      </w:pPr>
-      <w:r>
-        <w:rPr>
-          <w:rFonts w:ascii="Times New Roman" w:hAnsi="Times New Roman" w:cs="Times New Roman"/>
-        </w:rPr>
-        <w:t>Frameworks –</w:t>
-      </w:r>
-      <w:r>
-        <w:rPr>
-          <w:rFonts w:ascii="Times New Roman" w:hAnsi="Times New Roman" w:cs="Times New Roman"/>
-        </w:rPr>
-        <w:t xml:space="preserve"> </w:t>
-      </w:r>
-      <w:r>
-        <w:rPr>
-          <w:rFonts w:ascii="Times New Roman" w:hAnsi="Times New Roman" w:cs="Times New Roman"/>
-        </w:rPr>
-        <w:t xml:space="preserve">Fastify | </w:t>
-      </w:r>
-      <w:r>
-        <w:rPr>
-          <w:rFonts w:ascii="Times New Roman" w:hAnsi="Times New Roman" w:cs="Times New Roman"/>
-        </w:rPr>
-        <w:t>NextJS |</w:t>
-      </w:r>
-    </w:p>
-    <w:p>
-      <w:pPr>
-        <w:numPr>
-          <w:ilvl w:val="0"/>
-          <w:numId w:val="1"/>
-        </w:numPr>
-        <w:rPr>
-          <w:rFonts w:ascii="Times New Roman" w:hAnsi="Times New Roman" w:cs="Times New Roman"/>
-        </w:rPr>
-      </w:pPr>
-      <w:r>
-        <w:rPr>
-          <w:rFonts w:ascii="Times New Roman" w:hAnsi="Times New Roman" w:cs="Times New Roman"/>
-        </w:rPr>
-        <w:t>Database – PostgreSQL</w:t>
-      </w:r>
-    </w:p>
-    <w:p>
-      <w:pPr>
-        <w:numPr>
-          <w:ilvl w:val="0"/>
-          <w:numId w:val="1"/>
-        </w:numPr>
-        <w:rPr>
-          <w:rFonts w:ascii="Times New Roman" w:hAnsi="Times New Roman" w:cs="Times New Roman"/>
-        </w:rPr>
-      </w:pPr>
-      <w:r>
-        <w:rPr>
-          <w:rFonts w:ascii="Times New Roman" w:hAnsi="Times New Roman" w:cs="Times New Roman"/>
-        </w:rPr>
-        <w:t xml:space="preserve">Cloud Platforms and Storage – Azure </w:t>
-      </w:r>
-      <w:r>
-        <w:rPr>
-          <w:rFonts w:ascii="Times New Roman" w:hAnsi="Times New Roman" w:cs="Times New Roman"/>
-        </w:rPr>
-        <w:t>| AWS</w:t>
-      </w:r>
-    </w:p>
-    <w:p>
-      <w:pPr>
-        <w:numPr>
-          <w:ilvl w:val="0"/>
-          <w:numId w:val="1"/>
-        </w:numPr>
-        <w:rPr>
-          <w:rFonts w:ascii="Times New Roman" w:hAnsi="Times New Roman" w:cs="Times New Roman"/>
-        </w:rPr>
-      </w:pPr>
-      <w:r>
-        <w:rPr>
-          <w:rFonts w:ascii="Times New Roman" w:hAnsi="Times New Roman" w:cs="Times New Roman"/>
-        </w:rPr>
-        <w:t xml:space="preserve">DevOps – Git | GitHub | Docker | K6 | SSH | PM2 | Vercel </w:t>
-      </w:r>
-    </w:p>
-    <w:p>
-      <w:pPr>
-        <w:numPr>
-          <w:ilvl w:val="0"/>
-          <w:numId w:val="1"/>
-        </w:numPr>
-        <w:rPr>
-          <w:rFonts w:ascii="Times New Roman" w:hAnsi="Times New Roman" w:cs="Times New Roman"/>
-        </w:rPr>
-      </w:pPr>
-      <w:r>
-        <w:rPr>
-          <w:rFonts w:ascii="Times New Roman" w:hAnsi="Times New Roman" w:cs="Times New Roman"/>
-        </w:rPr>
-        <w:t>UI/UX Design – Figma</w:t>
-      </w:r>
-    </w:p>
-    <w:p>
-      <w:pPr>
-        <w:rPr>
-          <w:rFonts w:ascii="Times New Roman" w:hAnsi="Times New Roman" w:cs="Times New Roman"/>
-        </w:rPr>
-      </w:pPr>
-    </w:p>
-    <w:p>
-      <w:pPr>
-        <w:rPr>
-          <w:rFonts w:ascii="Times New Roman" w:hAnsi="Times New Roman" w:cs="Times New Roman"/>
-        </w:rPr>
-      </w:pPr>
-    </w:p>
-    <w:p>
-      <w:pPr>
-        <w:rPr>
-          <w:rFonts w:ascii="Times New Roman" w:hAnsi="Times New Roman" w:cs="Times New Roman"/>
-        </w:rPr>
-      </w:pPr>
-      <w:r>
-        <w:rPr>
-          <w:rFonts w:ascii="Times New Roman" w:hAnsi="Times New Roman" w:cs="Times New Roman"/>
-          <w:b/>
-          <w:bCs/>
         </w:rPr>
         <w:t>Soft skills</w:t>
       </w:r>
@@ -1377,6 +1041,7 @@
           <w:bCs/>
           <w:u w:val="single"/>
         </w:rPr>
+        <w:lastRenderedPageBreak/>
         <w:t xml:space="preserve">Recent </w:t>
       </w:r>
       <w:r>
@@ -1926,11 +1591,11 @@
       </w:pPr>
     </w:p>
     <w:sectPr>
-      <w:pgSz w:w="12240" w:h="15840"/>
-      <w:pgMar w:top="432" w:right="432" w:bottom="432" w:left="432" w:header="0" w:footer="0" w:gutter="0"/>
+      <w:pgSz w:w="11906" w:h="16838" w:code="9"/>
+      <w:pgMar w:top="215" w:right="215" w:bottom="215" w:left="215" w:header="0" w:footer="0" w:gutter="0"/>
       <w:cols w:space="720"/>
       <w:formProt w:val="0"/>
-      <w:docGrid w:linePitch="100"/>
+      <w:docGrid w:linePitch="326"/>
     </w:sectPr>
   </w:body>
 </w:document>
@@ -4039,6 +3704,7 @@
   <w:style w:type="character" w:default="1" w:styleId="DefaultParagraphFont">
     <w:name w:val="Default Paragraph Font"/>
     <w:uiPriority w:val="1"/>
+    <w:semiHidden/>
     <w:unhideWhenUsed/>
   </w:style>
   <w:style w:type="table" w:default="1" w:styleId="TableNormal">
@@ -4135,6 +3801,18 @@
     <w:pPr>
       <w:suppressLineNumbers/>
     </w:pPr>
+  </w:style>
+  <w:style w:type="character" w:styleId="FollowedHyperlink">
+    <w:name w:val="FollowedHyperlink"/>
+    <w:basedOn w:val="DefaultParagraphFont"/>
+    <w:uiPriority w:val="99"/>
+    <w:semiHidden/>
+    <w:unhideWhenUsed/>
+    <w:rsid w:val="003C51F2"/>
+    <w:rPr>
+      <w:color w:val="551A8B" w:themeColor="followedHyperlink"/>
+      <w:u w:val="single"/>
+    </w:rPr>
   </w:style>
 </w:styles>
 </file>

--- a/public/resume.docx
+++ b/public/resume.docx
@@ -263,19 +263,7 @@
         <w:rPr>
           <w:rFonts w:ascii="Times New Roman" w:hAnsi="Times New Roman" w:cs="Times New Roman"/>
         </w:rPr>
-        <w:t xml:space="preserve">Developer                                                                                                             </w:t>
-      </w:r>
-      <w:r>
-        <w:rPr>
-          <w:rFonts w:ascii="Times New Roman" w:hAnsi="Times New Roman" w:cs="Times New Roman"/>
-        </w:rPr>
-        <w:t xml:space="preserve"> </w:t>
-      </w:r>
-      <w:r>
-        <w:rPr>
-          <w:rFonts w:ascii="Times New Roman" w:hAnsi="Times New Roman" w:cs="Times New Roman"/>
-        </w:rPr>
-        <w:t xml:space="preserve">              Apr 2025 – Present</w:t>
+        <w:t>Developer                                                                                                             Apr 2025 – Present</w:t>
       </w:r>
     </w:p>
     <w:p>
@@ -809,7 +797,7 @@
         <w:rPr>
           <w:rFonts w:ascii="Times New Roman" w:hAnsi="Times New Roman" w:cs="Times New Roman"/>
         </w:rPr>
-        <w:t>Freelance Web Developer                                                                                                                Nov 2024 – Dec 2024</w:t>
+        <w:t>Freelance Web Developer                                                                                                 Nov 2024 – Dec 2024</w:t>
       </w:r>
     </w:p>
     <w:p>
@@ -906,8 +894,15 @@
         <w:rPr>
           <w:rFonts w:ascii="Times New Roman" w:hAnsi="Times New Roman" w:cs="Times New Roman"/>
         </w:rPr>
-        <w:t>Financial Planner                                                                                                                                Jan 2015 – Jun 2024</w:t>
-      </w:r>
+        <w:t>Financial Planner                                                                                                                 Jan 2015 – Jun 2024</w:t>
+      </w:r>
+    </w:p>
+    <w:p>
+      <w:pPr>
+        <w:rPr>
+          <w:rFonts w:ascii="Times New Roman" w:hAnsi="Times New Roman" w:cs="Times New Roman"/>
+        </w:rPr>
+      </w:pPr>
     </w:p>
     <w:p>
       <w:pPr>
@@ -928,6 +923,7 @@
     </w:p>
     <w:p>
       <w:pPr>
+        <w:ind w:left="720"/>
         <w:rPr>
           <w:rFonts w:ascii="Times New Roman" w:hAnsi="Times New Roman" w:cs="Times New Roman"/>
         </w:rPr>
@@ -947,6 +943,7 @@
           <w:bCs/>
           <w:u w:val="single"/>
         </w:rPr>
+        <w:lastRenderedPageBreak/>
         <w:t>Soft skills</w:t>
       </w:r>
     </w:p>
@@ -1041,7 +1038,6 @@
           <w:bCs/>
           <w:u w:val="single"/>
         </w:rPr>
-        <w:lastRenderedPageBreak/>
         <w:t xml:space="preserve">Recent </w:t>
       </w:r>
       <w:r>
@@ -1428,7 +1424,31 @@
         <w:rPr>
           <w:rFonts w:ascii="Times New Roman" w:hAnsi="Times New Roman" w:cs="Times New Roman"/>
         </w:rPr>
-        <w:t xml:space="preserve"> Bootcamp Certification                                                       2024</w:t>
+        <w:t xml:space="preserve"> Bootcamp Certification  </w:t>
+      </w:r>
+      <w:r>
+        <w:rPr>
+          <w:rFonts w:ascii="Times New Roman" w:hAnsi="Times New Roman" w:cs="Times New Roman"/>
+        </w:rPr>
+        <w:t xml:space="preserve"> </w:t>
+      </w:r>
+      <w:r>
+        <w:rPr>
+          <w:rFonts w:ascii="Times New Roman" w:hAnsi="Times New Roman" w:cs="Times New Roman"/>
+        </w:rPr>
+        <w:t xml:space="preserve">                                    </w:t>
+      </w:r>
+      <w:r>
+        <w:rPr>
+          <w:rFonts w:ascii="Times New Roman" w:hAnsi="Times New Roman" w:cs="Times New Roman"/>
+        </w:rPr>
+        <w:t xml:space="preserve"> </w:t>
+      </w:r>
+      <w:r>
+        <w:rPr>
+          <w:rFonts w:ascii="Times New Roman" w:hAnsi="Times New Roman" w:cs="Times New Roman"/>
+        </w:rPr>
+        <w:t>2024</w:t>
       </w:r>
     </w:p>
     <w:p>
@@ -1462,7 +1482,31 @@
         <w:rPr>
           <w:rFonts w:ascii="Times New Roman" w:hAnsi="Times New Roman" w:cs="Times New Roman"/>
         </w:rPr>
-        <w:t xml:space="preserve"> Professional Certification                                                                                                      2024</w:t>
+        <w:t xml:space="preserve"> Professional Certification         </w:t>
+      </w:r>
+      <w:r>
+        <w:rPr>
+          <w:rFonts w:ascii="Times New Roman" w:hAnsi="Times New Roman" w:cs="Times New Roman"/>
+        </w:rPr>
+        <w:t xml:space="preserve">               </w:t>
+      </w:r>
+      <w:r>
+        <w:rPr>
+          <w:rFonts w:ascii="Times New Roman" w:hAnsi="Times New Roman" w:cs="Times New Roman"/>
+        </w:rPr>
+        <w:t xml:space="preserve">                                                              </w:t>
+      </w:r>
+      <w:r>
+        <w:rPr>
+          <w:rFonts w:ascii="Times New Roman" w:hAnsi="Times New Roman" w:cs="Times New Roman"/>
+        </w:rPr>
+        <w:t xml:space="preserve">  </w:t>
+      </w:r>
+      <w:r>
+        <w:rPr>
+          <w:rFonts w:ascii="Times New Roman" w:hAnsi="Times New Roman" w:cs="Times New Roman"/>
+        </w:rPr>
+        <w:t>2024</w:t>
       </w:r>
     </w:p>
     <w:p>
@@ -1592,7 +1636,7 @@
     </w:p>
     <w:sectPr>
       <w:pgSz w:w="11906" w:h="16838" w:code="9"/>
-      <w:pgMar w:top="215" w:right="215" w:bottom="215" w:left="215" w:header="0" w:footer="0" w:gutter="0"/>
+      <w:pgMar w:top="720" w:right="720" w:bottom="720" w:left="720" w:header="0" w:footer="0" w:gutter="0"/>
       <w:cols w:space="720"/>
       <w:formProt w:val="0"/>
       <w:docGrid w:linePitch="326"/>
@@ -3814,6 +3858,21 @@
       <w:u w:val="single"/>
     </w:rPr>
   </w:style>
+  <w:style w:type="paragraph" w:styleId="ListParagraph">
+    <w:name w:val="List Paragraph"/>
+    <w:basedOn w:val="Normal"/>
+    <w:uiPriority w:val="34"/>
+    <w:qFormat/>
+    <w:rsid w:val="00BB1C40"/>
+    <w:pPr>
+      <w:ind w:left="720"/>
+      <w:contextualSpacing/>
+    </w:pPr>
+    <w:rPr>
+      <w:rFonts w:cs="Mangal"/>
+      <w:szCs w:val="21"/>
+    </w:rPr>
+  </w:style>
 </w:styles>
 </file>
 
